--- a/Законы/Законопроекты/ACT. 002 — Развёрнутая редакция для чтения.docx
+++ b/Законы/Законопроекты/ACT. 002 — Развёрнутая редакция для чтения.docx
@@ -6549,7 +6549,7 @@
           <w:sz w:val="20"/>
           <w:u w:val="none"/>
         </w:rPr>
-        <w:t>ч. 5. Не допускается задержание сотрудника, осуществляющего задержание другого лица либо иные неотложные процессуальные действия, до их завершения, за исключением случаев, предусмотренных пунктами «а» и «в» части 4 настоящей статьи, а также по решению прокурора, являющегося субъектом данного задержания.</w:t>
+        <w:t>Примечание: При задержании государственного служащего, адвоката или члена Сената на основании ордера или вступившего в законную силу судебного акта вызов сотрудника ОГП не требуется, если прямое указание на участие прокурора не содержится в самом ордере или судебном акте; в этом случае вызывается исключительно руководство указанного лица для прекращения трудовых отношений (лишения статуса).</w:t>
       </w:r>
     </w:p>
     <w:p>
@@ -6568,37 +6568,7 @@
           <w:sz w:val="20"/>
           <w:u w:val="none"/>
         </w:rPr>
-        <w:t>ч. 6. Задержание лица, обладающего статусом неприкосновенности, производится с соблюдением закона «Об обеспечении неприкосновенности государственных служащих штата San-Andreas» и закона «О системе ордеров штата San-Andreas».</w:t>
-      </w:r>
-    </w:p>
-    <w:p>
-      <w:pPr>
-        <w:spacing w:after="40"/>
-      </w:pPr>
-      <w:r>
-        <w:rPr>
-          <w:b w:val="0"/>
-          <w:i w:val="0"/>
-          <w:u w:val="none"/>
-        </w:rPr>
-        <w:t xml:space="preserve">б) По прибытии в правоохранительный орган о факте задержания лица, обладающего статусом неприкосновенности, любым доступным способом должны быть уведомлены лица, которые уполномочены на выдачу ордеров SI и AS в отношении задержанного лица в соответствии со </w:t>
-      </w:r>
-      <w:r>
-        <w:rPr>
-          <w:b w:val="0"/>
-          <w:i w:val="0"/>
-          <w:color w:val="1F3A93"/>
-          <w:u w:val="single"/>
-        </w:rPr>
-        <w:t>статьями 6 и 7 закона «О системе ордеров штата San-Andreas»</w:t>
-      </w:r>
-      <w:r>
-        <w:rPr>
-          <w:b w:val="0"/>
-          <w:i w:val="0"/>
-          <w:u w:val="none"/>
-        </w:rPr>
-        <w:t>;</w:t>
+        <w:t>ч. 5. Не допускается задержание сотрудника, осуществляющего задержание другого лица либо иные неотложные процессуальные действия, до их завершения, за исключением случаев, предусмотренных пунктами «а» и «в» части 4 настоящей статьи, а также по решению прокурора, являющегося субъектом данного задержания.</w:t>
       </w:r>
     </w:p>
     <w:p>
@@ -6612,23 +6582,42 @@
       </w:pPr>
       <w:r>
         <w:rPr>
-          <w:b/>
-          <w:i/>
-          <w:color w:val="404040"/>
-          <w:sz w:val="20"/>
-          <w:u w:val="none"/>
-        </w:rPr>
-        <w:t>▸ Ссылка «статьями 6 и 7 закона «О системе ордеров штата San-Andreas»» → ст. 6 — Закон «О системе ордеров штата San-Andreas» (172.txt), в редакции настоящего законопроекта (ACT. 002)</w:t>
-      </w:r>
-      <w:r>
-        <w:rPr>
-          <w:b/>
-          <w:i/>
-          <w:color w:val="404040"/>
-          <w:sz w:val="20"/>
-          <w:u w:val="none"/>
-        </w:rPr>
-        <w:t>:</w:t>
+          <w:b w:val="0"/>
+          <w:i w:val="0"/>
+          <w:sz w:val="20"/>
+          <w:u w:val="none"/>
+        </w:rPr>
+        <w:t>ч. 6. Задержание лица, обладающего статусом неприкосновенности, производится с соблюдением закона «Об обеспечении неприкосновенности государственных служащих штата San-Andreas» и закона «О системе ордеров штата San-Andreas».</w:t>
+      </w:r>
+    </w:p>
+    <w:p>
+      <w:pPr>
+        <w:spacing w:after="40"/>
+      </w:pPr>
+      <w:r>
+        <w:rPr>
+          <w:b w:val="0"/>
+          <w:i w:val="0"/>
+          <w:u w:val="none"/>
+        </w:rPr>
+        <w:t xml:space="preserve">б) По прибытии в правоохранительный орган о факте задержания лица, обладающего статусом неприкосновенности, любым доступным способом должны быть уведомлены лица, которые уполномочены на выдачу ордеров SI и AS в отношении задержанного лица в соответствии со </w:t>
+      </w:r>
+      <w:r>
+        <w:rPr>
+          <w:b w:val="0"/>
+          <w:i w:val="0"/>
+          <w:color w:val="1F3A93"/>
+          <w:u w:val="single"/>
+        </w:rPr>
+        <w:t>статьями 6 и 7 закона «О системе ордеров штата San-Andreas»</w:t>
+      </w:r>
+      <w:r>
+        <w:rPr>
+          <w:b w:val="0"/>
+          <w:i w:val="0"/>
+          <w:u w:val="none"/>
+        </w:rPr>
+        <w:t>;</w:t>
       </w:r>
     </w:p>
     <w:p>
@@ -6642,12 +6631,23 @@
       </w:pPr>
       <w:r>
         <w:rPr>
-          <w:b w:val="0"/>
-          <w:i w:val="0"/>
-          <w:sz w:val="20"/>
-          <w:u w:val="none"/>
-        </w:rPr>
-        <w:t>Статья 6. Виды ордеров и лица, уполномоченные на их авторизацию.</w:t>
+          <w:b/>
+          <w:i/>
+          <w:color w:val="404040"/>
+          <w:sz w:val="20"/>
+          <w:u w:val="none"/>
+        </w:rPr>
+        <w:t>▸ Ссылка «статьями 6 и 7 закона «О системе ордеров штата San-Andreas»» → ст. 6 — Закон «О системе ордеров штата San-Andreas» (172.txt), в редакции настоящего законопроекта (ACT. 002)</w:t>
+      </w:r>
+      <w:r>
+        <w:rPr>
+          <w:b/>
+          <w:i/>
+          <w:color w:val="404040"/>
+          <w:sz w:val="20"/>
+          <w:u w:val="none"/>
+        </w:rPr>
+        <w:t>:</w:t>
       </w:r>
     </w:p>
     <w:p>
@@ -6666,7 +6666,7 @@
           <w:sz w:val="20"/>
           <w:u w:val="none"/>
         </w:rPr>
-        <w:t>ч. 1 Ордер Access to Raid</w:t>
+        <w:t>Статья 6. Виды ордеров и лица, уполномоченные на их авторизацию.</w:t>
       </w:r>
     </w:p>
     <w:p>
@@ -6685,7 +6685,7 @@
           <w:sz w:val="20"/>
           <w:u w:val="none"/>
         </w:rPr>
-        <w:t>а) Access to Raid (далее AR) - ордер предписывает провести рейдовое мероприятие, в т. ч. оцепить территорию, указанную в ордере, задержание и обыск лиц и объектов (в том числе жилых и нежилых помещений), находящихся на территории рейда и в близлежащей местности, радиус которой определяется правоприменителем, авторизующим ордер, а также выемку и изъятие предметов, хранение которых нарушает действующее законодательство;</w:t>
+        <w:t>ч. 1 Ордер Access to Raid</w:t>
       </w:r>
     </w:p>
     <w:p>
@@ -6704,7 +6704,7 @@
           <w:sz w:val="20"/>
           <w:u w:val="none"/>
         </w:rPr>
-        <w:t>б) Ордер может быть авторизован Губернатором, Вице-Губернатором, Генеральным прокурором или его заместителями.</w:t>
+        <w:t>а) Access to Raid (далее AR) - ордер предписывает провести рейдовое мероприятие, в т. ч. оцепить территорию, указанную в ордере, задержание и обыск лиц и объектов (в том числе жилых и нежилых помещений), находящихся на территории рейда и в близлежащей местности, радиус которой определяется правоприменителем, авторизующим ордер, а также выемку и изъятие предметов, хранение которых нарушает действующее законодательство;</w:t>
       </w:r>
     </w:p>
     <w:p>
@@ -6723,7 +6723,7 @@
           <w:sz w:val="20"/>
           <w:u w:val="none"/>
         </w:rPr>
-        <w:t>в) Органы, являющиеся исполнителями такого ордера: все силовые органы государственной власти.</w:t>
+        <w:t>б) Ордер может быть авторизован Губернатором, Вице-Губернатором, Генеральным прокурором или его заместителями.</w:t>
       </w:r>
     </w:p>
     <w:p>
@@ -6742,6 +6742,7 @@
           <w:sz w:val="20"/>
           <w:u w:val="none"/>
         </w:rPr>
+        <w:t>в) Органы, являющиеся исполнителями такого ордера: все силовые органы государственной власти.</w:t>
       </w:r>
     </w:p>
     <w:p>
@@ -6760,7 +6761,6 @@
           <w:sz w:val="20"/>
           <w:u w:val="none"/>
         </w:rPr>
-        <w:t>ч. 2 Ордер Access to Cordon</w:t>
       </w:r>
     </w:p>
     <w:p>
@@ -6779,7 +6779,7 @@
           <w:sz w:val="20"/>
           <w:u w:val="none"/>
         </w:rPr>
-        <w:t>а) Access to Cordon (далее AC) - ордер, предписывающий оцепить какую-либо территорию, государственную или частную (в том числе жилое или нежилое помещение), и произвести на таковой те или иные законные действия (в том числе обыск), перечень которых определяет правоприменитель, авторизующий ордер;</w:t>
+        <w:t>ч. 2 Ордер Access to Cordon</w:t>
       </w:r>
     </w:p>
     <w:p>
@@ -6798,7 +6798,7 @@
           <w:sz w:val="20"/>
           <w:u w:val="none"/>
         </w:rPr>
-        <w:t>б) Ордер может быть авторизован Генеральным прокурором, его заместителями, а также судом.</w:t>
+        <w:t>а) Access to Cordon (далее AC) - ордер, предписывающий оцепить какую-либо территорию, государственную или частную (в том числе жилое или нежилое помещение), и произвести на таковой те или иные законные действия (в том числе обыск), перечень которых определяет правоприменитель, авторизующий ордер;</w:t>
       </w:r>
     </w:p>
     <w:p>
@@ -6817,7 +6817,7 @@
           <w:sz w:val="20"/>
           <w:u w:val="none"/>
         </w:rPr>
-        <w:t>в) Органы, являющиеся исполнителями такого ордера: все силовые органы государственной власти.</w:t>
+        <w:t>б) Ордер может быть авторизован Генеральным прокурором, его заместителями, а также судом.</w:t>
       </w:r>
     </w:p>
     <w:p>
@@ -6836,6 +6836,7 @@
           <w:sz w:val="20"/>
           <w:u w:val="none"/>
         </w:rPr>
+        <w:t>в) Органы, являющиеся исполнителями такого ордера: все силовые органы государственной власти.</w:t>
       </w:r>
     </w:p>
     <w:p>
@@ -6854,7 +6855,6 @@
           <w:sz w:val="20"/>
           <w:u w:val="none"/>
         </w:rPr>
-        <w:t>ч. 3 Ордер Detention and Transfer</w:t>
       </w:r>
     </w:p>
     <w:p>
@@ -6873,7 +6873,7 @@
           <w:sz w:val="20"/>
           <w:u w:val="none"/>
         </w:rPr>
-        <w:t>а) Detention and Transfer (далее DT) - ордер, предписывающий осуществить привод лица. Основанием для привода может служить неявка лица по вызову уполномоченного лица и/или органов, в случае наличия у таковых оснований для его вызова в то или иное место;</w:t>
+        <w:t>ч. 3 Ордер Detention and Transfer</w:t>
       </w:r>
     </w:p>
     <w:p>
@@ -6892,7 +6892,7 @@
           <w:sz w:val="20"/>
           <w:u w:val="none"/>
         </w:rPr>
-        <w:t>б) Ордер может быть авторизован Генеральным прокурором, его заместителями, старшими прокурорами, а также судом;</w:t>
+        <w:t>а) Detention and Transfer (далее DT) - ордер, предписывающий осуществить привод лица. Основанием для привода может служить неявка лица по вызову уполномоченного лица и/или органов, в случае наличия у таковых оснований для его вызова в то или иное место;</w:t>
       </w:r>
     </w:p>
     <w:p>
@@ -6911,7 +6911,7 @@
           <w:sz w:val="20"/>
           <w:u w:val="none"/>
         </w:rPr>
-        <w:t>в) Органы, являющиеся исполнителями такого ордера: все силовые органы государственной власти.</w:t>
+        <w:t>б) Ордер может быть авторизован Генеральным прокурором, его заместителями, старшими прокурорами, а также судом;</w:t>
       </w:r>
     </w:p>
     <w:p>
@@ -6930,6 +6930,7 @@
           <w:sz w:val="20"/>
           <w:u w:val="none"/>
         </w:rPr>
+        <w:t>в) Органы, являющиеся исполнителями такого ордера: все силовые органы государственной власти.</w:t>
       </w:r>
     </w:p>
     <w:p>
@@ -6948,7 +6949,6 @@
           <w:sz w:val="20"/>
           <w:u w:val="none"/>
         </w:rPr>
-        <w:t>ч. 4 Ордер Arrest and Search</w:t>
       </w:r>
     </w:p>
     <w:p>
@@ -6967,7 +6967,7 @@
           <w:sz w:val="20"/>
           <w:u w:val="none"/>
         </w:rPr>
-        <w:t>а) Arrest and Search (далее AS) - ордер, дающий право провести законное задержание с последующим арестом лица, либо же группы лиц в любой точке штата, с предусмотренным правом обыска данных лиц и их личных ТС, находящихся на месте задержания.</w:t>
+        <w:t>ч. 4 Ордер Arrest and Search</w:t>
       </w:r>
     </w:p>
     <w:p>
@@ -6986,7 +6986,7 @@
           <w:sz w:val="20"/>
           <w:u w:val="none"/>
         </w:rPr>
-        <w:t>б) Ордер может быть авторизован Губернатором штата San-Andreas, Вице-Губернатором штата San-Andreas, Генеральным прокурором штата San-Andreas, заместителями Генерального прокурора штата San-Andreas, старшими прокурорами, а также судом.</w:t>
+        <w:t>а) Arrest and Search (далее AS) - ордер, дающий право провести законное задержание с последующим арестом лица, либо же группы лиц в любой точке штата, с предусмотренным правом обыска данных лиц и их личных ТС, находящихся на месте задержания.</w:t>
       </w:r>
     </w:p>
     <w:p>
@@ -7005,7 +7005,7 @@
           <w:sz w:val="20"/>
           <w:u w:val="none"/>
         </w:rPr>
-        <w:t>в) Органы, являющиеся исполнителями такого ордера: все силовые органы государственной власти;</w:t>
+        <w:t>б) Ордер может быть авторизован Губернатором штата San-Andreas, Вице-Губернатором штата San-Andreas, Генеральным прокурором штата San-Andreas, заместителями Генерального прокурора штата San-Andreas, старшими прокурорами, а также судом.</w:t>
       </w:r>
     </w:p>
     <w:p>
@@ -7024,6 +7024,7 @@
           <w:sz w:val="20"/>
           <w:u w:val="none"/>
         </w:rPr>
+        <w:t>в) Органы, являющиеся исполнителями такого ордера: все силовые органы государственной власти;</w:t>
       </w:r>
     </w:p>
     <w:p>
@@ -7042,7 +7043,6 @@
           <w:sz w:val="20"/>
           <w:u w:val="none"/>
         </w:rPr>
-        <w:t>ч. 5 Ордер Access to Investigation</w:t>
       </w:r>
     </w:p>
     <w:p>
@@ -7061,7 +7061,7 @@
           <w:sz w:val="20"/>
           <w:u w:val="none"/>
         </w:rPr>
-        <w:t>а) Access to Investigation (далее AI) - ордер, дающий право вести расследование в отношении лица, обладающего статусом неприкосновенности, без снятия такого статуса, согласно закону "Об обеспечении неприкосновенности государственных служащих штата San-Andreas";</w:t>
+        <w:t>ч. 5 Ордер Access to Investigation</w:t>
       </w:r>
     </w:p>
     <w:p>
@@ -7080,7 +7080,7 @@
           <w:sz w:val="20"/>
           <w:u w:val="none"/>
         </w:rPr>
-        <w:t>б) Ордер AI может быть выдан следующими уполномоченными органами:</w:t>
+        <w:t>а) Access to Investigation (далее AI) - ордер, дающий право вести расследование в отношении лица, обладающего статусом неприкосновенности, без снятия такого статуса, согласно закону "Об обеспечении неприкосновенности государственных служащих штата San-Andreas";</w:t>
       </w:r>
     </w:p>
     <w:p>
@@ -7099,7 +7099,7 @@
           <w:sz w:val="20"/>
           <w:u w:val="none"/>
         </w:rPr>
-        <w:t>– Губернатором, Вице-Губернатором</w:t>
+        <w:t>б) Ордер AI может быть выдан следующими уполномоченными органами:</w:t>
       </w:r>
     </w:p>
     <w:p>
@@ -7118,7 +7118,7 @@
           <w:sz w:val="20"/>
           <w:u w:val="none"/>
         </w:rPr>
-        <w:t>– Генеральным прокурором штата Сан-Андреас, его заместителями или судом;</w:t>
+        <w:t>– Губернатором, Вице-Губернатором</w:t>
       </w:r>
     </w:p>
     <w:p>
@@ -7137,7 +7137,7 @@
           <w:sz w:val="20"/>
           <w:u w:val="none"/>
         </w:rPr>
-        <w:t>– Сенатом штата Сан-Андреас или комитетом Сената по этике – для расследований в отношении сенаторов;</w:t>
+        <w:t>– Генеральным прокурором штата Сан-Андреас, его заместителями или судом;</w:t>
       </w:r>
     </w:p>
     <w:p>
@@ -7156,7 +7156,7 @@
           <w:sz w:val="20"/>
           <w:u w:val="none"/>
         </w:rPr>
-        <w:t>– Старшими прокурорами.</w:t>
+        <w:t>– Сенатом штата Сан-Андреас или комитетом Сената по этике – для расследований в отношении сенаторов;</w:t>
       </w:r>
     </w:p>
     <w:p>
@@ -7175,7 +7175,7 @@
           <w:sz w:val="20"/>
           <w:u w:val="none"/>
         </w:rPr>
-        <w:t>в) Настоящий ордер не может быть авторизован лицом, ведущим расследование по отношению к субъекту, в отношении которого авторизуется ордер. Ордер Access to Investigation может быть авторизован лицом, которое не имеет отношения к предмету расследования/разбирательства.</w:t>
+        <w:t>– Старшими прокурорами.</w:t>
       </w:r>
     </w:p>
     <w:p>
@@ -7194,7 +7194,7 @@
           <w:sz w:val="20"/>
           <w:u w:val="none"/>
         </w:rPr>
-        <w:t>г) Органы, являющиеся исполнителями такого ордера: все правоохранительные органы штата Сан-Андреас;</w:t>
+        <w:t>в) Настоящий ордер не может быть авторизован лицом, ведущим расследование по отношению к субъекту, в отношении которого авторизуется ордер. Ордер Access to Investigation может быть авторизован лицом, которое не имеет отношения к предмету расследования/разбирательства.</w:t>
       </w:r>
     </w:p>
     <w:p>
@@ -7213,6 +7213,7 @@
           <w:sz w:val="20"/>
           <w:u w:val="none"/>
         </w:rPr>
+        <w:t>г) Органы, являющиеся исполнителями такого ордера: все правоохранительные органы штата Сан-Андреас;</w:t>
       </w:r>
     </w:p>
     <w:p>
@@ -7231,7 +7232,6 @@
           <w:sz w:val="20"/>
           <w:u w:val="none"/>
         </w:rPr>
-        <w:t>ч. 6 Ордер Martial Law</w:t>
       </w:r>
     </w:p>
     <w:p>
@@ -7250,7 +7250,7 @@
           <w:sz w:val="20"/>
           <w:u w:val="none"/>
         </w:rPr>
-        <w:t>а) Martial Law (далее ML) - ордер, при авторизации которого в штате вводится военное положение.</w:t>
+        <w:t>ч. 6 Ордер Martial Law</w:t>
       </w:r>
     </w:p>
     <w:p>
@@ -7269,7 +7269,7 @@
           <w:sz w:val="20"/>
           <w:u w:val="none"/>
         </w:rPr>
-        <w:t>б) ML ордер может быть выдан: Губернатором штата Сан-Андреас.</w:t>
+        <w:t>а) Martial Law (далее ML) - ордер, при авторизации которого в штате вводится военное положение.</w:t>
       </w:r>
     </w:p>
     <w:p>
@@ -7288,7 +7288,7 @@
           <w:sz w:val="20"/>
           <w:u w:val="none"/>
         </w:rPr>
-        <w:t>в) Органы, предусмотренный для его исполнения: все правоохранительные органы штата Сан-Андреас;</w:t>
+        <w:t>б) ML ордер может быть выдан: Губернатором штата Сан-Андреас.</w:t>
       </w:r>
     </w:p>
     <w:p>
@@ -7307,6 +7307,7 @@
           <w:sz w:val="20"/>
           <w:u w:val="none"/>
         </w:rPr>
+        <w:t>в) Органы, предусмотренный для его исполнения: все правоохранительные органы штата Сан-Андреас;</w:t>
       </w:r>
     </w:p>
     <w:p>
@@ -7325,7 +7326,6 @@
           <w:sz w:val="20"/>
           <w:u w:val="none"/>
         </w:rPr>
-        <w:t>ч. 7 Ордер State of Emergency</w:t>
       </w:r>
     </w:p>
     <w:p>
@@ -7344,7 +7344,7 @@
           <w:sz w:val="20"/>
           <w:u w:val="none"/>
         </w:rPr>
-        <w:t>а) State of Emergency (далее SE) - ордер, при авторизации которого в штате вводится чрезвычайное положение.</w:t>
+        <w:t>ч. 7 Ордер State of Emergency</w:t>
       </w:r>
     </w:p>
     <w:p>
@@ -7363,7 +7363,7 @@
           <w:sz w:val="20"/>
           <w:u w:val="none"/>
         </w:rPr>
-        <w:t>б) SE ордер может быть выдан: Губернатором штата Сан-Андреас.</w:t>
+        <w:t>а) State of Emergency (далее SE) - ордер, при авторизации которого в штате вводится чрезвычайное положение.</w:t>
       </w:r>
     </w:p>
     <w:p>
@@ -7382,7 +7382,7 @@
           <w:sz w:val="20"/>
           <w:u w:val="none"/>
         </w:rPr>
-        <w:t>в) Органы, предусмотренные для его выполнения: FIB, LSCSD, LSPD, SANG, USSS.</w:t>
+        <w:t>б) SE ордер может быть выдан: Губернатором штата Сан-Андреас.</w:t>
       </w:r>
     </w:p>
     <w:p>
@@ -7401,6 +7401,7 @@
           <w:sz w:val="20"/>
           <w:u w:val="none"/>
         </w:rPr>
+        <w:t>в) Органы, предусмотренные для его выполнения: FIB, LSCSD, LSPD, SANG, USSS.</w:t>
       </w:r>
     </w:p>
     <w:p>
@@ -7419,7 +7420,6 @@
           <w:sz w:val="20"/>
           <w:u w:val="none"/>
         </w:rPr>
-        <w:t>ч. 8 Ордер Suspension of Immunity</w:t>
       </w:r>
     </w:p>
     <w:p>
@@ -7438,7 +7438,7 @@
           <w:sz w:val="20"/>
           <w:u w:val="none"/>
         </w:rPr>
-        <w:t>а) Suspension of Immunity (Далее SI) - ордер, позволяющий приостановить статус неприкосновенности у лица, обладающего таковым. Ордер может быть авторизован только в случае, если лицо, в отношении которого он авторизуется, было задержано сотрудником правоохранительного органа за совершение неприкосновенным лицом преступления, связанного с посягательством на чью-либо жизнь;</w:t>
+        <w:t>ч. 8 Ордер Suspension of Immunity</w:t>
       </w:r>
     </w:p>
     <w:p>
@@ -7457,7 +7457,7 @@
           <w:sz w:val="20"/>
           <w:u w:val="none"/>
         </w:rPr>
-        <w:t>б) SI ордер не может быть авторизован в отношении Губернатора, Генерального прокурора, Председателя Верховного суда, Руководителей государственных организаций.</w:t>
+        <w:t>а) Suspension of Immunity (Далее SI) - ордер, позволяющий приостановить статус неприкосновенности у лица, обладающего таковым. Ордер может быть авторизован только в случае, если лицо, в отношении которого он авторизуется, было задержано сотрудником правоохранительного органа за совершение неприкосновенным лицом преступления, связанного с посягательством на чью-либо жизнь;</w:t>
       </w:r>
     </w:p>
     <w:p>
@@ -7476,7 +7476,7 @@
           <w:sz w:val="20"/>
           <w:u w:val="none"/>
         </w:rPr>
-        <w:t>в) SI ордер может быть выдан: Губернатором штата San-Andreas, Вице-Губернатором штата San-Andreas, Генеральным прокурором штата San-Andreas и его заместителями, Верховным судом.</w:t>
+        <w:t>б) SI ордер не может быть авторизован в отношении Губернатора, Генерального прокурора, Председателя Верховного суда, Руководителей государственных организаций.</w:t>
       </w:r>
     </w:p>
     <w:p>
@@ -7495,7 +7495,7 @@
           <w:sz w:val="20"/>
           <w:u w:val="none"/>
         </w:rPr>
-        <w:t>г) Решения Генерального прокурора и его заместителей о выдаче SI оформляются письменным мотивированным распоряжением с указанием оснований, срока и мер процессуального принуждения.</w:t>
+        <w:t>в) SI ордер может быть выдан: Губернатором штата San-Andreas, Вице-Губернатором штата San-Andreas, Генеральным прокурором штата San-Andreas и его заместителями, Верховным судом.</w:t>
       </w:r>
     </w:p>
     <w:p>
@@ -7514,6 +7514,7 @@
           <w:sz w:val="20"/>
           <w:u w:val="none"/>
         </w:rPr>
+        <w:t>г) Решения Генерального прокурора и его заместителей о выдаче SI оформляются письменным мотивированным распоряжением с указанием оснований, срока и мер процессуального принуждения.</w:t>
       </w:r>
     </w:p>
     <w:p>
@@ -7532,7 +7533,6 @@
           <w:sz w:val="20"/>
           <w:u w:val="none"/>
         </w:rPr>
-        <w:t>ч. 9 Ордер: Removal of Immunity</w:t>
       </w:r>
     </w:p>
     <w:p>
@@ -7551,7 +7551,7 @@
           <w:sz w:val="20"/>
           <w:u w:val="none"/>
         </w:rPr>
-        <w:t>а) Removal of Immunity (Далее RI) - ордер, позволяющий снять статус неприкосновенности у лица, обладающего таковым.</w:t>
+        <w:t>ч. 9 Ордер: Removal of Immunity</w:t>
       </w:r>
     </w:p>
     <w:p>
@@ -7570,7 +7570,7 @@
           <w:sz w:val="20"/>
           <w:u w:val="none"/>
         </w:rPr>
-        <w:t>б) RI ордер может быть выдан: Губернатором штата San-Andreas, Вице-Губернатором штата San-Andreas, Генеральным прокурором штата San-Andreas и его заместителями, а также судом.</w:t>
+        <w:t>а) Removal of Immunity (Далее RI) - ордер, позволяющий снять статус неприкосновенности у лица, обладающего таковым.</w:t>
       </w:r>
     </w:p>
     <w:p>
@@ -7584,23 +7584,12 @@
       </w:pPr>
       <w:r>
         <w:rPr>
-          <w:b/>
-          <w:i/>
-          <w:color w:val="404040"/>
-          <w:sz w:val="20"/>
-          <w:u w:val="none"/>
-        </w:rPr>
-        <w:t>▸ Ссылка «статьями 6 и 7 закона «О системе ордеров штата San-Andreas»» → ст. 7 — Закон «О системе ордеров штата San-Andreas» (172.txt), в редакции настоящего законопроекта (ACT. 002)</w:t>
-      </w:r>
-      <w:r>
-        <w:rPr>
-          <w:b/>
-          <w:i/>
-          <w:color w:val="404040"/>
-          <w:sz w:val="20"/>
-          <w:u w:val="none"/>
-        </w:rPr>
-        <w:t>:</w:t>
+          <w:b w:val="0"/>
+          <w:i w:val="0"/>
+          <w:sz w:val="20"/>
+          <w:u w:val="none"/>
+        </w:rPr>
+        <w:t>б) RI ордер может быть выдан: Губернатором штата San-Andreas, Вице-Губернатором штата San-Andreas, Генеральным прокурором штата San-Andreas и его заместителями, а также судом.</w:t>
       </w:r>
     </w:p>
     <w:p>
@@ -7614,12 +7603,23 @@
       </w:pPr>
       <w:r>
         <w:rPr>
-          <w:b w:val="0"/>
-          <w:i w:val="0"/>
-          <w:sz w:val="20"/>
-          <w:u w:val="none"/>
-        </w:rPr>
-        <w:t>Статья 7. Особый порядок авторизации ордеров Access to Investigation и Arrest and Search в отношении отдельных должностных лиц.</w:t>
+          <w:b/>
+          <w:i/>
+          <w:color w:val="404040"/>
+          <w:sz w:val="20"/>
+          <w:u w:val="none"/>
+        </w:rPr>
+        <w:t>▸ Ссылка «статьями 6 и 7 закона «О системе ордеров штата San-Andreas»» → ст. 7 — Закон «О системе ордеров штата San-Andreas» (172.txt), в редакции настоящего законопроекта (ACT. 002)</w:t>
+      </w:r>
+      <w:r>
+        <w:rPr>
+          <w:b/>
+          <w:i/>
+          <w:color w:val="404040"/>
+          <w:sz w:val="20"/>
+          <w:u w:val="none"/>
+        </w:rPr>
+        <w:t>:</w:t>
       </w:r>
     </w:p>
     <w:p>
@@ -7638,7 +7638,7 @@
           <w:sz w:val="20"/>
           <w:u w:val="none"/>
         </w:rPr>
-        <w:t>ч. 1 Порядок авторизации ордера Access to Investigation (AI).</w:t>
+        <w:t>Статья 7. Особый порядок авторизации ордеров Access to Investigation и Arrest and Search в отношении отдельных должностных лиц.</w:t>
       </w:r>
     </w:p>
     <w:p>
@@ -7657,7 +7657,7 @@
           <w:sz w:val="20"/>
           <w:u w:val="none"/>
         </w:rPr>
-        <w:t>а) Для проведения расследования в отношении Генерального Прокурора, требуется ордер Access to Investigation (AI), выданный Губернатором, Вице-Губернатором или Верховным Судом;</w:t>
+        <w:t>ч. 1 Порядок авторизации ордера Access to Investigation (AI).</w:t>
       </w:r>
     </w:p>
     <w:p>
@@ -7676,7 +7676,7 @@
           <w:sz w:val="20"/>
           <w:u w:val="none"/>
         </w:rPr>
-        <w:t>б) Для проведения расследования в отношении судьи, требуется ордер Access to Investigation (AI), выданный Губернатором, Генеральным Прокурором или Верховным Судом;</w:t>
+        <w:t>а) Для проведения расследования в отношении Генерального Прокурора, требуется ордер Access to Investigation (AI), выданный Губернатором, Вице-Губернатором или Верховным Судом;</w:t>
       </w:r>
     </w:p>
     <w:p>
@@ -7695,7 +7695,7 @@
           <w:sz w:val="20"/>
           <w:u w:val="none"/>
         </w:rPr>
-        <w:t>в) Для проведения расследования в отношении Губернатора требуется ордер Access to Investigation (AI) выданный Вице-Губернатором, Генеральным Прокурором или Верховным судом;</w:t>
+        <w:t>б) Для проведения расследования в отношении судьи, требуется ордер Access to Investigation (AI), выданный Губернатором, Генеральным Прокурором или Верховным Судом;</w:t>
       </w:r>
     </w:p>
     <w:p>
@@ -7714,7 +7714,7 @@
           <w:sz w:val="20"/>
           <w:u w:val="none"/>
         </w:rPr>
-        <w:t>г) Для проведения расследования в отношении Вице-Губернатора требуется ордер Access to Investigation (AI) выданный Губернатором, Генеральным Прокурором или судьей Верховного суда;</w:t>
+        <w:t>в) Для проведения расследования в отношении Губернатора требуется ордер Access to Investigation (AI) выданный Вице-Губернатором, Генеральным Прокурором или Верховным судом;</w:t>
       </w:r>
     </w:p>
     <w:p>
@@ -7733,7 +7733,7 @@
           <w:sz w:val="20"/>
           <w:u w:val="none"/>
         </w:rPr>
-        <w:t>д) Для проведения расследования в отношении Председателя Верховного суда требуется ордер Access to Investigation (AI) выданный Губернатором.</w:t>
+        <w:t>г) Для проведения расследования в отношении Вице-Губернатора требуется ордер Access to Investigation (AI) выданный Губернатором, Генеральным Прокурором или судьей Верховного суда;</w:t>
       </w:r>
     </w:p>
     <w:p>
@@ -7752,7 +7752,7 @@
           <w:sz w:val="20"/>
           <w:u w:val="none"/>
         </w:rPr>
-        <w:t>е) Для проведения расследования в отношении спикера Сената штата Сан-Андреас требуется ордер Access to Investigation (AI), выданный Генеральным Прокурором, Губернатором или Верховным судом;</w:t>
+        <w:t>д) Для проведения расследования в отношении Председателя Верховного суда требуется ордер Access to Investigation (AI) выданный Губернатором.</w:t>
       </w:r>
     </w:p>
     <w:p>
@@ -7771,6 +7771,7 @@
           <w:sz w:val="20"/>
           <w:u w:val="none"/>
         </w:rPr>
+        <w:t>е) Для проведения расследования в отношении спикера Сената штата Сан-Андреас требуется ордер Access to Investigation (AI), выданный Генеральным Прокурором, Губернатором или Верховным судом;</w:t>
       </w:r>
     </w:p>
     <w:p>
@@ -7789,7 +7790,6 @@
           <w:sz w:val="20"/>
           <w:u w:val="none"/>
         </w:rPr>
-        <w:t>ч. 2 После получения соответствующего ордера Access to Investigation (AI), уполномоченные сотрудники следственных органов возбуждают уголовное дело или дело об административном правонарушении, в рамках которого должно быть доказано наличие нарушений Уголовного или Административного кодекса штата Сан-Андреас.</w:t>
       </w:r>
     </w:p>
     <w:p>
@@ -7808,7 +7808,7 @@
           <w:sz w:val="20"/>
           <w:u w:val="none"/>
         </w:rPr>
-        <w:t>ч. 3 В случае, если ордер на проведение расследования в отношении лица, обладающего статусом неприкосновенности, был получен от Верховного суда, то уголовное дело или дело об административном правонарушении по факту проведенного расследования передается в Верховный суд в порядке, предусмотренном законами штата, в ходе которого судом разрешается вопрос о виновности лица и привлечения его к ответственности.</w:t>
+        <w:t>ч. 2 После получения соответствующего ордера Access to Investigation (AI), уполномоченные сотрудники следственных органов возбуждают уголовное дело или дело об административном правонарушении, в рамках которого должно быть доказано наличие нарушений Уголовного или Административного кодекса штата Сан-Андреас.</w:t>
       </w:r>
     </w:p>
     <w:p>
@@ -7827,7 +7827,7 @@
           <w:sz w:val="20"/>
           <w:u w:val="none"/>
         </w:rPr>
-        <w:t>ч. 4 В случае если вина лица, обладающего статусом неприкосновенности, доказана материалами дела, ордер на арест (ордер типа Arrest and Search, AS) выдаётся в следующем порядке:</w:t>
+        <w:t>ч. 3 В случае, если ордер на проведение расследования в отношении лица, обладающего статусом неприкосновенности, был получен от Верховного суда, то уголовное дело или дело об административном правонарушении по факту проведенного расследования передается в Верховный суд в порядке, предусмотренном законами штата, в ходе которого судом разрешается вопрос о виновности лица и привлечения его к ответственности.</w:t>
       </w:r>
     </w:p>
     <w:p>
@@ -7846,7 +7846,7 @@
           <w:sz w:val="20"/>
           <w:u w:val="none"/>
         </w:rPr>
-        <w:t>а) Ордер на арест Генерального прокурора выдает Вице-Губернатор, Губернатор, Суд;</w:t>
+        <w:t>ч. 4 В случае если вина лица, обладающего статусом неприкосновенности, доказана материалами дела, ордер на арест (ордер типа Arrest and Search, AS) выдаётся в следующем порядке:</w:t>
       </w:r>
     </w:p>
     <w:p>
@@ -7865,7 +7865,7 @@
           <w:sz w:val="20"/>
           <w:u w:val="none"/>
         </w:rPr>
-        <w:t>б) Ордер на арест Вице-Губернатора выдает Губернатор, Генеральный прокурор, Суд;</w:t>
+        <w:t>а) Ордер на арест Генерального прокурора выдает Вице-Губернатор, Губернатор, Суд;</w:t>
       </w:r>
     </w:p>
     <w:p>
@@ -7884,7 +7884,7 @@
           <w:sz w:val="20"/>
           <w:u w:val="none"/>
         </w:rPr>
-        <w:t>в) Ордер на арест судьи Губернатор или верховный суд;</w:t>
+        <w:t>б) Ордер на арест Вице-Губернатора выдает Губернатор, Генеральный прокурор, Суд;</w:t>
       </w:r>
     </w:p>
     <w:p>
@@ -7903,7 +7903,7 @@
           <w:sz w:val="20"/>
           <w:u w:val="none"/>
         </w:rPr>
-        <w:t>г) Ордер на арест спикера Сената выдает Верховный суд;</w:t>
+        <w:t>в) Ордер на арест судьи Губернатор или верховный суд;</w:t>
       </w:r>
     </w:p>
     <w:p>
@@ -7922,7 +7922,7 @@
           <w:sz w:val="20"/>
           <w:u w:val="none"/>
         </w:rPr>
-        <w:t>д) Ордер на арест Губернатора, Шефа LSPD, Шерифа LSCSD, Директора FIB, Генерала SANG, Главного врача EMS, Директора USSS, Директора WN и Главы Коллегии Адвокатов выдаёт Верховный суд;</w:t>
+        <w:t>г) Ордер на арест спикера Сената выдает Верховный суд;</w:t>
       </w:r>
     </w:p>
     <w:p>
@@ -7941,55 +7941,7 @@
           <w:sz w:val="20"/>
           <w:u w:val="none"/>
         </w:rPr>
-        <w:t>е) Ордер на арест остальных лиц, обладающих статусом неприкосновенности выдает Генеральный Прокурор и его заместители, Губернатор, Вице-Губернатор, Суд.</w:t>
-      </w:r>
-    </w:p>
-    <w:p>
-      <w:pPr>
-        <w:spacing w:after="40"/>
-      </w:pPr>
-      <w:r>
-        <w:rPr>
-          <w:b w:val="0"/>
-          <w:i w:val="0"/>
-          <w:u w:val="none"/>
-        </w:rPr>
-        <w:t>в) Указанные лица, ознакомившись с материалами, доказывающими совершение преступления, принимают решение о выдаче ордера SI и (или) ордера AS и о проведении дальнейшей процедуры в соответствии с Процессуальным кодексом штата San-Andreas. Если в течение 1 часа с момента задержания ордер не выдан, задержанное лицо подлежит освобождению, а материалы передаются в ОГП;</w:t>
-      </w:r>
-    </w:p>
-    <w:p>
-      <w:pPr>
-        <w:spacing w:after="40"/>
-      </w:pPr>
-    </w:p>
-    <w:p>
-      <w:pPr>
-        <w:spacing w:after="40"/>
-      </w:pPr>
-      <w:r>
-        <w:rPr>
-          <w:b w:val="0"/>
-          <w:i w:val="0"/>
-          <w:u w:val="none"/>
-        </w:rPr>
-        <w:t>Примечание: Обыск неприкосновенного лица и его транспортного средства до выдачи ордера AS ограничивается первичным обыском в целях изъятия оружия и предметов, представляющих опасность, который производится сотрудником LSPD, LSCSD или FIB; сотрудники USSS изъятие не производят (</w:t>
-      </w:r>
-      <w:r>
-        <w:rPr>
-          <w:b w:val="0"/>
-          <w:i w:val="0"/>
-          <w:color w:val="1F3A93"/>
-          <w:u w:val="single"/>
-        </w:rPr>
-        <w:t>часть 8 статьи 17.3 Процессуального кодекса штата San-Andreas</w:t>
-      </w:r>
-      <w:r>
-        <w:rPr>
-          <w:b w:val="0"/>
-          <w:i w:val="0"/>
-          <w:u w:val="none"/>
-        </w:rPr>
-        <w:t>).</w:t>
+        <w:t>д) Ордер на арест Губернатора, Шефа LSPD, Шерифа LSCSD, Директора FIB, Генерала SANG, Главного врача EMS, Директора USSS, Директора WN и Главы Коллегии Адвокатов выдаёт Верховный суд;</w:t>
       </w:r>
     </w:p>
     <w:p>
@@ -8003,23 +7955,60 @@
       </w:pPr>
       <w:r>
         <w:rPr>
-          <w:b/>
-          <w:i/>
-          <w:color w:val="404040"/>
-          <w:sz w:val="20"/>
-          <w:u w:val="none"/>
-        </w:rPr>
-        <w:t>▸ Ссылка «часть 8 статьи 17.3 Процессуального кодекса штата San-Andreas» → ч. 8 ст. 17.3 — Процессуальный кодекс штата San-Andreas (145.txt), новая статья, в редакции ACT. 001</w:t>
-      </w:r>
-      <w:r>
-        <w:rPr>
-          <w:b/>
-          <w:i/>
-          <w:color w:val="404040"/>
-          <w:sz w:val="20"/>
-          <w:u w:val="none"/>
-        </w:rPr>
-        <w:t>:</w:t>
+          <w:b w:val="0"/>
+          <w:i w:val="0"/>
+          <w:sz w:val="20"/>
+          <w:u w:val="none"/>
+        </w:rPr>
+        <w:t>е) Ордер на арест остальных лиц, обладающих статусом неприкосновенности выдает Генеральный Прокурор и его заместители, Губернатор, Вице-Губернатор, Суд.</w:t>
+      </w:r>
+    </w:p>
+    <w:p>
+      <w:pPr>
+        <w:spacing w:after="40"/>
+      </w:pPr>
+      <w:r>
+        <w:rPr>
+          <w:b w:val="0"/>
+          <w:i w:val="0"/>
+          <w:u w:val="none"/>
+        </w:rPr>
+        <w:t>в) Указанные лица, ознакомившись с материалами, доказывающими совершение преступления, принимают решение о выдаче ордера SI и (или) ордера AS и о проведении дальнейшей процедуры в соответствии с Процессуальным кодексом штата San-Andreas. Если в течение 1 часа с момента задержания ордер не выдан, задержанное лицо подлежит освобождению, а материалы передаются в ОГП;</w:t>
+      </w:r>
+    </w:p>
+    <w:p>
+      <w:pPr>
+        <w:spacing w:after="40"/>
+      </w:pPr>
+    </w:p>
+    <w:p>
+      <w:pPr>
+        <w:spacing w:after="40"/>
+      </w:pPr>
+      <w:r>
+        <w:rPr>
+          <w:b w:val="0"/>
+          <w:i w:val="0"/>
+          <w:u w:val="none"/>
+        </w:rPr>
+        <w:t>Примечание: Обыск неприкосновенного лица и его транспортного средства до выдачи ордера AS ограничивается первичным обыском в целях изъятия оружия и предметов, представляющих опасность, который производится сотрудником LSPD, LSCSD или FIB; сотрудники USSS изъятие не производят (</w:t>
+      </w:r>
+      <w:r>
+        <w:rPr>
+          <w:b w:val="0"/>
+          <w:i w:val="0"/>
+          <w:color w:val="1F3A93"/>
+          <w:u w:val="single"/>
+        </w:rPr>
+        <w:t>часть 8 статьи 17.3 Процессуального кодекса штата San-Andreas</w:t>
+      </w:r>
+      <w:r>
+        <w:rPr>
+          <w:b w:val="0"/>
+          <w:i w:val="0"/>
+          <w:u w:val="none"/>
+        </w:rPr>
+        <w:t>).</w:t>
       </w:r>
     </w:p>
     <w:p>
@@ -8033,12 +8022,23 @@
       </w:pPr>
       <w:r>
         <w:rPr>
-          <w:b w:val="0"/>
-          <w:i w:val="0"/>
-          <w:sz w:val="20"/>
-          <w:u w:val="none"/>
-        </w:rPr>
-        <w:t>Статья 17.3. Задержание с передачей задержанного (военнослужащими SANG, сотрудниками USSS и WN)</w:t>
+          <w:b/>
+          <w:i/>
+          <w:color w:val="404040"/>
+          <w:sz w:val="20"/>
+          <w:u w:val="none"/>
+        </w:rPr>
+        <w:t>▸ Ссылка «часть 8 статьи 17.3 Процессуального кодекса штата San-Andreas» → ч. 8 ст. 17.3 — Процессуальный кодекс штата San-Andreas (145.txt), новая статья, в редакции ACT. 001</w:t>
+      </w:r>
+      <w:r>
+        <w:rPr>
+          <w:b/>
+          <w:i/>
+          <w:color w:val="404040"/>
+          <w:sz w:val="20"/>
+          <w:u w:val="none"/>
+        </w:rPr>
+        <w:t>:</w:t>
       </w:r>
     </w:p>
     <w:p>
@@ -8057,7 +8057,26 @@
           <w:sz w:val="20"/>
           <w:u w:val="none"/>
         </w:rPr>
-        <w:t>ч. 8. Военнослужащие SANG, сотрудники USSS и WN изъятие оружия и иных предметов у задержанных не производят. Если при задержании, в том числе на основании ордера или судебного акта, требуется личный обыск, обыск транспортного средства или изъятие предметов, эти действия производит сотрудник LSPD, LSCSD или FIB, привлечённый к задержанию в качестве субъекта задержания.</w:t>
+        <w:t>Статья 17.3. Задержание с передачей задержанного (военнослужащими SANG, сотрудниками USSS и WN)</w:t>
+      </w:r>
+    </w:p>
+    <w:p>
+      <w:pPr>
+        <w:spacing w:after="0" w:before="0"/>
+        <w:ind w:left="567"/>
+        <w:shd w:val="clear" w:color="auto" w:fill="F2F2F2"/>
+        <w:pBdr>
+          <w:left w:val="single" w:sz="18" w:space="4" w:color="7F7F7F"/>
+        </w:pBdr>
+      </w:pPr>
+      <w:r>
+        <w:rPr>
+          <w:b w:val="0"/>
+          <w:i w:val="0"/>
+          <w:sz w:val="20"/>
+          <w:u w:val="none"/>
+        </w:rPr>
+        <w:t>ч. 8. Военнослужащие SANG, сотрудники USSS и сотрудники WN процессуальное изъятие оружия, боеприпасов, спецсредств и иных предметов у задержанных лиц не производят. Право на процессуальное изъятие оружия, боеприпасов, спецсредств и нелегальных предметов принадлежит исключительно сотрудникам LSPD, LSCSD и FIB и реализуется на стадии ареста при проведении вторичного обыска перед водворением в КПЗ или Федеральную Тюрьму в порядке статей 25 и 27 настоящего Кодекса.</w:t>
       </w:r>
     </w:p>
     <w:p>
@@ -9916,6 +9935,25 @@
       </w:pPr>
       <w:r>
         <w:rPr>
+          <w:b w:val="0"/>
+          <w:i w:val="0"/>
+          <w:sz w:val="20"/>
+          <w:u w:val="none"/>
+        </w:rPr>
+        <w:t>Примечание: При задержании государственного служащего, адвоката или члена Сената на основании ордера или вступившего в законную силу судебного акта вызов сотрудника ОГП не требуется, если прямое указание на участие прокурора не содержится в самом ордере или судебном акте; в этом случае вызывается исключительно руководство указанного лица для прекращения трудовых отношений (лишения статуса).</w:t>
+      </w:r>
+    </w:p>
+    <w:p>
+      <w:pPr>
+        <w:spacing w:after="0" w:before="0"/>
+        <w:ind w:left="567"/>
+        <w:shd w:val="clear" w:color="auto" w:fill="F2F2F2"/>
+        <w:pBdr>
+          <w:left w:val="single" w:sz="18" w:space="4" w:color="7F7F7F"/>
+        </w:pBdr>
+      </w:pPr>
+      <w:r>
+        <w:rPr>
           <w:b/>
           <w:i/>
           <w:color w:val="404040"/>
@@ -10383,20 +10421,19 @@
       <w:pPr>
         <w:spacing w:after="0" w:before="0"/>
         <w:ind w:left="567"/>
-        <w:shd w:val="clear" w:color="auto" w:fill="EAF1FB"/>
+        <w:shd w:val="clear" w:color="auto" w:fill="F2F2F2"/>
         <w:pBdr>
           <w:left w:val="single" w:sz="18" w:space="4" w:color="7F7F7F"/>
         </w:pBdr>
       </w:pPr>
       <w:r>
         <w:rPr>
-          <w:b/>
-          <w:i/>
-          <w:color w:val="404040"/>
-          <w:sz w:val="20"/>
-          <w:u w:val="none"/>
-        </w:rPr>
-        <w:t>▸ Обозначения и термины в этом абзаце:</w:t>
+          <w:b w:val="0"/>
+          <w:i w:val="0"/>
+          <w:sz w:val="20"/>
+          <w:u w:val="none"/>
+        </w:rPr>
+        <w:t>Примечание: При задержании государственного служащего, адвоката или члена Сената на основании ордера или вступившего в законную силу судебного акта вызов сотрудника ОГП не требуется, если прямое указание на участие прокурора не содержится в самом ордере или судебном акте; в этом случае вызывается исключительно руководство указанного лица для прекращения трудовых отношений (лишения статуса).</w:t>
       </w:r>
     </w:p>
     <w:p>
@@ -10411,6 +10448,26 @@
       <w:r>
         <w:rPr>
           <w:b/>
+          <w:i/>
+          <w:color w:val="404040"/>
+          <w:sz w:val="20"/>
+          <w:u w:val="none"/>
+        </w:rPr>
+        <w:t>▸ Обозначения и термины в этом абзаце:</w:t>
+      </w:r>
+    </w:p>
+    <w:p>
+      <w:pPr>
+        <w:spacing w:after="0" w:before="0"/>
+        <w:ind w:left="567"/>
+        <w:shd w:val="clear" w:color="auto" w:fill="EAF1FB"/>
+        <w:pBdr>
+          <w:left w:val="single" w:sz="18" w:space="4" w:color="7F7F7F"/>
+        </w:pBdr>
+      </w:pPr>
+      <w:r>
+        <w:rPr>
+          <w:b/>
           <w:i w:val="0"/>
           <w:sz w:val="20"/>
           <w:u w:val="none"/>
@@ -10563,73 +10620,7 @@
           <w:i w:val="0"/>
           <w:u w:val="none"/>
         </w:rPr>
-        <w:t xml:space="preserve">ч. 4. Принадлежность лица к Сенату подтверждается удостоверением сенатора либо сведениями об актуальном составе Сената, опубликованными Спикером Сената на официальном интернет-портале; для представителей политических партий — также сведениями, размещёнными в порядке </w:t>
-      </w:r>
-      <w:r>
-        <w:rPr>
-          <w:b w:val="0"/>
-          <w:i w:val="0"/>
-          <w:color w:val="1F3A93"/>
-          <w:u w:val="single"/>
-        </w:rPr>
-        <w:t>статьи 5 настоящего Закона</w:t>
-      </w:r>
-      <w:r>
-        <w:rPr>
-          <w:b w:val="0"/>
-          <w:i w:val="0"/>
-          <w:u w:val="none"/>
-        </w:rPr>
-        <w:t>.</w:t>
-      </w:r>
-    </w:p>
-    <w:p>
-      <w:pPr>
-        <w:spacing w:after="0" w:before="0"/>
-        <w:ind w:left="567"/>
-        <w:shd w:val="clear" w:color="auto" w:fill="F2F2F2"/>
-        <w:pBdr>
-          <w:left w:val="single" w:sz="18" w:space="4" w:color="7F7F7F"/>
-        </w:pBdr>
-      </w:pPr>
-      <w:r>
-        <w:rPr>
-          <w:b/>
-          <w:i/>
-          <w:color w:val="404040"/>
-          <w:sz w:val="20"/>
-          <w:u w:val="none"/>
-        </w:rPr>
-        <w:t>▸ Ссылка «статьи 5 настоящего Закона» → ст. 5 — Конституционный закон «О Сенате штата San-Andreas» (153.txt), действующая редакция</w:t>
-      </w:r>
-      <w:r>
-        <w:rPr>
-          <w:b/>
-          <w:i/>
-          <w:color w:val="404040"/>
-          <w:sz w:val="20"/>
-          <w:u w:val="none"/>
-        </w:rPr>
-        <w:t>:</w:t>
-      </w:r>
-    </w:p>
-    <w:p>
-      <w:pPr>
-        <w:spacing w:after="0" w:before="0"/>
-        <w:ind w:left="567"/>
-        <w:shd w:val="clear" w:color="auto" w:fill="F2F2F2"/>
-        <w:pBdr>
-          <w:left w:val="single" w:sz="18" w:space="4" w:color="7F7F7F"/>
-        </w:pBdr>
-      </w:pPr>
-      <w:r>
-        <w:rPr>
-          <w:b w:val="0"/>
-          <w:i w:val="0"/>
-          <w:sz w:val="20"/>
-          <w:u w:val="none"/>
-        </w:rPr>
-        <w:t>Статья 5. Представитель от партии выдвигается в Сенат путем размещения на официальных порталах политических партий сведений о выдвинутых членах партии в Сенат.</w:t>
+        <w:t>ч. 4. Принадлежность лица к Сенату подтверждается удостоверением сенатора либо сведениями об актуальном составе Сената, опубликованными в Едином реестре штата Сан-Андреас.</w:t>
       </w:r>
     </w:p>
     <w:p>
@@ -10668,44 +10659,16 @@
           <w:sz w:val="20"/>
           <w:u w:val="none"/>
         </w:rPr>
-        <w:t xml:space="preserve">• официальный интернет-портал — </w:t>
-      </w:r>
-      <w:r>
-        <w:rPr>
-          <w:b w:val="0"/>
-          <w:i w:val="0"/>
-          <w:sz w:val="20"/>
-          <w:u w:val="none"/>
-        </w:rPr>
-        <w:t>упоминается в Конституционном законе «О Сенате штата San-Andreas» (153.txt), ст. 28</w:t>
-      </w:r>
-      <w:r>
-        <w:rPr>
-          <w:b w:val="0"/>
-          <w:i w:val="0"/>
-          <w:sz w:val="20"/>
-          <w:u w:val="none"/>
-        </w:rPr>
-        <w:t>:</w:t>
-      </w:r>
-    </w:p>
-    <w:p>
-      <w:pPr>
-        <w:spacing w:after="0" w:before="0"/>
-        <w:ind w:left="850"/>
-        <w:shd w:val="clear" w:color="auto" w:fill="EAF1FB"/>
-        <w:pBdr>
-          <w:left w:val="single" w:sz="18" w:space="4" w:color="7F7F7F"/>
-        </w:pBdr>
-      </w:pPr>
-      <w:r>
-        <w:rPr>
-          <w:b w:val="0"/>
-          <w:i/>
-          <w:sz w:val="20"/>
-          <w:u w:val="none"/>
-        </w:rPr>
-        <w:t>Статья 28. Принятые законопроекты в течении пяти дней должны быть подписаны и опубликованы на официальном интернет-портале Губернатором штата.</w:t>
+        <w:t xml:space="preserve">• Единый реестр штата Сан-Андреас — </w:t>
+      </w:r>
+      <w:r>
+        <w:rPr>
+          <w:b w:val="0"/>
+          <w:i w:val="0"/>
+          <w:sz w:val="20"/>
+          <w:u w:val="none"/>
+        </w:rPr>
+        <w:t>официальный государственный информационный ресурс штата San-Andreas, на котором размещаются актуальные списки должностных лиц, членов Сената, лицензий, пропусков на ЗОТ и кадровых назначений (раздел официального портала «Единый реестр штата San-Andreas»)</w:t>
       </w:r>
     </w:p>
     <w:p>

--- a/Законы/Законопроекты/ACT. 002 — Развёрнутая редакция для чтения.docx
+++ b/Законы/Законопроекты/ACT. 002 — Развёрнутая редакция для чтения.docx
@@ -14,7 +14,7 @@
           <w:sz w:val="28"/>
           <w:u w:val="none"/>
         </w:rPr>
-        <w:t>ACT. 002 — Ордера, неприкосновенность, Сенат</w:t>
+        <w:t>ACT. 002 — Ордера и неприкосновенность</w:t>
       </w:r>
     </w:p>
     <w:p>
@@ -43,7 +43,7 @@
           <w:sz w:val="22"/>
           <w:u w:val="none"/>
         </w:rPr>
-        <w:t>Справочный документ к законопроекту ACT. 002 от SEPTEMBER 28, 2026. Не является официальным текстом законопроекта: эталон — файл «ACT. 002 — Ордера, неприкосновенность, Сенат.docx» (формат Приложения №2). Здесь приведён только «предложенный вариант» каждой статьи, дословно совпадающий с правой колонкой эталона.</w:t>
+        <w:t>Справочный документ к законопроекту ACT. 002 от SEPTEMBER 28, 2026. Не является официальным текстом законопроекта: эталон — файл «ACT. 002 — Ордера и неприкосновенность.docx» (формат Приложения №2). Здесь приведён только «предложенный вариант» каждой статьи, дословно совпадающий с правой колонкой эталона.</w:t>
       </w:r>
     </w:p>
     <w:p>
@@ -186,7 +186,7 @@
                 <w:sz w:val="20"/>
                 <w:u w:val="none"/>
               </w:rPr>
-              <w:t>вводится ст. 2.1 ч. 1 ПК (ACT. 001) впервые — в действующих законах сокращение не использовалось; орган определён КЗ «О Правительстве штата San-Andreas» (152.txt)</w:t>
+              <w:t>вводится ст. 2.1 ч. 1 ПК (ACT. 001); орган определён статьёй 35 Конституции штата San-Andreas</w:t>
             </w:r>
           </w:p>
         </w:tc>
@@ -239,7 +239,7 @@
                 <w:sz w:val="20"/>
                 <w:u w:val="none"/>
               </w:rPr>
-              <w:t>вводится ст. 2.1 ч. 1 ПК (ACT. 001); орган определён КЗ «О деятельности офиса Генерального прокурора штата San-Andreas» (174.txt), ст. 1</w:t>
+              <w:t>вводится ст. 2.1 ч. 1 ПК (ACT. 001); орган определён статьями 40–41 Конституции штата San-Andreas</w:t>
             </w:r>
           </w:p>
         </w:tc>
@@ -846,12 +846,12 @@
             <w:r/>
             <w:r>
               <w:rPr>
-                <w:b/>
+                <w:b w:val="0"/>
                 <w:i w:val="0"/>
                 <w:sz w:val="20"/>
                 <w:u w:val="none"/>
               </w:rPr>
-              <w:t>Конституционный закон «О Сенате штата San-Andreas» — изменяется настоящим законопроектом</w:t>
+              <w:t>Конституционный закон «О Сенате штата San-Andreas»</w:t>
             </w:r>
           </w:p>
         </w:tc>
@@ -1242,12 +1242,12 @@
             <w:r/>
             <w:r>
               <w:rPr>
-                <w:b/>
+                <w:b w:val="0"/>
                 <w:i w:val="0"/>
                 <w:sz w:val="20"/>
                 <w:u w:val="none"/>
               </w:rPr>
-              <w:t>Конституционный Закон «О деятельности офиса Генерального прокурора штата San-Andreas» — изменяется настоящим законопроектом</w:t>
+              <w:t>Конституционный Закон «О деятельности офиса Генерального прокурора штата San-Andreas»</w:t>
             </w:r>
           </w:p>
         </w:tc>
@@ -1277,7 +1277,7 @@
           <w:i w:val="0"/>
           <w:u w:val="none"/>
         </w:rPr>
-        <w:t>В закон «О системе ордеров штата San-Andreas», закон «Об обеспечении неприкосновенности государственных служащих штата San-Andreas», Конституционный Закон «О деятельности офиса Генерального прокурора штата San-Andreas» и Конституционный закон «О Сенате штата San-Andreas» вносятся изменения: уточняется, какие из существующих ордеров (AR, AC) дают право на обыск помещений, без введения новых видов ордеров; согласуются виды ордеров при приостановлении и снятии неприкосновенности и порядок задержания неприкосновенного лица; круг лиц, уполномоченных авторизовывать ордера, приводится в соответствие с Конституционным законом об ОГП; вводится постоянная государственная защита членов Сената (статья 17.1); исправляются ошибочные ссылки и наименования должностей.</w:t>
+        <w:t>В закон «О системе ордеров штата San-Andreas» и закон «Об обеспечении неприкосновенности государственных служащих штата San-Andreas» вносятся изменения: уточняется, какие из существующих ордеров (AR, AC) дают право на обыск помещений, без введения новых видов ордеров; согласуются виды ордеров при приостановлении и снятии неприкосновенности и порядок задержания неприкосновенного лица; круг лиц, уполномоченных авторизовывать ордера, ограничивается судом и старшим составом прокуратуры; исправляются ошибочные ссылки и наименования должностей.</w:t>
       </w:r>
     </w:p>
     <w:p>
@@ -6266,7 +6266,7 @@
           <w:sz w:val="20"/>
           <w:u w:val="none"/>
         </w:rPr>
-        <w:t>ч. 1. В случае если в процессе задержания установлено, что задержанный является государственным служащим, сотрудником WN, членом Сената или адвокатом (государственным либо частным с действительной лицензией), сотрудник, проводивший задержание, обязан вызвать руководство задержанного (в случае с адвокатом — Главу Коллегии Адвокатов или его заместителей, в случае с членом Сената — Спикера Сената, в случае со Спикером Сената — Губернатора или Вице-губернатора) и сотрудника ОГП. На время ожидания ответа указанных лиц, время задержания замораживается, но не более, чем на 15 минут. В случае ответа прокурора, время задержания замораживается до его приезда.</w:t>
+        <w:t>ч. 1. В случае если в процессе задержания установлено, что задержанный является государственным служащим, сотрудником WN или адвокатом (государственным либо частным с действительной лицензией), сотрудник, проводивший задержание, обязан вызвать руководство задержанного (в случае с адвокатом — Главу Коллегии Адвокатов или его заместителей) и сотрудника ОГП. На время ожидания ответа указанных лиц, время задержания замораживается, но не более, чем на 15 минут. В случае ответа прокурора, время задержания замораживается до его приезда.</w:t>
       </w:r>
     </w:p>
     <w:p>
@@ -6435,7 +6435,7 @@
           <w:sz w:val="20"/>
           <w:u w:val="none"/>
         </w:rPr>
-        <w:t>ч. 4. Задержание государственного служащего (в том числе сотрудника правоохранительного органа, военнослужащего SANG, сотрудника EMS, сотрудника WN, служащего ОГП) при исполнении им служебных обязанностей, адвоката при осуществлении им адвокатской деятельности, а также члена Сената в течение срока его полномочий, равно как их привод, личный обыск и обыск используемого ими транспорта, допускаются только в следующих случаях:</w:t>
+        <w:t>ч. 4. Задержание государственного служащего (в том числе сотрудника правоохранительного органа, военнослужащего SANG, сотрудника EMS, сотрудника WN, служащего ОГП) при исполнении им служебных обязанностей, а равно адвоката при осуществлении им адвокатской деятельности, равно как их привод, личный обыск и обыск используемого ими транспорта, допускаются только в следующих случаях:</w:t>
       </w:r>
     </w:p>
     <w:p>
@@ -6530,7 +6530,7 @@
           <w:sz w:val="20"/>
           <w:u w:val="none"/>
         </w:rPr>
-        <w:t>В остальных случаях сведения о правонарушении передаются в ОГП и руководству указанного лица без его задержания. Гарантии правовой защиты, установленные законами о деятельности отдельных государственных органов, о Сенате и об адвокатуре, применяются в части, не противоречащей настоящей части.</w:t>
+        <w:t>В остальных случаях сведения о правонарушении передаются в ОГП и руководству указанного лица без его задержания. Гарантии правовой защиты, установленные законами о деятельности отдельных государственных органов и об адвокатуре, применяются в части, не противоречащей настоящей части.</w:t>
       </w:r>
     </w:p>
     <w:p>
@@ -6549,7 +6549,7 @@
           <w:sz w:val="20"/>
           <w:u w:val="none"/>
         </w:rPr>
-        <w:t>Примечание: При задержании государственного служащего, адвоката или члена Сената на основании ордера или вступившего в законную силу судебного акта вызов сотрудника ОГП не требуется, если прямое указание на участие прокурора не содержится в самом ордере или судебном акте; в этом случае вызывается исключительно руководство указанного лица для прекращения трудовых отношений (лишения статуса).</w:t>
+        <w:t>Примечание: При задержании государственного служащего или адвоката на основании ордера или вступившего в законную силу судебного акта вызов сотрудника ОГП не требуется, если прямое указание на участие прокурора не содержится в самом ордере или судебном акте; в этом случае вызывается исключительно руководство указанного лица для прекращения трудовых отношений (лишения статуса).</w:t>
       </w:r>
     </w:p>
     <w:p>
@@ -7991,7 +7991,7 @@
           <w:i w:val="0"/>
           <w:u w:val="none"/>
         </w:rPr>
-        <w:t>Примечание: Обыск неприкосновенного лица и его транспортного средства до выдачи ордера AS ограничивается первичным обыском в целях изъятия оружия и предметов, представляющих опасность, который производится сотрудником LSPD, LSCSD или FIB; сотрудники USSS изъятие не производят (</w:t>
+        <w:t>Примечание: Обыск неприкосновенного лица и его транспортного средства до выдачи ордера AS ограничивается первичным обыском в целях обнаружения оружия и предметов опасности, который производится сотрудником LSPD, LSCSD или FIB; сотрудники USSS и военнослужащие SANG изъятие не производят (</w:t>
       </w:r>
       <w:r>
         <w:rPr>
@@ -8210,2544 +8210,6 @@
           <w:u w:val="none"/>
         </w:rPr>
         <w:t>Примечание: Первичный обыск производится с целью идентификации колющих, режущих орудий, огнестрельного оружия, наркотических веществ, взрывчатых элементов. Первичный обыск позволяет изымать огнестрельное оружие, колющие, режущие орудия, наркотические вещества, взрывчатые элементы. При необходимости разрешается смотреть документы задержанного.</w:t>
-      </w:r>
-    </w:p>
-    <w:p>
-      <w:pPr>
-        <w:spacing w:before="280" w:after="120"/>
-      </w:pPr>
-      <w:r>
-        <w:rPr>
-          <w:b/>
-          <w:i w:val="0"/>
-          <w:sz w:val="24"/>
-          <w:u w:val="none"/>
-        </w:rPr>
-        <w:t>SECTION. 4. ВНЕСЕНИЕ ПРАВКИ В Конституционный Закон «О деятельности офиса Генерального прокурора штата San-Andreas» (174.txt)</w:t>
-      </w:r>
-    </w:p>
-    <w:p>
-      <w:pPr>
-        <w:spacing w:after="0" w:before="0"/>
-        <w:ind w:left="567"/>
-        <w:shd w:val="clear" w:color="auto" w:fill="EAF1FB"/>
-        <w:pBdr>
-          <w:left w:val="single" w:sz="18" w:space="4" w:color="7F7F7F"/>
-        </w:pBdr>
-      </w:pPr>
-      <w:r>
-        <w:rPr>
-          <w:b w:val="0"/>
-          <w:i/>
-          <w:color w:val="404040"/>
-          <w:sz w:val="20"/>
-          <w:u w:val="none"/>
-        </w:rPr>
-        <w:t>▸ Обозначения органов LSPD, LSCSD, FIB, USSS, SANG, EMS, WN, ОГП, GOV во всех статьях ниже — по ст. 2.1 ч. 1 ПК (вводится ACT. 001); первичные источники каждого обозначения — в таблице в начале документа.</w:t>
-      </w:r>
-    </w:p>
-    <w:p>
-      <w:pPr>
-        <w:spacing w:before="240" w:after="80"/>
-      </w:pPr>
-      <w:r>
-        <w:rPr>
-          <w:b/>
-          <w:i w:val="0"/>
-          <w:sz w:val="24"/>
-          <w:u w:val="none"/>
-        </w:rPr>
-        <w:t>Статья 19. Полномочия Генерального прокурора штата San-Andreas — изменяемая статья (полный текст в новой редакции)</w:t>
-      </w:r>
-    </w:p>
-    <w:p>
-      <w:pPr>
-        <w:spacing w:after="40"/>
-      </w:pPr>
-    </w:p>
-    <w:p>
-      <w:pPr>
-        <w:spacing w:after="40"/>
-      </w:pPr>
-      <w:r>
-        <w:rPr>
-          <w:b w:val="0"/>
-          <w:i w:val="0"/>
-          <w:u w:val="none"/>
-        </w:rPr>
-        <w:t>ч. 1. Генеральный прокурор и его заместители штата San-Andreas руководят системой Офиса Генерального прокурора штата San-Andreas, издают обязательные для исполнения всеми сотрудниками Офиса Генерального прокурора приказы, указания, распоряжения, положения и инструкции, регулирующие вопросы организации деятельности системы Офиса Генерального прокурора штата San-Andreas, а также учреждают должности и структурные органы в Офисе Генерального прокурора (Департаменте юстиции) штата San-Andreas, утверждают положения о них и определяют их полномочия.</w:t>
-      </w:r>
-    </w:p>
-    <w:p>
-      <w:pPr>
-        <w:spacing w:after="40"/>
-      </w:pPr>
-    </w:p>
-    <w:p>
-      <w:pPr>
-        <w:spacing w:after="40"/>
-      </w:pPr>
-      <w:r>
-        <w:rPr>
-          <w:b w:val="0"/>
-          <w:i w:val="0"/>
-          <w:u w:val="none"/>
-        </w:rPr>
-        <w:t>ч. 2. Генеральный прокурор вправе ограничивать прокурорам осуществление надзора за определёнными государственными структурами, а также регулировать проходы на закрытые и охраняемые территории иных государственных и негосударственных организаций. Генеральный прокурор, его заместители и старшие прокуроры. вправе устанавливать ограничения на осуществление прокурорского надзора на конкретной государственной территории в пределах своей компетенции.</w:t>
-      </w:r>
-    </w:p>
-    <w:p>
-      <w:pPr>
-        <w:spacing w:after="0" w:before="0"/>
-        <w:ind w:left="567"/>
-        <w:shd w:val="clear" w:color="auto" w:fill="EAF1FB"/>
-        <w:pBdr>
-          <w:left w:val="single" w:sz="18" w:space="4" w:color="7F7F7F"/>
-        </w:pBdr>
-      </w:pPr>
-      <w:r>
-        <w:rPr>
-          <w:b/>
-          <w:i/>
-          <w:color w:val="404040"/>
-          <w:sz w:val="20"/>
-          <w:u w:val="none"/>
-        </w:rPr>
-        <w:t>▸ Обозначения и термины в этом абзаце:</w:t>
-      </w:r>
-    </w:p>
-    <w:p>
-      <w:pPr>
-        <w:spacing w:after="0" w:before="0"/>
-        <w:ind w:left="567"/>
-        <w:shd w:val="clear" w:color="auto" w:fill="EAF1FB"/>
-        <w:pBdr>
-          <w:left w:val="single" w:sz="18" w:space="4" w:color="7F7F7F"/>
-        </w:pBdr>
-      </w:pPr>
-      <w:r>
-        <w:rPr>
-          <w:b/>
-          <w:i w:val="0"/>
-          <w:sz w:val="20"/>
-          <w:u w:val="none"/>
-        </w:rPr>
-        <w:t xml:space="preserve">• старший прокурор — </w:t>
-      </w:r>
-      <w:r>
-        <w:rPr>
-          <w:b w:val="0"/>
-          <w:i w:val="0"/>
-          <w:sz w:val="20"/>
-          <w:u w:val="none"/>
-        </w:rPr>
-        <w:t>должность установлена Конституционным Законом «О деятельности офиса Генерального прокурора штата San-Andreas» (174.txt), ст. 15 ч. 1–2; право авторизации ордеров — ст. 19 ч. 14</w:t>
-      </w:r>
-      <w:r>
-        <w:rPr>
-          <w:b w:val="0"/>
-          <w:i w:val="0"/>
-          <w:sz w:val="20"/>
-          <w:u w:val="none"/>
-        </w:rPr>
-        <w:t>:</w:t>
-      </w:r>
-    </w:p>
-    <w:p>
-      <w:pPr>
-        <w:spacing w:after="0" w:before="0"/>
-        <w:ind w:left="850"/>
-        <w:shd w:val="clear" w:color="auto" w:fill="EAF1FB"/>
-        <w:pBdr>
-          <w:left w:val="single" w:sz="18" w:space="4" w:color="7F7F7F"/>
-        </w:pBdr>
-      </w:pPr>
-      <w:r>
-        <w:rPr>
-          <w:b w:val="0"/>
-          <w:i/>
-          <w:sz w:val="20"/>
-          <w:u w:val="none"/>
-        </w:rPr>
-        <w:t>Статья 15. Система Офиса Генерального прокурора штата San-Andreas</w:t>
-      </w:r>
-    </w:p>
-    <w:p>
-      <w:pPr>
-        <w:spacing w:after="0" w:before="0"/>
-        <w:ind w:left="850"/>
-        <w:shd w:val="clear" w:color="auto" w:fill="EAF1FB"/>
-        <w:pBdr>
-          <w:left w:val="single" w:sz="18" w:space="4" w:color="7F7F7F"/>
-        </w:pBdr>
-      </w:pPr>
-      <w:r>
-        <w:rPr>
-          <w:b w:val="0"/>
-          <w:i/>
-          <w:sz w:val="20"/>
-          <w:u w:val="none"/>
-        </w:rPr>
-        <w:t>ч. 1. Систему Офиса Генерального прокурора штата San-Andreas составляют Генеральный прокурор, заместители Генерального прокурора, старшие прокуроры, помощники прокурора, а также иные органы, учреждаемые (образуемые) Генеральным прокурором.</w:t>
-      </w:r>
-    </w:p>
-    <w:p>
-      <w:pPr>
-        <w:spacing w:after="0" w:before="0"/>
-        <w:ind w:left="850"/>
-        <w:shd w:val="clear" w:color="auto" w:fill="EAF1FB"/>
-        <w:pBdr>
-          <w:left w:val="single" w:sz="18" w:space="4" w:color="7F7F7F"/>
-        </w:pBdr>
-      </w:pPr>
-      <w:r>
-        <w:rPr>
-          <w:b w:val="0"/>
-          <w:i/>
-          <w:sz w:val="20"/>
-          <w:u w:val="none"/>
-        </w:rPr>
-      </w:r>
-    </w:p>
-    <w:p>
-      <w:pPr>
-        <w:spacing w:after="40"/>
-      </w:pPr>
-    </w:p>
-    <w:p>
-      <w:pPr>
-        <w:spacing w:after="40"/>
-      </w:pPr>
-      <w:r>
-        <w:rPr>
-          <w:b w:val="0"/>
-          <w:i w:val="0"/>
-          <w:u w:val="none"/>
-        </w:rPr>
-        <w:t>ч. 3. Генеральный прокурор вправе приостанавливать или отменять действие любых нормативных и правоприменительных актов, принятых органами исполнительной власти, правоохранительными органами, подведомственными структурами и должностными лицами, в случае выявления их противоречия Конституции штата San-Andreas или действующему законодательству. В случае, если выявленное противоречие касается закона штата San-Andreas, Генеральный прокурор вправе своим постановлением временно приостановить его применение до решения Конституционного суда или иного компетентного органа, с обязательным направлением соответствующего представления в течение 24 часов с момента приостановки.</w:t>
-      </w:r>
-    </w:p>
-    <w:p>
-      <w:pPr>
-        <w:spacing w:after="40"/>
-      </w:pPr>
-    </w:p>
-    <w:p>
-      <w:pPr>
-        <w:spacing w:after="40"/>
-      </w:pPr>
-      <w:r>
-        <w:rPr>
-          <w:b w:val="0"/>
-          <w:i w:val="0"/>
-          <w:u w:val="none"/>
-        </w:rPr>
-        <w:t>ч. 4. Назначать и проводить плановые и внеплановые проверки государственных служб и организаций совместно с Офисом Генерального прокурора. Примечание: при необходимости к проведению прокурорской проверки или содействию в осуществлении иных задач Офиса Генерального прокурора привлекать сотрудников FIB или USSS.</w:t>
-      </w:r>
-    </w:p>
-    <w:p>
-      <w:pPr>
-        <w:spacing w:after="40"/>
-      </w:pPr>
-    </w:p>
-    <w:p>
-      <w:pPr>
-        <w:spacing w:after="40"/>
-      </w:pPr>
-      <w:r>
-        <w:rPr>
-          <w:b w:val="0"/>
-          <w:i w:val="0"/>
-          <w:u w:val="none"/>
-        </w:rPr>
-        <w:t>ч. 5. Передавать государственным организациям или гражданам сведения о документации, материалах дела и (или) о лицах, участвующих в следствии, и (или) лицах, оказывающих содействие на конфиденциальной основе, в случаях, не противоречащих закону.</w:t>
-      </w:r>
-    </w:p>
-    <w:p>
-      <w:pPr>
-        <w:spacing w:after="40"/>
-      </w:pPr>
-    </w:p>
-    <w:p>
-      <w:pPr>
-        <w:spacing w:after="40"/>
-      </w:pPr>
-      <w:r>
-        <w:rPr>
-          <w:b w:val="0"/>
-          <w:i w:val="0"/>
-          <w:u w:val="none"/>
-        </w:rPr>
-        <w:t>ч. 6. Делегировать или отзывать полномочия у отдельных лиц или должностей в Департаменте юстиции, которыми наделён Генеральный прокурор, его заместители или иные сотрудники Офиса Генерального прокурора, а также учреждать и (или) упразднять должности в Департаменте юстиции. Исключение: должности, учреждённые настоящим Законом, не могут быть упразднены.</w:t>
-      </w:r>
-    </w:p>
-    <w:p>
-      <w:pPr>
-        <w:spacing w:after="40"/>
-      </w:pPr>
-    </w:p>
-    <w:p>
-      <w:pPr>
-        <w:spacing w:after="40"/>
-      </w:pPr>
-      <w:r>
-        <w:rPr>
-          <w:b w:val="0"/>
-          <w:i w:val="0"/>
-          <w:u w:val="none"/>
-        </w:rPr>
-        <w:t>ч. 7. Освобождать своим постановлением лиц, незаконно подвергнутых задержанию и (или) аресту на основании решений несудебных органов, а также инициировать процедуру аннулирования незаконно полученных судимостей в порядке, установленном законодательством. Генеральный прокурор вправе своим постановлением восстанавливать в занимаемой должности лиц, незаконно уволенных или отстранённых от исполнения служебных обязанностей, в случае установления факта неправомерности их увольнения или отстранения. Примечание: ответственность за законность снятия судимости, а также за обоснованность восстановления в должности или отмены отстранения возлагается на лицо, инициировавшее соответствующий запрос.</w:t>
-      </w:r>
-    </w:p>
-    <w:p>
-      <w:pPr>
-        <w:spacing w:after="40"/>
-      </w:pPr>
-    </w:p>
-    <w:p>
-      <w:pPr>
-        <w:spacing w:after="40"/>
-      </w:pPr>
-      <w:r>
-        <w:rPr>
-          <w:b w:val="0"/>
-          <w:i w:val="0"/>
-          <w:u w:val="none"/>
-        </w:rPr>
-        <w:t>ч. 8. Осуществлять экспертную юридическую оценку законности нормативных и правовых актов, давать разъяснения практики применения законодательства штата San-Andreas и иных нормативных и правовых актов.</w:t>
-      </w:r>
-    </w:p>
-    <w:p>
-      <w:pPr>
-        <w:spacing w:after="40"/>
-      </w:pPr>
-    </w:p>
-    <w:p>
-      <w:pPr>
-        <w:spacing w:after="40"/>
-      </w:pPr>
-      <w:r>
-        <w:rPr>
-          <w:b w:val="0"/>
-          <w:i w:val="0"/>
-          <w:u w:val="none"/>
-        </w:rPr>
-        <w:t>ч. 9. Генеральный прокурор и его заместители правомочны осуществлять правотворческую деятельность в пределах своей компетенции, включая издание приказов, регламентов, инструкций, распоряжений и иных документов.</w:t>
-      </w:r>
-    </w:p>
-    <w:p>
-      <w:pPr>
-        <w:spacing w:after="40"/>
-      </w:pPr>
-    </w:p>
-    <w:p>
-      <w:pPr>
-        <w:spacing w:after="40"/>
-      </w:pPr>
-      <w:r>
-        <w:rPr>
-          <w:b w:val="0"/>
-          <w:i w:val="0"/>
-          <w:u w:val="none"/>
-        </w:rPr>
-        <w:t>ч. 10. Генеральный прокурор вправе открывать как в одностороннем, так и в двустороннем порядке доступ к юрисдикции между региональными правоохранительными органами.</w:t>
-      </w:r>
-    </w:p>
-    <w:p>
-      <w:pPr>
-        <w:spacing w:after="40"/>
-      </w:pPr>
-    </w:p>
-    <w:p>
-      <w:pPr>
-        <w:spacing w:after="40"/>
-      </w:pPr>
-      <w:r>
-        <w:rPr>
-          <w:b w:val="0"/>
-          <w:i w:val="0"/>
-          <w:u w:val="none"/>
-        </w:rPr>
-        <w:t>ч. 11. Генеральный прокурор своим постановлением предоставляет FIB доступ на закрытые, охраняемые и особо охраняемые государственные территории для осуществления надзорной деятельности в случае неоднократного нарушения законодательства со стороны государственной организации.</w:t>
-      </w:r>
-    </w:p>
-    <w:p>
-      <w:pPr>
-        <w:spacing w:after="40"/>
-      </w:pPr>
-    </w:p>
-    <w:p>
-      <w:pPr>
-        <w:spacing w:after="40"/>
-      </w:pPr>
-      <w:r>
-        <w:rPr>
-          <w:b w:val="0"/>
-          <w:i w:val="0"/>
-          <w:u w:val="none"/>
-        </w:rPr>
-        <w:t>ч. 12. Генеральный прокурор устанавливает и утверждает регламент и порядок подачи обращений в Офис Генерального прокурора.</w:t>
-      </w:r>
-    </w:p>
-    <w:p>
-      <w:pPr>
-        <w:spacing w:after="40"/>
-      </w:pPr>
-    </w:p>
-    <w:p>
-      <w:pPr>
-        <w:spacing w:after="40"/>
-      </w:pPr>
-      <w:r>
-        <w:rPr>
-          <w:b w:val="0"/>
-          <w:i w:val="0"/>
-          <w:u w:val="none"/>
-        </w:rPr>
-        <w:t>ч. 13. Генеральный прокурор руководит всей правоохранительной деятельностью на территории штата San-Andreas, издаёт обязательные для исполнения всеми государственными работниками приказы, указания, распоряжения, положения и инструкции, регулирующие вопросы правоохранительной деятельности.</w:t>
-      </w:r>
-    </w:p>
-    <w:p>
-      <w:pPr>
-        <w:spacing w:after="40"/>
-      </w:pPr>
-    </w:p>
-    <w:p>
-      <w:pPr>
-        <w:spacing w:after="40"/>
-      </w:pPr>
-      <w:r>
-        <w:rPr>
-          <w:b w:val="0"/>
-          <w:i w:val="0"/>
-          <w:u w:val="none"/>
-        </w:rPr>
-        <w:t>ч. 14. Генеральный прокурор, его заместители и старшие прокуроры уполномочены авторизовывать ордера, предусмотренные законом «О системе ордеров штата San-Andreas». Старшие прокуроры вправе авторизовывать исключительно ордера типов AS (Arrest and Search), AI (Access to Investigation) и DT (Detention and Transfer).</w:t>
-      </w:r>
-    </w:p>
-    <w:p>
-      <w:pPr>
-        <w:spacing w:after="0" w:before="0"/>
-        <w:ind w:left="567"/>
-        <w:shd w:val="clear" w:color="auto" w:fill="EAF1FB"/>
-        <w:pBdr>
-          <w:left w:val="single" w:sz="18" w:space="4" w:color="7F7F7F"/>
-        </w:pBdr>
-      </w:pPr>
-      <w:r>
-        <w:rPr>
-          <w:b/>
-          <w:i/>
-          <w:color w:val="404040"/>
-          <w:sz w:val="20"/>
-          <w:u w:val="none"/>
-        </w:rPr>
-        <w:t>▸ Обозначения и термины в этом абзаце:</w:t>
-      </w:r>
-    </w:p>
-    <w:p>
-      <w:pPr>
-        <w:spacing w:after="0" w:before="0"/>
-        <w:ind w:left="567"/>
-        <w:shd w:val="clear" w:color="auto" w:fill="EAF1FB"/>
-        <w:pBdr>
-          <w:left w:val="single" w:sz="18" w:space="4" w:color="7F7F7F"/>
-        </w:pBdr>
-      </w:pPr>
-      <w:r>
-        <w:rPr>
-          <w:b/>
-          <w:i w:val="0"/>
-          <w:sz w:val="20"/>
-          <w:u w:val="none"/>
-        </w:rPr>
-        <w:t xml:space="preserve">• DT (Detention and Transfer) — </w:t>
-      </w:r>
-      <w:r>
-        <w:rPr>
-          <w:b w:val="0"/>
-          <w:i w:val="0"/>
-          <w:sz w:val="20"/>
-          <w:u w:val="none"/>
-        </w:rPr>
-        <w:t>установлено законом «О системе ордеров штата San-Andreas» (172.txt), ст. 6 ч. 3 п. «а»</w:t>
-      </w:r>
-      <w:r>
-        <w:rPr>
-          <w:b w:val="0"/>
-          <w:i w:val="0"/>
-          <w:sz w:val="20"/>
-          <w:u w:val="none"/>
-        </w:rPr>
-        <w:t xml:space="preserve"> (текст — в редакции настоящего законопроекта):</w:t>
-      </w:r>
-    </w:p>
-    <w:p>
-      <w:pPr>
-        <w:spacing w:after="0" w:before="0"/>
-        <w:ind w:left="850"/>
-        <w:shd w:val="clear" w:color="auto" w:fill="EAF1FB"/>
-        <w:pBdr>
-          <w:left w:val="single" w:sz="18" w:space="4" w:color="7F7F7F"/>
-        </w:pBdr>
-      </w:pPr>
-      <w:r>
-        <w:rPr>
-          <w:b w:val="0"/>
-          <w:i/>
-          <w:sz w:val="20"/>
-          <w:u w:val="none"/>
-        </w:rPr>
-        <w:t>Статья 6. Виды ордеров и лица, уполномоченные на их авторизацию.</w:t>
-      </w:r>
-    </w:p>
-    <w:p>
-      <w:pPr>
-        <w:spacing w:after="0" w:before="0"/>
-        <w:ind w:left="850"/>
-        <w:shd w:val="clear" w:color="auto" w:fill="EAF1FB"/>
-        <w:pBdr>
-          <w:left w:val="single" w:sz="18" w:space="4" w:color="7F7F7F"/>
-        </w:pBdr>
-      </w:pPr>
-      <w:r>
-        <w:rPr>
-          <w:b w:val="0"/>
-          <w:i/>
-          <w:sz w:val="20"/>
-          <w:u w:val="none"/>
-        </w:rPr>
-        <w:t>ч. 3 Ордер Detention and Transfer</w:t>
-      </w:r>
-    </w:p>
-    <w:p>
-      <w:pPr>
-        <w:spacing w:after="0" w:before="0"/>
-        <w:ind w:left="850"/>
-        <w:shd w:val="clear" w:color="auto" w:fill="EAF1FB"/>
-        <w:pBdr>
-          <w:left w:val="single" w:sz="18" w:space="4" w:color="7F7F7F"/>
-        </w:pBdr>
-      </w:pPr>
-      <w:r>
-        <w:rPr>
-          <w:b w:val="0"/>
-          <w:i/>
-          <w:sz w:val="20"/>
-          <w:u w:val="none"/>
-        </w:rPr>
-        <w:t>а) Detention and Transfer (далее DT) - ордер, предписывающий осуществить привод лица. Основанием для привода может служить неявка лица по вызову уполномоченного лица и/или органов, в случае наличия у таковых оснований для его вызова в то или иное место;</w:t>
-      </w:r>
-    </w:p>
-    <w:p>
-      <w:pPr>
-        <w:spacing w:after="0" w:before="0"/>
-        <w:ind w:left="567"/>
-        <w:shd w:val="clear" w:color="auto" w:fill="EAF1FB"/>
-        <w:pBdr>
-          <w:left w:val="single" w:sz="18" w:space="4" w:color="7F7F7F"/>
-        </w:pBdr>
-      </w:pPr>
-      <w:r>
-        <w:rPr>
-          <w:b/>
-          <w:i w:val="0"/>
-          <w:sz w:val="20"/>
-          <w:u w:val="none"/>
-        </w:rPr>
-        <w:t xml:space="preserve">• AS (Arrest and Search) — </w:t>
-      </w:r>
-      <w:r>
-        <w:rPr>
-          <w:b w:val="0"/>
-          <w:i w:val="0"/>
-          <w:sz w:val="20"/>
-          <w:u w:val="none"/>
-        </w:rPr>
-        <w:t>установлено законом «О системе ордеров штата San-Andreas» (172.txt), ст. 6 ч. 4 п. «а»</w:t>
-      </w:r>
-      <w:r>
-        <w:rPr>
-          <w:b w:val="0"/>
-          <w:i w:val="0"/>
-          <w:sz w:val="20"/>
-          <w:u w:val="none"/>
-        </w:rPr>
-        <w:t xml:space="preserve"> (текст — в редакции настоящего законопроекта):</w:t>
-      </w:r>
-    </w:p>
-    <w:p>
-      <w:pPr>
-        <w:spacing w:after="0" w:before="0"/>
-        <w:ind w:left="850"/>
-        <w:shd w:val="clear" w:color="auto" w:fill="EAF1FB"/>
-        <w:pBdr>
-          <w:left w:val="single" w:sz="18" w:space="4" w:color="7F7F7F"/>
-        </w:pBdr>
-      </w:pPr>
-      <w:r>
-        <w:rPr>
-          <w:b w:val="0"/>
-          <w:i/>
-          <w:sz w:val="20"/>
-          <w:u w:val="none"/>
-        </w:rPr>
-        <w:t>Статья 6. Виды ордеров и лица, уполномоченные на их авторизацию.</w:t>
-      </w:r>
-    </w:p>
-    <w:p>
-      <w:pPr>
-        <w:spacing w:after="0" w:before="0"/>
-        <w:ind w:left="850"/>
-        <w:shd w:val="clear" w:color="auto" w:fill="EAF1FB"/>
-        <w:pBdr>
-          <w:left w:val="single" w:sz="18" w:space="4" w:color="7F7F7F"/>
-        </w:pBdr>
-      </w:pPr>
-      <w:r>
-        <w:rPr>
-          <w:b w:val="0"/>
-          <w:i/>
-          <w:sz w:val="20"/>
-          <w:u w:val="none"/>
-        </w:rPr>
-        <w:t>ч. 4 Ордер Arrest and Search</w:t>
-      </w:r>
-    </w:p>
-    <w:p>
-      <w:pPr>
-        <w:spacing w:after="0" w:before="0"/>
-        <w:ind w:left="850"/>
-        <w:shd w:val="clear" w:color="auto" w:fill="EAF1FB"/>
-        <w:pBdr>
-          <w:left w:val="single" w:sz="18" w:space="4" w:color="7F7F7F"/>
-        </w:pBdr>
-      </w:pPr>
-      <w:r>
-        <w:rPr>
-          <w:b w:val="0"/>
-          <w:i/>
-          <w:sz w:val="20"/>
-          <w:u w:val="none"/>
-        </w:rPr>
-        <w:t>а) Arrest and Search (далее AS) - ордер, дающий право провести законное задержание с последующим арестом лица, либо же группы лиц в любой точке штата, с предусмотренным правом обыска данных лиц и их личных ТС, находящихся на месте задержания.</w:t>
-      </w:r>
-    </w:p>
-    <w:p>
-      <w:pPr>
-        <w:spacing w:after="0" w:before="0"/>
-        <w:ind w:left="567"/>
-        <w:shd w:val="clear" w:color="auto" w:fill="EAF1FB"/>
-        <w:pBdr>
-          <w:left w:val="single" w:sz="18" w:space="4" w:color="7F7F7F"/>
-        </w:pBdr>
-      </w:pPr>
-      <w:r>
-        <w:rPr>
-          <w:b/>
-          <w:i w:val="0"/>
-          <w:sz w:val="20"/>
-          <w:u w:val="none"/>
-        </w:rPr>
-        <w:t xml:space="preserve">• AI (Access to Investigation) — </w:t>
-      </w:r>
-      <w:r>
-        <w:rPr>
-          <w:b w:val="0"/>
-          <w:i w:val="0"/>
-          <w:sz w:val="20"/>
-          <w:u w:val="none"/>
-        </w:rPr>
-        <w:t>установлено законом «О системе ордеров штата San-Andreas» (172.txt), ст. 6 ч. 5 п. «а»</w:t>
-      </w:r>
-      <w:r>
-        <w:rPr>
-          <w:b w:val="0"/>
-          <w:i w:val="0"/>
-          <w:sz w:val="20"/>
-          <w:u w:val="none"/>
-        </w:rPr>
-        <w:t xml:space="preserve"> (текст — в редакции настоящего законопроекта):</w:t>
-      </w:r>
-    </w:p>
-    <w:p>
-      <w:pPr>
-        <w:spacing w:after="0" w:before="0"/>
-        <w:ind w:left="850"/>
-        <w:shd w:val="clear" w:color="auto" w:fill="EAF1FB"/>
-        <w:pBdr>
-          <w:left w:val="single" w:sz="18" w:space="4" w:color="7F7F7F"/>
-        </w:pBdr>
-      </w:pPr>
-      <w:r>
-        <w:rPr>
-          <w:b w:val="0"/>
-          <w:i/>
-          <w:sz w:val="20"/>
-          <w:u w:val="none"/>
-        </w:rPr>
-        <w:t>Статья 6. Виды ордеров и лица, уполномоченные на их авторизацию.</w:t>
-      </w:r>
-    </w:p>
-    <w:p>
-      <w:pPr>
-        <w:spacing w:after="0" w:before="0"/>
-        <w:ind w:left="850"/>
-        <w:shd w:val="clear" w:color="auto" w:fill="EAF1FB"/>
-        <w:pBdr>
-          <w:left w:val="single" w:sz="18" w:space="4" w:color="7F7F7F"/>
-        </w:pBdr>
-      </w:pPr>
-      <w:r>
-        <w:rPr>
-          <w:b w:val="0"/>
-          <w:i/>
-          <w:sz w:val="20"/>
-          <w:u w:val="none"/>
-        </w:rPr>
-        <w:t>ч. 5 Ордер Access to Investigation</w:t>
-      </w:r>
-    </w:p>
-    <w:p>
-      <w:pPr>
-        <w:spacing w:after="0" w:before="0"/>
-        <w:ind w:left="850"/>
-        <w:shd w:val="clear" w:color="auto" w:fill="EAF1FB"/>
-        <w:pBdr>
-          <w:left w:val="single" w:sz="18" w:space="4" w:color="7F7F7F"/>
-        </w:pBdr>
-      </w:pPr>
-      <w:r>
-        <w:rPr>
-          <w:b w:val="0"/>
-          <w:i/>
-          <w:sz w:val="20"/>
-          <w:u w:val="none"/>
-        </w:rPr>
-        <w:t>а) Access to Investigation (далее AI) - ордер, дающий право вести расследование в отношении лица, обладающего статусом неприкосновенности, без снятия такого статуса, согласно закону "Об обеспечении неприкосновенности государственных служащих штата San-Andreas";</w:t>
-      </w:r>
-    </w:p>
-    <w:p>
-      <w:pPr>
-        <w:spacing w:before="240" w:after="80"/>
-      </w:pPr>
-      <w:r>
-        <w:rPr>
-          <w:b/>
-          <w:i w:val="0"/>
-          <w:sz w:val="24"/>
-          <w:u w:val="none"/>
-        </w:rPr>
-        <w:t>Статья 37. Обязанности Офиса Генерального прокурора штата San-Andreas — изменяемая статья (полный текст в новой редакции)</w:t>
-      </w:r>
-    </w:p>
-    <w:p>
-      <w:pPr>
-        <w:spacing w:after="40"/>
-      </w:pPr>
-    </w:p>
-    <w:p>
-      <w:pPr>
-        <w:spacing w:after="40"/>
-      </w:pPr>
-      <w:r>
-        <w:rPr>
-          <w:b w:val="0"/>
-          <w:i w:val="0"/>
-          <w:u w:val="none"/>
-        </w:rPr>
-        <w:t>ч. 1. Осуществлять надзор за единообразным и адекватным применением законов.</w:t>
-      </w:r>
-    </w:p>
-    <w:p>
-      <w:pPr>
-        <w:spacing w:after="40"/>
-      </w:pPr>
-    </w:p>
-    <w:p>
-      <w:pPr>
-        <w:spacing w:after="40"/>
-      </w:pPr>
-      <w:r>
-        <w:rPr>
-          <w:b w:val="0"/>
-          <w:i w:val="0"/>
-          <w:u w:val="none"/>
-        </w:rPr>
-        <w:t>ч. 2. Осуществлять надзор за деятельностью государственных организаций для выявления и предотвращения преступлений и нарушений закона в строгом соответствии с законодательством штата San-Andreas.</w:t>
-      </w:r>
-    </w:p>
-    <w:p>
-      <w:pPr>
-        <w:spacing w:after="40"/>
-      </w:pPr>
-    </w:p>
-    <w:p>
-      <w:pPr>
-        <w:spacing w:after="40"/>
-      </w:pPr>
-      <w:r>
-        <w:rPr>
-          <w:b w:val="0"/>
-          <w:i w:val="0"/>
-          <w:u w:val="none"/>
-        </w:rPr>
-        <w:t>ч. 3. Выступать в суде в качестве государственного обвинителя, отражающего интересы государства и штата San-Andreas.</w:t>
-      </w:r>
-    </w:p>
-    <w:p>
-      <w:pPr>
-        <w:spacing w:after="40"/>
-      </w:pPr>
-    </w:p>
-    <w:p>
-      <w:pPr>
-        <w:spacing w:after="40"/>
-      </w:pPr>
-      <w:r>
-        <w:rPr>
-          <w:b w:val="0"/>
-          <w:i w:val="0"/>
-          <w:u w:val="none"/>
-        </w:rPr>
-        <w:t>ч. 4. Рассматривать и выносить решения по переданным судом в прокуратуру исковым заявлениям и письменным жалобам, содержащим сведения о нарушении закона.</w:t>
-      </w:r>
-    </w:p>
-    <w:p>
-      <w:pPr>
-        <w:spacing w:after="40"/>
-      </w:pPr>
-    </w:p>
-    <w:p>
-      <w:pPr>
-        <w:spacing w:after="40"/>
-      </w:pPr>
-      <w:r>
-        <w:rPr>
-          <w:b w:val="0"/>
-          <w:i w:val="0"/>
-          <w:u w:val="none"/>
-        </w:rPr>
-        <w:t>ч. 5. Проводить плановые и внеплановые проверки государственных структур на знание действующего законодательства и внутренних уставов и подзаконных актов.</w:t>
-      </w:r>
-    </w:p>
-    <w:p>
-      <w:pPr>
-        <w:spacing w:after="40"/>
-      </w:pPr>
-    </w:p>
-    <w:p>
-      <w:pPr>
-        <w:spacing w:after="40"/>
-      </w:pPr>
-      <w:r>
-        <w:rPr>
-          <w:b w:val="0"/>
-          <w:i w:val="0"/>
-          <w:u w:val="none"/>
-        </w:rPr>
-        <w:t>ч. 6. Генеральный прокурор, его заместители и старшие прокуроры при наличии оснований, предусмотренных законом, осуществляют авторизацию ордеров сотрудникам правоохранительных органов на рейд, задержание, обыск, привод и другие законные действия в соответствии с законом «О системе ордеров штата San-Andreas». Старшие прокуроры вправе авторизовывать исключительно ордера типов AS (Arrest and Search), AI (Access to Investigation) и DT (Detention and Transfer).</w:t>
-      </w:r>
-    </w:p>
-    <w:p>
-      <w:pPr>
-        <w:spacing w:after="0" w:before="0"/>
-        <w:ind w:left="567"/>
-        <w:shd w:val="clear" w:color="auto" w:fill="EAF1FB"/>
-        <w:pBdr>
-          <w:left w:val="single" w:sz="18" w:space="4" w:color="7F7F7F"/>
-        </w:pBdr>
-      </w:pPr>
-      <w:r>
-        <w:rPr>
-          <w:b/>
-          <w:i/>
-          <w:color w:val="404040"/>
-          <w:sz w:val="20"/>
-          <w:u w:val="none"/>
-        </w:rPr>
-        <w:t>▸ Обозначения и термины в этом абзаце:</w:t>
-      </w:r>
-    </w:p>
-    <w:p>
-      <w:pPr>
-        <w:spacing w:after="0" w:before="0"/>
-        <w:ind w:left="567"/>
-        <w:shd w:val="clear" w:color="auto" w:fill="EAF1FB"/>
-        <w:pBdr>
-          <w:left w:val="single" w:sz="18" w:space="4" w:color="7F7F7F"/>
-        </w:pBdr>
-      </w:pPr>
-      <w:r>
-        <w:rPr>
-          <w:b/>
-          <w:i w:val="0"/>
-          <w:sz w:val="20"/>
-          <w:u w:val="none"/>
-        </w:rPr>
-        <w:t xml:space="preserve">• DT (Detention and Transfer) — </w:t>
-      </w:r>
-      <w:r>
-        <w:rPr>
-          <w:b w:val="0"/>
-          <w:i w:val="0"/>
-          <w:sz w:val="20"/>
-          <w:u w:val="none"/>
-        </w:rPr>
-        <w:t>установлено законом «О системе ордеров штата San-Andreas» (172.txt), ст. 6 ч. 3 п. «а»</w:t>
-      </w:r>
-      <w:r>
-        <w:rPr>
-          <w:b w:val="0"/>
-          <w:i w:val="0"/>
-          <w:sz w:val="20"/>
-          <w:u w:val="none"/>
-        </w:rPr>
-        <w:t xml:space="preserve"> (текст — в редакции настоящего законопроекта):</w:t>
-      </w:r>
-    </w:p>
-    <w:p>
-      <w:pPr>
-        <w:spacing w:after="0" w:before="0"/>
-        <w:ind w:left="850"/>
-        <w:shd w:val="clear" w:color="auto" w:fill="EAF1FB"/>
-        <w:pBdr>
-          <w:left w:val="single" w:sz="18" w:space="4" w:color="7F7F7F"/>
-        </w:pBdr>
-      </w:pPr>
-      <w:r>
-        <w:rPr>
-          <w:b w:val="0"/>
-          <w:i/>
-          <w:sz w:val="20"/>
-          <w:u w:val="none"/>
-        </w:rPr>
-        <w:t>Статья 6. Виды ордеров и лица, уполномоченные на их авторизацию.</w:t>
-      </w:r>
-    </w:p>
-    <w:p>
-      <w:pPr>
-        <w:spacing w:after="0" w:before="0"/>
-        <w:ind w:left="850"/>
-        <w:shd w:val="clear" w:color="auto" w:fill="EAF1FB"/>
-        <w:pBdr>
-          <w:left w:val="single" w:sz="18" w:space="4" w:color="7F7F7F"/>
-        </w:pBdr>
-      </w:pPr>
-      <w:r>
-        <w:rPr>
-          <w:b w:val="0"/>
-          <w:i/>
-          <w:sz w:val="20"/>
-          <w:u w:val="none"/>
-        </w:rPr>
-        <w:t>ч. 3 Ордер Detention and Transfer</w:t>
-      </w:r>
-    </w:p>
-    <w:p>
-      <w:pPr>
-        <w:spacing w:after="0" w:before="0"/>
-        <w:ind w:left="850"/>
-        <w:shd w:val="clear" w:color="auto" w:fill="EAF1FB"/>
-        <w:pBdr>
-          <w:left w:val="single" w:sz="18" w:space="4" w:color="7F7F7F"/>
-        </w:pBdr>
-      </w:pPr>
-      <w:r>
-        <w:rPr>
-          <w:b w:val="0"/>
-          <w:i/>
-          <w:sz w:val="20"/>
-          <w:u w:val="none"/>
-        </w:rPr>
-        <w:t>а) Detention and Transfer (далее DT) - ордер, предписывающий осуществить привод лица. Основанием для привода может служить неявка лица по вызову уполномоченного лица и/или органов, в случае наличия у таковых оснований для его вызова в то или иное место;</w:t>
-      </w:r>
-    </w:p>
-    <w:p>
-      <w:pPr>
-        <w:spacing w:after="0" w:before="0"/>
-        <w:ind w:left="567"/>
-        <w:shd w:val="clear" w:color="auto" w:fill="EAF1FB"/>
-        <w:pBdr>
-          <w:left w:val="single" w:sz="18" w:space="4" w:color="7F7F7F"/>
-        </w:pBdr>
-      </w:pPr>
-      <w:r>
-        <w:rPr>
-          <w:b/>
-          <w:i w:val="0"/>
-          <w:sz w:val="20"/>
-          <w:u w:val="none"/>
-        </w:rPr>
-        <w:t xml:space="preserve">• AS (Arrest and Search) — </w:t>
-      </w:r>
-      <w:r>
-        <w:rPr>
-          <w:b w:val="0"/>
-          <w:i w:val="0"/>
-          <w:sz w:val="20"/>
-          <w:u w:val="none"/>
-        </w:rPr>
-        <w:t>установлено законом «О системе ордеров штата San-Andreas» (172.txt), ст. 6 ч. 4 п. «а»</w:t>
-      </w:r>
-      <w:r>
-        <w:rPr>
-          <w:b w:val="0"/>
-          <w:i w:val="0"/>
-          <w:sz w:val="20"/>
-          <w:u w:val="none"/>
-        </w:rPr>
-        <w:t xml:space="preserve"> (текст — в редакции настоящего законопроекта):</w:t>
-      </w:r>
-    </w:p>
-    <w:p>
-      <w:pPr>
-        <w:spacing w:after="0" w:before="0"/>
-        <w:ind w:left="850"/>
-        <w:shd w:val="clear" w:color="auto" w:fill="EAF1FB"/>
-        <w:pBdr>
-          <w:left w:val="single" w:sz="18" w:space="4" w:color="7F7F7F"/>
-        </w:pBdr>
-      </w:pPr>
-      <w:r>
-        <w:rPr>
-          <w:b w:val="0"/>
-          <w:i/>
-          <w:sz w:val="20"/>
-          <w:u w:val="none"/>
-        </w:rPr>
-        <w:t>Статья 6. Виды ордеров и лица, уполномоченные на их авторизацию.</w:t>
-      </w:r>
-    </w:p>
-    <w:p>
-      <w:pPr>
-        <w:spacing w:after="0" w:before="0"/>
-        <w:ind w:left="850"/>
-        <w:shd w:val="clear" w:color="auto" w:fill="EAF1FB"/>
-        <w:pBdr>
-          <w:left w:val="single" w:sz="18" w:space="4" w:color="7F7F7F"/>
-        </w:pBdr>
-      </w:pPr>
-      <w:r>
-        <w:rPr>
-          <w:b w:val="0"/>
-          <w:i/>
-          <w:sz w:val="20"/>
-          <w:u w:val="none"/>
-        </w:rPr>
-        <w:t>ч. 4 Ордер Arrest and Search</w:t>
-      </w:r>
-    </w:p>
-    <w:p>
-      <w:pPr>
-        <w:spacing w:after="0" w:before="0"/>
-        <w:ind w:left="850"/>
-        <w:shd w:val="clear" w:color="auto" w:fill="EAF1FB"/>
-        <w:pBdr>
-          <w:left w:val="single" w:sz="18" w:space="4" w:color="7F7F7F"/>
-        </w:pBdr>
-      </w:pPr>
-      <w:r>
-        <w:rPr>
-          <w:b w:val="0"/>
-          <w:i/>
-          <w:sz w:val="20"/>
-          <w:u w:val="none"/>
-        </w:rPr>
-        <w:t>а) Arrest and Search (далее AS) - ордер, дающий право провести законное задержание с последующим арестом лица, либо же группы лиц в любой точке штата, с предусмотренным правом обыска данных лиц и их личных ТС, находящихся на месте задержания.</w:t>
-      </w:r>
-    </w:p>
-    <w:p>
-      <w:pPr>
-        <w:spacing w:after="0" w:before="0"/>
-        <w:ind w:left="567"/>
-        <w:shd w:val="clear" w:color="auto" w:fill="EAF1FB"/>
-        <w:pBdr>
-          <w:left w:val="single" w:sz="18" w:space="4" w:color="7F7F7F"/>
-        </w:pBdr>
-      </w:pPr>
-      <w:r>
-        <w:rPr>
-          <w:b/>
-          <w:i w:val="0"/>
-          <w:sz w:val="20"/>
-          <w:u w:val="none"/>
-        </w:rPr>
-        <w:t xml:space="preserve">• AI (Access to Investigation) — </w:t>
-      </w:r>
-      <w:r>
-        <w:rPr>
-          <w:b w:val="0"/>
-          <w:i w:val="0"/>
-          <w:sz w:val="20"/>
-          <w:u w:val="none"/>
-        </w:rPr>
-        <w:t>установлено законом «О системе ордеров штата San-Andreas» (172.txt), ст. 6 ч. 5 п. «а»</w:t>
-      </w:r>
-      <w:r>
-        <w:rPr>
-          <w:b w:val="0"/>
-          <w:i w:val="0"/>
-          <w:sz w:val="20"/>
-          <w:u w:val="none"/>
-        </w:rPr>
-        <w:t xml:space="preserve"> (текст — в редакции настоящего законопроекта):</w:t>
-      </w:r>
-    </w:p>
-    <w:p>
-      <w:pPr>
-        <w:spacing w:after="0" w:before="0"/>
-        <w:ind w:left="850"/>
-        <w:shd w:val="clear" w:color="auto" w:fill="EAF1FB"/>
-        <w:pBdr>
-          <w:left w:val="single" w:sz="18" w:space="4" w:color="7F7F7F"/>
-        </w:pBdr>
-      </w:pPr>
-      <w:r>
-        <w:rPr>
-          <w:b w:val="0"/>
-          <w:i/>
-          <w:sz w:val="20"/>
-          <w:u w:val="none"/>
-        </w:rPr>
-        <w:t>Статья 6. Виды ордеров и лица, уполномоченные на их авторизацию.</w:t>
-      </w:r>
-    </w:p>
-    <w:p>
-      <w:pPr>
-        <w:spacing w:after="0" w:before="0"/>
-        <w:ind w:left="850"/>
-        <w:shd w:val="clear" w:color="auto" w:fill="EAF1FB"/>
-        <w:pBdr>
-          <w:left w:val="single" w:sz="18" w:space="4" w:color="7F7F7F"/>
-        </w:pBdr>
-      </w:pPr>
-      <w:r>
-        <w:rPr>
-          <w:b w:val="0"/>
-          <w:i/>
-          <w:sz w:val="20"/>
-          <w:u w:val="none"/>
-        </w:rPr>
-        <w:t>ч. 5 Ордер Access to Investigation</w:t>
-      </w:r>
-    </w:p>
-    <w:p>
-      <w:pPr>
-        <w:spacing w:after="0" w:before="0"/>
-        <w:ind w:left="850"/>
-        <w:shd w:val="clear" w:color="auto" w:fill="EAF1FB"/>
-        <w:pBdr>
-          <w:left w:val="single" w:sz="18" w:space="4" w:color="7F7F7F"/>
-        </w:pBdr>
-      </w:pPr>
-      <w:r>
-        <w:rPr>
-          <w:b w:val="0"/>
-          <w:i/>
-          <w:sz w:val="20"/>
-          <w:u w:val="none"/>
-        </w:rPr>
-        <w:t>а) Access to Investigation (далее AI) - ордер, дающий право вести расследование в отношении лица, обладающего статусом неприкосновенности, без снятия такого статуса, согласно закону "Об обеспечении неприкосновенности государственных служащих штата San-Andreas";</w:t>
-      </w:r>
-    </w:p>
-    <w:p>
-      <w:pPr>
-        <w:spacing w:after="0" w:before="0"/>
-        <w:ind w:left="567"/>
-        <w:shd w:val="clear" w:color="auto" w:fill="EAF1FB"/>
-        <w:pBdr>
-          <w:left w:val="single" w:sz="18" w:space="4" w:color="7F7F7F"/>
-        </w:pBdr>
-      </w:pPr>
-      <w:r>
-        <w:rPr>
-          <w:b/>
-          <w:i w:val="0"/>
-          <w:sz w:val="20"/>
-          <w:u w:val="none"/>
-        </w:rPr>
-        <w:t xml:space="preserve">• привод — </w:t>
-      </w:r>
-      <w:r>
-        <w:rPr>
-          <w:b w:val="0"/>
-          <w:i w:val="0"/>
-          <w:sz w:val="20"/>
-          <w:u w:val="none"/>
-        </w:rPr>
-        <w:t>осуществляется по ордеру DT — закон «О системе ордеров штата San-Andreas» (172.txt), ст. 6 ч. 3 п. «а»</w:t>
-      </w:r>
-      <w:r>
-        <w:rPr>
-          <w:b w:val="0"/>
-          <w:i w:val="0"/>
-          <w:sz w:val="20"/>
-          <w:u w:val="none"/>
-        </w:rPr>
-        <w:t xml:space="preserve"> (текст — в редакции настоящего законопроекта):</w:t>
-      </w:r>
-    </w:p>
-    <w:p>
-      <w:pPr>
-        <w:spacing w:after="0" w:before="0"/>
-        <w:ind w:left="850"/>
-        <w:shd w:val="clear" w:color="auto" w:fill="EAF1FB"/>
-        <w:pBdr>
-          <w:left w:val="single" w:sz="18" w:space="4" w:color="7F7F7F"/>
-        </w:pBdr>
-      </w:pPr>
-      <w:r>
-        <w:rPr>
-          <w:b w:val="0"/>
-          <w:i/>
-          <w:sz w:val="20"/>
-          <w:u w:val="none"/>
-        </w:rPr>
-        <w:t>Статья 6. Виды ордеров и лица, уполномоченные на их авторизацию.</w:t>
-      </w:r>
-    </w:p>
-    <w:p>
-      <w:pPr>
-        <w:spacing w:after="0" w:before="0"/>
-        <w:ind w:left="850"/>
-        <w:shd w:val="clear" w:color="auto" w:fill="EAF1FB"/>
-        <w:pBdr>
-          <w:left w:val="single" w:sz="18" w:space="4" w:color="7F7F7F"/>
-        </w:pBdr>
-      </w:pPr>
-      <w:r>
-        <w:rPr>
-          <w:b w:val="0"/>
-          <w:i/>
-          <w:sz w:val="20"/>
-          <w:u w:val="none"/>
-        </w:rPr>
-        <w:t>ч. 3 Ордер Detention and Transfer</w:t>
-      </w:r>
-    </w:p>
-    <w:p>
-      <w:pPr>
-        <w:spacing w:after="0" w:before="0"/>
-        <w:ind w:left="850"/>
-        <w:shd w:val="clear" w:color="auto" w:fill="EAF1FB"/>
-        <w:pBdr>
-          <w:left w:val="single" w:sz="18" w:space="4" w:color="7F7F7F"/>
-        </w:pBdr>
-      </w:pPr>
-      <w:r>
-        <w:rPr>
-          <w:b w:val="0"/>
-          <w:i/>
-          <w:sz w:val="20"/>
-          <w:u w:val="none"/>
-        </w:rPr>
-        <w:t>а) Detention and Transfer (далее DT) - ордер, предписывающий осуществить привод лица. Основанием для привода может служить неявка лица по вызову уполномоченного лица и/или органов, в случае наличия у таковых оснований для его вызова в то или иное место;</w:t>
-      </w:r>
-    </w:p>
-    <w:p>
-      <w:pPr>
-        <w:spacing w:after="0" w:before="0"/>
-        <w:ind w:left="567"/>
-        <w:shd w:val="clear" w:color="auto" w:fill="EAF1FB"/>
-        <w:pBdr>
-          <w:left w:val="single" w:sz="18" w:space="4" w:color="7F7F7F"/>
-        </w:pBdr>
-      </w:pPr>
-      <w:r>
-        <w:rPr>
-          <w:b/>
-          <w:i w:val="0"/>
-          <w:sz w:val="20"/>
-          <w:u w:val="none"/>
-        </w:rPr>
-        <w:t xml:space="preserve">• старший прокурор — </w:t>
-      </w:r>
-      <w:r>
-        <w:rPr>
-          <w:b w:val="0"/>
-          <w:i w:val="0"/>
-          <w:sz w:val="20"/>
-          <w:u w:val="none"/>
-        </w:rPr>
-        <w:t>должность установлена Конституционным Законом «О деятельности офиса Генерального прокурора штата San-Andreas» (174.txt), ст. 15 ч. 1–2; право авторизации ордеров — ст. 19 ч. 14</w:t>
-      </w:r>
-      <w:r>
-        <w:rPr>
-          <w:b w:val="0"/>
-          <w:i w:val="0"/>
-          <w:sz w:val="20"/>
-          <w:u w:val="none"/>
-        </w:rPr>
-        <w:t>:</w:t>
-      </w:r>
-    </w:p>
-    <w:p>
-      <w:pPr>
-        <w:spacing w:after="0" w:before="0"/>
-        <w:ind w:left="850"/>
-        <w:shd w:val="clear" w:color="auto" w:fill="EAF1FB"/>
-        <w:pBdr>
-          <w:left w:val="single" w:sz="18" w:space="4" w:color="7F7F7F"/>
-        </w:pBdr>
-      </w:pPr>
-      <w:r>
-        <w:rPr>
-          <w:b w:val="0"/>
-          <w:i/>
-          <w:sz w:val="20"/>
-          <w:u w:val="none"/>
-        </w:rPr>
-        <w:t>Статья 15. Система Офиса Генерального прокурора штата San-Andreas</w:t>
-      </w:r>
-    </w:p>
-    <w:p>
-      <w:pPr>
-        <w:spacing w:after="0" w:before="0"/>
-        <w:ind w:left="850"/>
-        <w:shd w:val="clear" w:color="auto" w:fill="EAF1FB"/>
-        <w:pBdr>
-          <w:left w:val="single" w:sz="18" w:space="4" w:color="7F7F7F"/>
-        </w:pBdr>
-      </w:pPr>
-      <w:r>
-        <w:rPr>
-          <w:b w:val="0"/>
-          <w:i/>
-          <w:sz w:val="20"/>
-          <w:u w:val="none"/>
-        </w:rPr>
-        <w:t>ч. 1. Систему Офиса Генерального прокурора штата San-Andreas составляют Генеральный прокурор, заместители Генерального прокурора, старшие прокуроры, помощники прокурора, а также иные органы, учреждаемые (образуемые) Генеральным прокурором.</w:t>
-      </w:r>
-    </w:p>
-    <w:p>
-      <w:pPr>
-        <w:spacing w:after="0" w:before="0"/>
-        <w:ind w:left="850"/>
-        <w:shd w:val="clear" w:color="auto" w:fill="EAF1FB"/>
-        <w:pBdr>
-          <w:left w:val="single" w:sz="18" w:space="4" w:color="7F7F7F"/>
-        </w:pBdr>
-      </w:pPr>
-      <w:r>
-        <w:rPr>
-          <w:b w:val="0"/>
-          <w:i/>
-          <w:sz w:val="20"/>
-          <w:u w:val="none"/>
-        </w:rPr>
-      </w:r>
-    </w:p>
-    <w:p>
-      <w:pPr>
-        <w:spacing w:after="40"/>
-      </w:pPr>
-      <w:r>
-        <w:rPr>
-          <w:b w:val="0"/>
-          <w:i w:val="0"/>
-          <w:u w:val="none"/>
-        </w:rPr>
-        <w:t>Примечание: ответственность за неправомерный ордер несёт лицо, инициировавшее запрос на его выдачу.</w:t>
-      </w:r>
-    </w:p>
-    <w:p>
-      <w:pPr>
-        <w:spacing w:after="40"/>
-      </w:pPr>
-    </w:p>
-    <w:p>
-      <w:pPr>
-        <w:spacing w:after="40"/>
-      </w:pPr>
-      <w:r>
-        <w:rPr>
-          <w:b w:val="0"/>
-          <w:i w:val="0"/>
-          <w:u w:val="none"/>
-        </w:rPr>
-        <w:t>ч. 7. По требованию Генерального прокурора предоставлять отчёт о проделанной работе и материалах, находящихся в производстве.</w:t>
-      </w:r>
-    </w:p>
-    <w:p>
-      <w:pPr>
-        <w:spacing w:after="40"/>
-      </w:pPr>
-    </w:p>
-    <w:p>
-      <w:pPr>
-        <w:spacing w:after="40"/>
-      </w:pPr>
-      <w:r>
-        <w:rPr>
-          <w:b w:val="0"/>
-          <w:i w:val="0"/>
-          <w:u w:val="none"/>
-        </w:rPr>
-        <w:t>ч. 8. Осуществлять делопроизводство, архивирование материалов по нему, чёткое распределение важной документации и закрытие расследования при наличии на то оснований.</w:t>
-      </w:r>
-    </w:p>
-    <w:p>
-      <w:pPr>
-        <w:spacing w:after="40"/>
-      </w:pPr>
-    </w:p>
-    <w:p>
-      <w:pPr>
-        <w:spacing w:after="40"/>
-      </w:pPr>
-      <w:r>
-        <w:rPr>
-          <w:b w:val="0"/>
-          <w:i w:val="0"/>
-          <w:u w:val="none"/>
-        </w:rPr>
-        <w:t>ч. 9. Осуществлять своевременную и качественную передачу в суды штата San-Andreas всех материалов дела для дальнейшего разбирательства.</w:t>
-      </w:r>
-    </w:p>
-    <w:p>
-      <w:pPr>
-        <w:spacing w:after="40"/>
-      </w:pPr>
-    </w:p>
-    <w:p>
-      <w:pPr>
-        <w:spacing w:after="40"/>
-      </w:pPr>
-      <w:r>
-        <w:rPr>
-          <w:b w:val="0"/>
-          <w:i w:val="0"/>
-          <w:u w:val="none"/>
-        </w:rPr>
-        <w:t>ч. 10. При исполнении должностных обязанностей соблюдать требования Этического кодекса, внутреннего устава в части дресс-кода сотрудников ОГП, придерживаться норм профессиональной этики и служебного поведения, осуществлять непрерывную фото и видеофиксацию, а также при исполнении служебных обязанностей носить и использовать рабочую боди камеру.</w:t>
-      </w:r>
-    </w:p>
-    <w:p>
-      <w:pPr>
-        <w:spacing w:before="240" w:after="80"/>
-      </w:pPr>
-      <w:r>
-        <w:rPr>
-          <w:b/>
-          <w:i w:val="0"/>
-          <w:sz w:val="24"/>
-          <w:u w:val="none"/>
-        </w:rPr>
-        <w:t>Статья 40. Гарантии правовой защиты служащего Офиса Генерального прокурора — изменяемая статья (полный текст в новой редакции)</w:t>
-      </w:r>
-    </w:p>
-    <w:p>
-      <w:pPr>
-        <w:spacing w:after="40"/>
-      </w:pPr>
-    </w:p>
-    <w:p>
-      <w:pPr>
-        <w:spacing w:after="40"/>
-      </w:pPr>
-      <w:r>
-        <w:rPr>
-          <w:b w:val="0"/>
-          <w:i w:val="0"/>
-          <w:u w:val="none"/>
-        </w:rPr>
-        <w:t>ч. 1 Служащий Офиса Генерального прокурора, выполняя служебные обязанности, выступает в качестве представителя государственной власти и находится под защитой государства. Законные требования служащего Офиса Генерального прокурора обязательны для выполнения гражданами и должностными лицами.</w:t>
-      </w:r>
-    </w:p>
-    <w:p>
-      <w:pPr>
-        <w:spacing w:after="40"/>
-      </w:pPr>
-    </w:p>
-    <w:p>
-      <w:pPr>
-        <w:spacing w:after="40"/>
-      </w:pPr>
-      <w:r>
-        <w:rPr>
-          <w:b w:val="0"/>
-          <w:i w:val="0"/>
-          <w:u w:val="none"/>
-        </w:rPr>
-        <w:t>ч. 2 Воздействие в какой-либо форме органов государственной власти штата San-Andreas, органов местного самоуправления, общественных объединений, средств массовой информации, их представителей, а также должностных лиц на прокурора с целью повлиять на принимаемое им решение или воспрепятствование в какой-либо форме его деятельности, влечет за собой ответственность предусмотренную законодательством штата San-Andreas.</w:t>
-      </w:r>
-    </w:p>
-    <w:p>
-      <w:pPr>
-        <w:spacing w:after="40"/>
-      </w:pPr>
-    </w:p>
-    <w:p>
-      <w:pPr>
-        <w:spacing w:after="40"/>
-      </w:pPr>
-      <w:r>
-        <w:rPr>
-          <w:b w:val="0"/>
-          <w:i w:val="0"/>
-          <w:u w:val="none"/>
-        </w:rPr>
-        <w:t>ч. 3 Государственная защита жизни и здоровья, чести и достоинства служащего Офиса Генерального прокурора и членов его семьи, а также имущества, принадлежащего ему и членам его семьи, от преступных посягательств в связи с выполнением служебных обязанностей осуществляется в порядке, установленном законодательством.</w:t>
-      </w:r>
-    </w:p>
-    <w:p>
-      <w:pPr>
-        <w:spacing w:after="40"/>
-      </w:pPr>
-    </w:p>
-    <w:p>
-      <w:pPr>
-        <w:spacing w:after="40"/>
-      </w:pPr>
-      <w:r>
-        <w:rPr>
-          <w:b w:val="0"/>
-          <w:i w:val="0"/>
-          <w:u w:val="none"/>
-        </w:rPr>
-        <w:t>ч. 4 Меры государственной защиты применяются также в отношении близких родственников служащего Офиса Генерального прокурора, а в исключительных случаях - в отношении иных лиц, на жизнь, здоровье и имущество которых совершается посягательство в целях воспрепятствования законной деятельности служащего Офиса Генерального прокурора либо принуждения к изменению ее характера, а также из мести за указанную деятельность.</w:t>
-      </w:r>
-    </w:p>
-    <w:p>
-      <w:pPr>
-        <w:spacing w:after="40"/>
-      </w:pPr>
-    </w:p>
-    <w:p>
-      <w:pPr>
-        <w:spacing w:after="40"/>
-      </w:pPr>
-      <w:r>
-        <w:rPr>
-          <w:b w:val="0"/>
-          <w:i w:val="0"/>
-          <w:u w:val="none"/>
-        </w:rPr>
-        <w:t xml:space="preserve">ч. 5 При исполнении служащим ОГП служебных обязанностей не допускаются его привод, задержание, личный обыск и обыск его вещей, а также обыск личного и используемого им транспорта, за исключением случаев, предусмотренных </w:t>
-      </w:r>
-      <w:r>
-        <w:rPr>
-          <w:b w:val="0"/>
-          <w:i w:val="0"/>
-          <w:color w:val="1F3A93"/>
-          <w:u w:val="single"/>
-        </w:rPr>
-        <w:t>частью 4 статьи 19 Процессуального кодекса штата San-Andreas</w:t>
-      </w:r>
-      <w:r>
-        <w:rPr>
-          <w:b w:val="0"/>
-          <w:i w:val="0"/>
-          <w:u w:val="none"/>
-        </w:rPr>
-        <w:t xml:space="preserve">: при наличии ордера или судебного акта; когда он застигнут при совершении преступления или непосредственно после его совершения; когда его действия создают непосредственную угрозу жизни или здоровью окружающих; по требованию лиц, уполномоченных на это Процессуальным кодексом штата San-Andreas, а равно с разрешения Генерального прокурора или его заместителей в случае выявленного правонарушения. Задержание производится в порядке </w:t>
-      </w:r>
-      <w:r>
-        <w:rPr>
-          <w:b w:val="0"/>
-          <w:i w:val="0"/>
-          <w:color w:val="1F3A93"/>
-          <w:u w:val="single"/>
-        </w:rPr>
-        <w:t>статьи 19 Процессуального кодекса штата San-Andreas</w:t>
-      </w:r>
-      <w:r>
-        <w:rPr>
-          <w:b w:val="0"/>
-          <w:i w:val="0"/>
-          <w:u w:val="none"/>
-        </w:rPr>
-        <w:t>.</w:t>
-      </w:r>
-    </w:p>
-    <w:p>
-      <w:pPr>
-        <w:spacing w:after="0" w:before="0"/>
-        <w:ind w:left="567"/>
-        <w:shd w:val="clear" w:color="auto" w:fill="F2F2F2"/>
-        <w:pBdr>
-          <w:left w:val="single" w:sz="18" w:space="4" w:color="7F7F7F"/>
-        </w:pBdr>
-      </w:pPr>
-      <w:r>
-        <w:rPr>
-          <w:b/>
-          <w:i/>
-          <w:color w:val="404040"/>
-          <w:sz w:val="20"/>
-          <w:u w:val="none"/>
-        </w:rPr>
-        <w:t>▸ Ссылка «частью 4 статьи 19 Процессуального кодекса штата San-Andreas» → ч. 4 ст. 19 — Процессуальный кодекс штата San-Andreas (145.txt), в редакции ACT. 001</w:t>
-      </w:r>
-      <w:r>
-        <w:rPr>
-          <w:b/>
-          <w:i/>
-          <w:color w:val="404040"/>
-          <w:sz w:val="20"/>
-          <w:u w:val="none"/>
-        </w:rPr>
-        <w:t>:</w:t>
-      </w:r>
-    </w:p>
-    <w:p>
-      <w:pPr>
-        <w:spacing w:after="0" w:before="0"/>
-        <w:ind w:left="567"/>
-        <w:shd w:val="clear" w:color="auto" w:fill="F2F2F2"/>
-        <w:pBdr>
-          <w:left w:val="single" w:sz="18" w:space="4" w:color="7F7F7F"/>
-        </w:pBdr>
-      </w:pPr>
-      <w:r>
-        <w:rPr>
-          <w:b w:val="0"/>
-          <w:i w:val="0"/>
-          <w:sz w:val="20"/>
-          <w:u w:val="none"/>
-        </w:rPr>
-        <w:t>Статья 19. Уведомление о задержании</w:t>
-      </w:r>
-    </w:p>
-    <w:p>
-      <w:pPr>
-        <w:spacing w:after="0" w:before="0"/>
-        <w:ind w:left="567"/>
-        <w:shd w:val="clear" w:color="auto" w:fill="F2F2F2"/>
-        <w:pBdr>
-          <w:left w:val="single" w:sz="18" w:space="4" w:color="7F7F7F"/>
-        </w:pBdr>
-      </w:pPr>
-      <w:r>
-        <w:rPr>
-          <w:b w:val="0"/>
-          <w:i w:val="0"/>
-          <w:sz w:val="20"/>
-          <w:u w:val="none"/>
-        </w:rPr>
-        <w:t>ч. 4. Задержание государственного служащего (в том числе сотрудника правоохранительного органа, военнослужащего SANG, сотрудника EMS, сотрудника WN, служащего ОГП) при исполнении им служебных обязанностей, адвоката при осуществлении им адвокатской деятельности, а также члена Сената в течение срока его полномочий, равно как их привод, личный обыск и обыск используемого ими транспорта, допускаются только в следующих случаях:</w:t>
-      </w:r>
-    </w:p>
-    <w:p>
-      <w:pPr>
-        <w:spacing w:after="0" w:before="0"/>
-        <w:ind w:left="567"/>
-        <w:shd w:val="clear" w:color="auto" w:fill="F2F2F2"/>
-        <w:pBdr>
-          <w:left w:val="single" w:sz="18" w:space="4" w:color="7F7F7F"/>
-        </w:pBdr>
-      </w:pPr>
-      <w:r>
-        <w:rPr>
-          <w:b w:val="0"/>
-          <w:i w:val="0"/>
-          <w:sz w:val="20"/>
-          <w:u w:val="none"/>
-        </w:rPr>
-        <w:t>а) при наличии ордера или судебного акта;</w:t>
-      </w:r>
-    </w:p>
-    <w:p>
-      <w:pPr>
-        <w:spacing w:after="0" w:before="0"/>
-        <w:ind w:left="567"/>
-        <w:shd w:val="clear" w:color="auto" w:fill="F2F2F2"/>
-        <w:pBdr>
-          <w:left w:val="single" w:sz="18" w:space="4" w:color="7F7F7F"/>
-        </w:pBdr>
-      </w:pPr>
-      <w:r>
-        <w:rPr>
-          <w:b w:val="0"/>
-          <w:i w:val="0"/>
-          <w:sz w:val="20"/>
-          <w:u w:val="none"/>
-        </w:rPr>
-        <w:t>б) когда лицо застигнуто при совершении преступления или непосредственно после его совершения;</w:t>
-      </w:r>
-    </w:p>
-    <w:p>
-      <w:pPr>
-        <w:spacing w:after="0" w:before="0"/>
-        <w:ind w:left="567"/>
-        <w:shd w:val="clear" w:color="auto" w:fill="F2F2F2"/>
-        <w:pBdr>
-          <w:left w:val="single" w:sz="18" w:space="4" w:color="7F7F7F"/>
-        </w:pBdr>
-      </w:pPr>
-      <w:r>
-        <w:rPr>
-          <w:b w:val="0"/>
-          <w:i w:val="0"/>
-          <w:sz w:val="20"/>
-          <w:u w:val="none"/>
-        </w:rPr>
-        <w:t>в) когда действия лица создают непосредственную угрозу жизни или здоровью окружающих;</w:t>
-      </w:r>
-    </w:p>
-    <w:p>
-      <w:pPr>
-        <w:spacing w:after="0" w:before="0"/>
-        <w:ind w:left="567"/>
-        <w:shd w:val="clear" w:color="auto" w:fill="F2F2F2"/>
-        <w:pBdr>
-          <w:left w:val="single" w:sz="18" w:space="4" w:color="7F7F7F"/>
-        </w:pBdr>
-      </w:pPr>
-      <w:r>
-        <w:rPr>
-          <w:b w:val="0"/>
-          <w:i w:val="0"/>
-          <w:sz w:val="20"/>
-          <w:u w:val="none"/>
-        </w:rPr>
-        <w:t>г) по требованию лиц, указанных в пунктах «д» и «е» части 2 статьи 16 настоящего Кодекса.</w:t>
-      </w:r>
-    </w:p>
-    <w:p>
-      <w:pPr>
-        <w:spacing w:after="0" w:before="0"/>
-        <w:ind w:left="567"/>
-        <w:shd w:val="clear" w:color="auto" w:fill="F2F2F2"/>
-        <w:pBdr>
-          <w:left w:val="single" w:sz="18" w:space="4" w:color="7F7F7F"/>
-        </w:pBdr>
-      </w:pPr>
-      <w:r>
-        <w:rPr>
-          <w:b w:val="0"/>
-          <w:i w:val="0"/>
-          <w:sz w:val="20"/>
-          <w:u w:val="none"/>
-        </w:rPr>
-        <w:t>В остальных случаях сведения о правонарушении передаются в ОГП и руководству указанного лица без его задержания. Гарантии правовой защиты, установленные законами о деятельности отдельных государственных органов, о Сенате и об адвокатуре, применяются в части, не противоречащей настоящей части.</w:t>
-      </w:r>
-    </w:p>
-    <w:p>
-      <w:pPr>
-        <w:spacing w:after="0" w:before="0"/>
-        <w:ind w:left="567"/>
-        <w:shd w:val="clear" w:color="auto" w:fill="F2F2F2"/>
-        <w:pBdr>
-          <w:left w:val="single" w:sz="18" w:space="4" w:color="7F7F7F"/>
-        </w:pBdr>
-      </w:pPr>
-      <w:r>
-        <w:rPr>
-          <w:b w:val="0"/>
-          <w:i w:val="0"/>
-          <w:sz w:val="20"/>
-          <w:u w:val="none"/>
-        </w:rPr>
-        <w:t>Примечание: При задержании государственного служащего, адвоката или члена Сената на основании ордера или вступившего в законную силу судебного акта вызов сотрудника ОГП не требуется, если прямое указание на участие прокурора не содержится в самом ордере или судебном акте; в этом случае вызывается исключительно руководство указанного лица для прекращения трудовых отношений (лишения статуса).</w:t>
-      </w:r>
-    </w:p>
-    <w:p>
-      <w:pPr>
-        <w:spacing w:after="0" w:before="0"/>
-        <w:ind w:left="567"/>
-        <w:shd w:val="clear" w:color="auto" w:fill="F2F2F2"/>
-        <w:pBdr>
-          <w:left w:val="single" w:sz="18" w:space="4" w:color="7F7F7F"/>
-        </w:pBdr>
-      </w:pPr>
-      <w:r>
-        <w:rPr>
-          <w:b/>
-          <w:i/>
-          <w:color w:val="404040"/>
-          <w:sz w:val="20"/>
-          <w:u w:val="none"/>
-        </w:rPr>
-        <w:t>▸ Ссылка «статьи 19 Процессуального кодекса штата San-Andreas» → ст. 19 — Процессуальный кодекс штата San-Andreas (145.txt), в редакции ACT. 001</w:t>
-      </w:r>
-      <w:r>
-        <w:rPr>
-          <w:b w:val="0"/>
-          <w:i/>
-          <w:color w:val="404040"/>
-          <w:sz w:val="20"/>
-          <w:u w:val="none"/>
-        </w:rPr>
-        <w:t xml:space="preserve"> — полный текст приведён выше (справка к ст. 7 закон о неприкосновенности).</w:t>
-      </w:r>
-    </w:p>
-    <w:p>
-      <w:pPr>
-        <w:spacing w:after="0" w:before="0"/>
-        <w:ind w:left="567"/>
-        <w:shd w:val="clear" w:color="auto" w:fill="EAF1FB"/>
-        <w:pBdr>
-          <w:left w:val="single" w:sz="18" w:space="4" w:color="7F7F7F"/>
-        </w:pBdr>
-      </w:pPr>
-      <w:r>
-        <w:rPr>
-          <w:b/>
-          <w:i/>
-          <w:color w:val="404040"/>
-          <w:sz w:val="20"/>
-          <w:u w:val="none"/>
-        </w:rPr>
-        <w:t>▸ Обозначения и термины в этом абзаце:</w:t>
-      </w:r>
-    </w:p>
-    <w:p>
-      <w:pPr>
-        <w:spacing w:after="0" w:before="0"/>
-        <w:ind w:left="567"/>
-        <w:shd w:val="clear" w:color="auto" w:fill="EAF1FB"/>
-        <w:pBdr>
-          <w:left w:val="single" w:sz="18" w:space="4" w:color="7F7F7F"/>
-        </w:pBdr>
-      </w:pPr>
-      <w:r>
-        <w:rPr>
-          <w:b/>
-          <w:i w:val="0"/>
-          <w:sz w:val="20"/>
-          <w:u w:val="none"/>
-        </w:rPr>
-        <w:t xml:space="preserve">• привод — </w:t>
-      </w:r>
-      <w:r>
-        <w:rPr>
-          <w:b w:val="0"/>
-          <w:i w:val="0"/>
-          <w:sz w:val="20"/>
-          <w:u w:val="none"/>
-        </w:rPr>
-        <w:t>осуществляется по ордеру DT — закон «О системе ордеров штата San-Andreas» (172.txt), ст. 6 ч. 3 п. «а»</w:t>
-      </w:r>
-      <w:r>
-        <w:rPr>
-          <w:b w:val="0"/>
-          <w:i w:val="0"/>
-          <w:sz w:val="20"/>
-          <w:u w:val="none"/>
-        </w:rPr>
-        <w:t xml:space="preserve"> (текст — в редакции настоящего законопроекта):</w:t>
-      </w:r>
-    </w:p>
-    <w:p>
-      <w:pPr>
-        <w:spacing w:after="0" w:before="0"/>
-        <w:ind w:left="850"/>
-        <w:shd w:val="clear" w:color="auto" w:fill="EAF1FB"/>
-        <w:pBdr>
-          <w:left w:val="single" w:sz="18" w:space="4" w:color="7F7F7F"/>
-        </w:pBdr>
-      </w:pPr>
-      <w:r>
-        <w:rPr>
-          <w:b w:val="0"/>
-          <w:i/>
-          <w:sz w:val="20"/>
-          <w:u w:val="none"/>
-        </w:rPr>
-        <w:t>Статья 6. Виды ордеров и лица, уполномоченные на их авторизацию.</w:t>
-      </w:r>
-    </w:p>
-    <w:p>
-      <w:pPr>
-        <w:spacing w:after="0" w:before="0"/>
-        <w:ind w:left="850"/>
-        <w:shd w:val="clear" w:color="auto" w:fill="EAF1FB"/>
-        <w:pBdr>
-          <w:left w:val="single" w:sz="18" w:space="4" w:color="7F7F7F"/>
-        </w:pBdr>
-      </w:pPr>
-      <w:r>
-        <w:rPr>
-          <w:b w:val="0"/>
-          <w:i/>
-          <w:sz w:val="20"/>
-          <w:u w:val="none"/>
-        </w:rPr>
-        <w:t>ч. 3 Ордер Detention and Transfer</w:t>
-      </w:r>
-    </w:p>
-    <w:p>
-      <w:pPr>
-        <w:spacing w:after="0" w:before="0"/>
-        <w:ind w:left="850"/>
-        <w:shd w:val="clear" w:color="auto" w:fill="EAF1FB"/>
-        <w:pBdr>
-          <w:left w:val="single" w:sz="18" w:space="4" w:color="7F7F7F"/>
-        </w:pBdr>
-      </w:pPr>
-      <w:r>
-        <w:rPr>
-          <w:b w:val="0"/>
-          <w:i/>
-          <w:sz w:val="20"/>
-          <w:u w:val="none"/>
-        </w:rPr>
-        <w:t>а) Detention and Transfer (далее DT) - ордер, предписывающий осуществить привод лица. Основанием для привода может служить неявка лица по вызову уполномоченного лица и/или органов, в случае наличия у таковых оснований для его вызова в то или иное место;</w:t>
-      </w:r>
-    </w:p>
-    <w:p>
-      <w:pPr>
-        <w:spacing w:before="280" w:after="120"/>
-      </w:pPr>
-      <w:r>
-        <w:rPr>
-          <w:b/>
-          <w:i w:val="0"/>
-          <w:sz w:val="24"/>
-          <w:u w:val="none"/>
-        </w:rPr>
-        <w:t>SECTION. 5. ВНЕСЕНИЕ ПРАВКИ В Конституционный закон «О Сенате штата San-Andreas» (153.txt)</w:t>
-      </w:r>
-    </w:p>
-    <w:p>
-      <w:pPr>
-        <w:spacing w:after="0" w:before="0"/>
-        <w:ind w:left="567"/>
-        <w:shd w:val="clear" w:color="auto" w:fill="EAF1FB"/>
-        <w:pBdr>
-          <w:left w:val="single" w:sz="18" w:space="4" w:color="7F7F7F"/>
-        </w:pBdr>
-      </w:pPr>
-      <w:r>
-        <w:rPr>
-          <w:b w:val="0"/>
-          <w:i/>
-          <w:color w:val="404040"/>
-          <w:sz w:val="20"/>
-          <w:u w:val="none"/>
-        </w:rPr>
-        <w:t>▸ Обозначения органов LSPD, LSCSD, FIB, USSS, SANG, EMS, WN, ОГП, GOV во всех статьях ниже — по ст. 2.1 ч. 1 ПК (вводится ACT. 001); первичные источники каждого обозначения — в таблице в начале документа.</w:t>
-      </w:r>
-    </w:p>
-    <w:p>
-      <w:pPr>
-        <w:spacing w:before="240" w:after="80"/>
-      </w:pPr>
-      <w:r>
-        <w:rPr>
-          <w:b/>
-          <w:i w:val="0"/>
-          <w:sz w:val="24"/>
-          <w:u w:val="none"/>
-        </w:rPr>
-        <w:t>Статья 17.1. Гарантии правовой защиты членов Сената — НОВАЯ СТАТЬЯ</w:t>
-      </w:r>
-    </w:p>
-    <w:p>
-      <w:pPr>
-        <w:spacing w:after="40"/>
-      </w:pPr>
-      <w:r>
-        <w:rPr>
-          <w:b w:val="0"/>
-          <w:i w:val="0"/>
-          <w:u w:val="none"/>
-        </w:rPr>
-        <w:t>ч. 1. Сенатор и Спикер Сената в течение всего срока своих полномочий, независимо от проведения заседания Сената, находятся под защитой государства.</w:t>
-      </w:r>
-    </w:p>
-    <w:p>
-      <w:pPr>
-        <w:spacing w:after="0" w:before="0"/>
-        <w:ind w:left="567"/>
-        <w:shd w:val="clear" w:color="auto" w:fill="EAF1FB"/>
-        <w:pBdr>
-          <w:left w:val="single" w:sz="18" w:space="4" w:color="7F7F7F"/>
-        </w:pBdr>
-      </w:pPr>
-      <w:r>
-        <w:rPr>
-          <w:b/>
-          <w:i/>
-          <w:color w:val="404040"/>
-          <w:sz w:val="20"/>
-          <w:u w:val="none"/>
-        </w:rPr>
-        <w:t>▸ Обозначения и термины в этом абзаце:</w:t>
-      </w:r>
-    </w:p>
-    <w:p>
-      <w:pPr>
-        <w:spacing w:after="0" w:before="0"/>
-        <w:ind w:left="567"/>
-        <w:shd w:val="clear" w:color="auto" w:fill="EAF1FB"/>
-        <w:pBdr>
-          <w:left w:val="single" w:sz="18" w:space="4" w:color="7F7F7F"/>
-        </w:pBdr>
-      </w:pPr>
-      <w:r>
-        <w:rPr>
-          <w:b/>
-          <w:i w:val="0"/>
-          <w:sz w:val="20"/>
-          <w:u w:val="none"/>
-        </w:rPr>
-        <w:t xml:space="preserve">• Спикер Сената — </w:t>
-      </w:r>
-      <w:r>
-        <w:rPr>
-          <w:b w:val="0"/>
-          <w:i w:val="0"/>
-          <w:sz w:val="20"/>
-          <w:u w:val="none"/>
-        </w:rPr>
-        <w:t>установлен Конституционным законом «О Сенате штата San-Andreas» (153.txt), ст. 2</w:t>
-      </w:r>
-      <w:r>
-        <w:rPr>
-          <w:b w:val="0"/>
-          <w:i w:val="0"/>
-          <w:sz w:val="20"/>
-          <w:u w:val="none"/>
-        </w:rPr>
-        <w:t>:</w:t>
-      </w:r>
-    </w:p>
-    <w:p>
-      <w:pPr>
-        <w:spacing w:after="0" w:before="0"/>
-        <w:ind w:left="850"/>
-        <w:shd w:val="clear" w:color="auto" w:fill="EAF1FB"/>
-        <w:pBdr>
-          <w:left w:val="single" w:sz="18" w:space="4" w:color="7F7F7F"/>
-        </w:pBdr>
-      </w:pPr>
-      <w:r>
-        <w:rPr>
-          <w:b w:val="0"/>
-          <w:i/>
-          <w:sz w:val="20"/>
-          <w:u w:val="none"/>
-        </w:rPr>
-        <w:t>Статья 2. Состав Сената состоит из Сенаторов и Председателя Сената - Спикера.</w:t>
-      </w:r>
-    </w:p>
-    <w:p>
-      <w:pPr>
-        <w:spacing w:after="40"/>
-      </w:pPr>
-      <w:r>
-        <w:rPr>
-          <w:b w:val="0"/>
-          <w:i w:val="0"/>
-          <w:u w:val="none"/>
-        </w:rPr>
-        <w:t xml:space="preserve">ч. 2. Не допускаются привод, задержание, личный обыск сенатора или Спикера Сената, обыск его вещей, а также обыск личного и используемого им транспорта, за исключением случаев, предусмотренных </w:t>
-      </w:r>
-      <w:r>
-        <w:rPr>
-          <w:b w:val="0"/>
-          <w:i w:val="0"/>
-          <w:color w:val="1F3A93"/>
-          <w:u w:val="single"/>
-        </w:rPr>
-        <w:t>частью 4 статьи 19 Процессуального кодекса штата San-Andreas</w:t>
-      </w:r>
-      <w:r>
-        <w:rPr>
-          <w:b w:val="0"/>
-          <w:i w:val="0"/>
-          <w:u w:val="none"/>
-        </w:rPr>
-        <w:t>: при наличии ордера или судебного акта; когда он застигнут при совершении преступления или непосредственно после его совершения; когда его действия создают непосредственную угрозу жизни или здоровью окружающих; по требованию лиц, уполномоченных на это Процессуальным кодексом штата San-Andreas.</w:t>
-      </w:r>
-    </w:p>
-    <w:p>
-      <w:pPr>
-        <w:spacing w:after="0" w:before="0"/>
-        <w:ind w:left="567"/>
-        <w:shd w:val="clear" w:color="auto" w:fill="F2F2F2"/>
-        <w:pBdr>
-          <w:left w:val="single" w:sz="18" w:space="4" w:color="7F7F7F"/>
-        </w:pBdr>
-      </w:pPr>
-      <w:r>
-        <w:rPr>
-          <w:b/>
-          <w:i/>
-          <w:color w:val="404040"/>
-          <w:sz w:val="20"/>
-          <w:u w:val="none"/>
-        </w:rPr>
-        <w:t>▸ Ссылка «частью 4 статьи 19 Процессуального кодекса штата San-Andreas» → ч. 4 ст. 19 — Процессуальный кодекс штата San-Andreas (145.txt), в редакции ACT. 001</w:t>
-      </w:r>
-      <w:r>
-        <w:rPr>
-          <w:b/>
-          <w:i/>
-          <w:color w:val="404040"/>
-          <w:sz w:val="20"/>
-          <w:u w:val="none"/>
-        </w:rPr>
-        <w:t>:</w:t>
-      </w:r>
-    </w:p>
-    <w:p>
-      <w:pPr>
-        <w:spacing w:after="0" w:before="0"/>
-        <w:ind w:left="567"/>
-        <w:shd w:val="clear" w:color="auto" w:fill="F2F2F2"/>
-        <w:pBdr>
-          <w:left w:val="single" w:sz="18" w:space="4" w:color="7F7F7F"/>
-        </w:pBdr>
-      </w:pPr>
-      <w:r>
-        <w:rPr>
-          <w:b w:val="0"/>
-          <w:i w:val="0"/>
-          <w:sz w:val="20"/>
-          <w:u w:val="none"/>
-        </w:rPr>
-        <w:t>Статья 19. Уведомление о задержании</w:t>
-      </w:r>
-    </w:p>
-    <w:p>
-      <w:pPr>
-        <w:spacing w:after="0" w:before="0"/>
-        <w:ind w:left="567"/>
-        <w:shd w:val="clear" w:color="auto" w:fill="F2F2F2"/>
-        <w:pBdr>
-          <w:left w:val="single" w:sz="18" w:space="4" w:color="7F7F7F"/>
-        </w:pBdr>
-      </w:pPr>
-      <w:r>
-        <w:rPr>
-          <w:b w:val="0"/>
-          <w:i w:val="0"/>
-          <w:sz w:val="20"/>
-          <w:u w:val="none"/>
-        </w:rPr>
-        <w:t>ч. 4. Задержание государственного служащего (в том числе сотрудника правоохранительного органа, военнослужащего SANG, сотрудника EMS, сотрудника WN, служащего ОГП) при исполнении им служебных обязанностей, адвоката при осуществлении им адвокатской деятельности, а также члена Сената в течение срока его полномочий, равно как их привод, личный обыск и обыск используемого ими транспорта, допускаются только в следующих случаях:</w:t>
-      </w:r>
-    </w:p>
-    <w:p>
-      <w:pPr>
-        <w:spacing w:after="0" w:before="0"/>
-        <w:ind w:left="567"/>
-        <w:shd w:val="clear" w:color="auto" w:fill="F2F2F2"/>
-        <w:pBdr>
-          <w:left w:val="single" w:sz="18" w:space="4" w:color="7F7F7F"/>
-        </w:pBdr>
-      </w:pPr>
-      <w:r>
-        <w:rPr>
-          <w:b w:val="0"/>
-          <w:i w:val="0"/>
-          <w:sz w:val="20"/>
-          <w:u w:val="none"/>
-        </w:rPr>
-        <w:t>а) при наличии ордера или судебного акта;</w:t>
-      </w:r>
-    </w:p>
-    <w:p>
-      <w:pPr>
-        <w:spacing w:after="0" w:before="0"/>
-        <w:ind w:left="567"/>
-        <w:shd w:val="clear" w:color="auto" w:fill="F2F2F2"/>
-        <w:pBdr>
-          <w:left w:val="single" w:sz="18" w:space="4" w:color="7F7F7F"/>
-        </w:pBdr>
-      </w:pPr>
-      <w:r>
-        <w:rPr>
-          <w:b w:val="0"/>
-          <w:i w:val="0"/>
-          <w:sz w:val="20"/>
-          <w:u w:val="none"/>
-        </w:rPr>
-        <w:t>б) когда лицо застигнуто при совершении преступления или непосредственно после его совершения;</w:t>
-      </w:r>
-    </w:p>
-    <w:p>
-      <w:pPr>
-        <w:spacing w:after="0" w:before="0"/>
-        <w:ind w:left="567"/>
-        <w:shd w:val="clear" w:color="auto" w:fill="F2F2F2"/>
-        <w:pBdr>
-          <w:left w:val="single" w:sz="18" w:space="4" w:color="7F7F7F"/>
-        </w:pBdr>
-      </w:pPr>
-      <w:r>
-        <w:rPr>
-          <w:b w:val="0"/>
-          <w:i w:val="0"/>
-          <w:sz w:val="20"/>
-          <w:u w:val="none"/>
-        </w:rPr>
-        <w:t>в) когда действия лица создают непосредственную угрозу жизни или здоровью окружающих;</w:t>
-      </w:r>
-    </w:p>
-    <w:p>
-      <w:pPr>
-        <w:spacing w:after="0" w:before="0"/>
-        <w:ind w:left="567"/>
-        <w:shd w:val="clear" w:color="auto" w:fill="F2F2F2"/>
-        <w:pBdr>
-          <w:left w:val="single" w:sz="18" w:space="4" w:color="7F7F7F"/>
-        </w:pBdr>
-      </w:pPr>
-      <w:r>
-        <w:rPr>
-          <w:b w:val="0"/>
-          <w:i w:val="0"/>
-          <w:sz w:val="20"/>
-          <w:u w:val="none"/>
-        </w:rPr>
-        <w:t>г) по требованию лиц, указанных в пунктах «д» и «е» части 2 статьи 16 настоящего Кодекса.</w:t>
-      </w:r>
-    </w:p>
-    <w:p>
-      <w:pPr>
-        <w:spacing w:after="0" w:before="0"/>
-        <w:ind w:left="567"/>
-        <w:shd w:val="clear" w:color="auto" w:fill="F2F2F2"/>
-        <w:pBdr>
-          <w:left w:val="single" w:sz="18" w:space="4" w:color="7F7F7F"/>
-        </w:pBdr>
-      </w:pPr>
-      <w:r>
-        <w:rPr>
-          <w:b w:val="0"/>
-          <w:i w:val="0"/>
-          <w:sz w:val="20"/>
-          <w:u w:val="none"/>
-        </w:rPr>
-        <w:t>В остальных случаях сведения о правонарушении передаются в ОГП и руководству указанного лица без его задержания. Гарантии правовой защиты, установленные законами о деятельности отдельных государственных органов, о Сенате и об адвокатуре, применяются в части, не противоречащей настоящей части.</w:t>
-      </w:r>
-    </w:p>
-    <w:p>
-      <w:pPr>
-        <w:spacing w:after="0" w:before="0"/>
-        <w:ind w:left="567"/>
-        <w:shd w:val="clear" w:color="auto" w:fill="F2F2F2"/>
-        <w:pBdr>
-          <w:left w:val="single" w:sz="18" w:space="4" w:color="7F7F7F"/>
-        </w:pBdr>
-      </w:pPr>
-      <w:r>
-        <w:rPr>
-          <w:b w:val="0"/>
-          <w:i w:val="0"/>
-          <w:sz w:val="20"/>
-          <w:u w:val="none"/>
-        </w:rPr>
-        <w:t>Примечание: При задержании государственного служащего, адвоката или члена Сената на основании ордера или вступившего в законную силу судебного акта вызов сотрудника ОГП не требуется, если прямое указание на участие прокурора не содержится в самом ордере или судебном акте; в этом случае вызывается исключительно руководство указанного лица для прекращения трудовых отношений (лишения статуса).</w:t>
-      </w:r>
-    </w:p>
-    <w:p>
-      <w:pPr>
-        <w:spacing w:after="0" w:before="0"/>
-        <w:ind w:left="567"/>
-        <w:shd w:val="clear" w:color="auto" w:fill="EAF1FB"/>
-        <w:pBdr>
-          <w:left w:val="single" w:sz="18" w:space="4" w:color="7F7F7F"/>
-        </w:pBdr>
-      </w:pPr>
-      <w:r>
-        <w:rPr>
-          <w:b/>
-          <w:i/>
-          <w:color w:val="404040"/>
-          <w:sz w:val="20"/>
-          <w:u w:val="none"/>
-        </w:rPr>
-        <w:t>▸ Обозначения и термины в этом абзаце:</w:t>
-      </w:r>
-    </w:p>
-    <w:p>
-      <w:pPr>
-        <w:spacing w:after="0" w:before="0"/>
-        <w:ind w:left="567"/>
-        <w:shd w:val="clear" w:color="auto" w:fill="EAF1FB"/>
-        <w:pBdr>
-          <w:left w:val="single" w:sz="18" w:space="4" w:color="7F7F7F"/>
-        </w:pBdr>
-      </w:pPr>
-      <w:r>
-        <w:rPr>
-          <w:b/>
-          <w:i w:val="0"/>
-          <w:sz w:val="20"/>
-          <w:u w:val="none"/>
-        </w:rPr>
-        <w:t xml:space="preserve">• привод — </w:t>
-      </w:r>
-      <w:r>
-        <w:rPr>
-          <w:b w:val="0"/>
-          <w:i w:val="0"/>
-          <w:sz w:val="20"/>
-          <w:u w:val="none"/>
-        </w:rPr>
-        <w:t>осуществляется по ордеру DT — закон «О системе ордеров штата San-Andreas» (172.txt), ст. 6 ч. 3 п. «а»</w:t>
-      </w:r>
-      <w:r>
-        <w:rPr>
-          <w:b w:val="0"/>
-          <w:i w:val="0"/>
-          <w:sz w:val="20"/>
-          <w:u w:val="none"/>
-        </w:rPr>
-        <w:t xml:space="preserve"> (текст — в редакции настоящего законопроекта):</w:t>
-      </w:r>
-    </w:p>
-    <w:p>
-      <w:pPr>
-        <w:spacing w:after="0" w:before="0"/>
-        <w:ind w:left="850"/>
-        <w:shd w:val="clear" w:color="auto" w:fill="EAF1FB"/>
-        <w:pBdr>
-          <w:left w:val="single" w:sz="18" w:space="4" w:color="7F7F7F"/>
-        </w:pBdr>
-      </w:pPr>
-      <w:r>
-        <w:rPr>
-          <w:b w:val="0"/>
-          <w:i/>
-          <w:sz w:val="20"/>
-          <w:u w:val="none"/>
-        </w:rPr>
-        <w:t>Статья 6. Виды ордеров и лица, уполномоченные на их авторизацию.</w:t>
-      </w:r>
-    </w:p>
-    <w:p>
-      <w:pPr>
-        <w:spacing w:after="0" w:before="0"/>
-        <w:ind w:left="850"/>
-        <w:shd w:val="clear" w:color="auto" w:fill="EAF1FB"/>
-        <w:pBdr>
-          <w:left w:val="single" w:sz="18" w:space="4" w:color="7F7F7F"/>
-        </w:pBdr>
-      </w:pPr>
-      <w:r>
-        <w:rPr>
-          <w:b w:val="0"/>
-          <w:i/>
-          <w:sz w:val="20"/>
-          <w:u w:val="none"/>
-        </w:rPr>
-        <w:t>ч. 3 Ордер Detention and Transfer</w:t>
-      </w:r>
-    </w:p>
-    <w:p>
-      <w:pPr>
-        <w:spacing w:after="0" w:before="0"/>
-        <w:ind w:left="850"/>
-        <w:shd w:val="clear" w:color="auto" w:fill="EAF1FB"/>
-        <w:pBdr>
-          <w:left w:val="single" w:sz="18" w:space="4" w:color="7F7F7F"/>
-        </w:pBdr>
-      </w:pPr>
-      <w:r>
-        <w:rPr>
-          <w:b w:val="0"/>
-          <w:i/>
-          <w:sz w:val="20"/>
-          <w:u w:val="none"/>
-        </w:rPr>
-        <w:t>а) Detention and Transfer (далее DT) - ордер, предписывающий осуществить привод лица. Основанием для привода может служить неявка лица по вызову уполномоченного лица и/или органов, в случае наличия у таковых оснований для его вызова в то или иное место;</w:t>
-      </w:r>
-    </w:p>
-    <w:p>
-      <w:pPr>
-        <w:spacing w:after="40"/>
-      </w:pPr>
-      <w:r>
-        <w:rPr>
-          <w:b w:val="0"/>
-          <w:i w:val="0"/>
-          <w:u w:val="none"/>
-        </w:rPr>
-        <w:t xml:space="preserve">ч. 3. Задержание сенатора или Спикера Сената производится в порядке </w:t>
-      </w:r>
-      <w:r>
-        <w:rPr>
-          <w:b w:val="0"/>
-          <w:i w:val="0"/>
-          <w:color w:val="1F3A93"/>
-          <w:u w:val="single"/>
-        </w:rPr>
-        <w:t>статьи 19 Процессуального кодекса штата San-Andreas</w:t>
-      </w:r>
-      <w:r>
-        <w:rPr>
-          <w:b w:val="0"/>
-          <w:i w:val="0"/>
-          <w:u w:val="none"/>
-        </w:rPr>
-        <w:t>. В качестве руководства задержанного уведомляется и вправе прибыть Спикер Сената, а при задержании Спикера Сената — Губернатор или Вице-губернатор.</w:t>
-      </w:r>
-    </w:p>
-    <w:p>
-      <w:pPr>
-        <w:spacing w:after="0" w:before="0"/>
-        <w:ind w:left="567"/>
-        <w:shd w:val="clear" w:color="auto" w:fill="F2F2F2"/>
-        <w:pBdr>
-          <w:left w:val="single" w:sz="18" w:space="4" w:color="7F7F7F"/>
-        </w:pBdr>
-      </w:pPr>
-      <w:r>
-        <w:rPr>
-          <w:b/>
-          <w:i/>
-          <w:color w:val="404040"/>
-          <w:sz w:val="20"/>
-          <w:u w:val="none"/>
-        </w:rPr>
-        <w:t>▸ Ссылка «статьи 19 Процессуального кодекса штата San-Andreas» → ст. 19 — Процессуальный кодекс штата San-Andreas (145.txt), в редакции ACT. 001</w:t>
-      </w:r>
-      <w:r>
-        <w:rPr>
-          <w:b w:val="0"/>
-          <w:i/>
-          <w:color w:val="404040"/>
-          <w:sz w:val="20"/>
-          <w:u w:val="none"/>
-        </w:rPr>
-        <w:t xml:space="preserve"> — полный текст приведён выше (справка к ст. 7 закон о неприкосновенности).</w:t>
-      </w:r>
-    </w:p>
-    <w:p>
-      <w:pPr>
-        <w:spacing w:after="40"/>
-      </w:pPr>
-      <w:r>
-        <w:rPr>
-          <w:b w:val="0"/>
-          <w:i w:val="0"/>
-          <w:u w:val="none"/>
-        </w:rPr>
-        <w:t>ч. 4. Принадлежность лица к Сенату подтверждается удостоверением сенатора либо сведениями об актуальном составе Сената, опубликованными в Едином реестре штата Сан-Андреас.</w:t>
-      </w:r>
-    </w:p>
-    <w:p>
-      <w:pPr>
-        <w:spacing w:after="0" w:before="0"/>
-        <w:ind w:left="567"/>
-        <w:shd w:val="clear" w:color="auto" w:fill="EAF1FB"/>
-        <w:pBdr>
-          <w:left w:val="single" w:sz="18" w:space="4" w:color="7F7F7F"/>
-        </w:pBdr>
-      </w:pPr>
-      <w:r>
-        <w:rPr>
-          <w:b/>
-          <w:i/>
-          <w:color w:val="404040"/>
-          <w:sz w:val="20"/>
-          <w:u w:val="none"/>
-        </w:rPr>
-        <w:t>▸ Обозначения и термины в этом абзаце:</w:t>
-      </w:r>
-    </w:p>
-    <w:p>
-      <w:pPr>
-        <w:spacing w:after="0" w:before="0"/>
-        <w:ind w:left="567"/>
-        <w:shd w:val="clear" w:color="auto" w:fill="EAF1FB"/>
-        <w:pBdr>
-          <w:left w:val="single" w:sz="18" w:space="4" w:color="7F7F7F"/>
-        </w:pBdr>
-      </w:pPr>
-      <w:r>
-        <w:rPr>
-          <w:b/>
-          <w:i w:val="0"/>
-          <w:sz w:val="20"/>
-          <w:u w:val="none"/>
-        </w:rPr>
-        <w:t xml:space="preserve">• Единый реестр штата Сан-Андреас — </w:t>
-      </w:r>
-      <w:r>
-        <w:rPr>
-          <w:b w:val="0"/>
-          <w:i w:val="0"/>
-          <w:sz w:val="20"/>
-          <w:u w:val="none"/>
-        </w:rPr>
-        <w:t>официальный государственный информационный ресурс штата San-Andreas, на котором размещаются актуальные списки должностных лиц, членов Сената, лицензий, пропусков на ЗОТ и кадровых назначений (раздел официального портала «Единый реестр штата San-Andreas»)</w:t>
-      </w:r>
-    </w:p>
-    <w:p>
-      <w:pPr>
-        <w:spacing w:after="40"/>
-      </w:pPr>
-      <w:r>
-        <w:rPr>
-          <w:b w:val="0"/>
-          <w:i w:val="0"/>
-          <w:u w:val="none"/>
-        </w:rPr>
-        <w:t xml:space="preserve">ч. 5. Статус неприкосновенности членов Сената в период проведения заседания определяется </w:t>
-      </w:r>
-      <w:r>
-        <w:rPr>
-          <w:b w:val="0"/>
-          <w:i w:val="0"/>
-          <w:color w:val="1F3A93"/>
-          <w:u w:val="single"/>
-        </w:rPr>
-        <w:t>статьёй 17 настоящего Закона</w:t>
-      </w:r>
-      <w:r>
-        <w:rPr>
-          <w:b w:val="0"/>
-          <w:i w:val="0"/>
-          <w:u w:val="none"/>
-        </w:rPr>
-        <w:t xml:space="preserve"> и законом «Об обеспечении неприкосновенности государственных служащих штата San-Andreas».</w:t>
-      </w:r>
-    </w:p>
-    <w:p>
-      <w:pPr>
-        <w:spacing w:after="0" w:before="0"/>
-        <w:ind w:left="567"/>
-        <w:shd w:val="clear" w:color="auto" w:fill="F2F2F2"/>
-        <w:pBdr>
-          <w:left w:val="single" w:sz="18" w:space="4" w:color="7F7F7F"/>
-        </w:pBdr>
-      </w:pPr>
-      <w:r>
-        <w:rPr>
-          <w:b/>
-          <w:i/>
-          <w:color w:val="404040"/>
-          <w:sz w:val="20"/>
-          <w:u w:val="none"/>
-        </w:rPr>
-        <w:t>▸ Ссылка «статьёй 17 настоящего Закона» → ст. 17 — Конституционный закон «О Сенате штата San-Andreas» (153.txt), действующая редакция</w:t>
-      </w:r>
-      <w:r>
-        <w:rPr>
-          <w:b/>
-          <w:i/>
-          <w:color w:val="404040"/>
-          <w:sz w:val="20"/>
-          <w:u w:val="none"/>
-        </w:rPr>
-        <w:t>:</w:t>
-      </w:r>
-    </w:p>
-    <w:p>
-      <w:pPr>
-        <w:spacing w:after="0" w:before="0"/>
-        <w:ind w:left="567"/>
-        <w:shd w:val="clear" w:color="auto" w:fill="F2F2F2"/>
-        <w:pBdr>
-          <w:left w:val="single" w:sz="18" w:space="4" w:color="7F7F7F"/>
-        </w:pBdr>
-      </w:pPr>
-      <w:r>
-        <w:rPr>
-          <w:b w:val="0"/>
-          <w:i w:val="0"/>
-          <w:sz w:val="20"/>
-          <w:u w:val="none"/>
-        </w:rPr>
-        <w:t>Статья 17. Действующие члены Сената штата Сан-Андреас обладают статусом неприкосновенности с момента объявления о проведении сената до его завершения. Любые процессуальные действия в отношении таких лиц должно проводиться в соответствии с законом "Об обеспечении неприкосновенности государственных служащих".</w:t>
       </w:r>
     </w:p>
     <w:sectPr>

--- a/Законы/Законопроекты/ACT. 002 — Развёрнутая редакция для чтения.docx
+++ b/Законы/Законопроекты/ACT. 002 — Развёрнутая редакция для чтения.docx
@@ -6587,7 +6587,7 @@
           <w:sz w:val="20"/>
           <w:u w:val="none"/>
         </w:rPr>
-        <w:t>ч. 6. Задержание лица, обладающего статусом неприкосновенности, производится с соблюдением закона «Об обеспечении неприкосновенности государственных служащих штата San-Andreas» и закона «О системе ордеров штата San-Andreas».</w:t>
+        <w:t>ч. 6. Лицо, обладающее статусом неприкосновенности, может быть задержано исключительно при непосредственной угрозе жизни граждан, застигнутое на месте преступления против жизни, либо при наличии вступившего в законную силу судебного акта или ордера на приостановление (SI) или снятие (RI, AS) неприкосновенности. О факте задержания немедленно уведомляется ОГП, а предельный срок ожидания решения уполномоченных лиц о выдаче ордера не может превышать 1 часа с момента доставления, после чего задержанное лицо подлежит немедленному освобождению.</w:t>
       </w:r>
     </w:p>
     <w:p>

--- a/Законы/Законопроекты/ACT. 002 — Развёрнутая редакция для чтения.docx
+++ b/Законы/Законопроекты/ACT. 002 — Развёрнутая редакция для чтения.docx
@@ -6181,1902 +6181,51 @@
           <w:i w:val="0"/>
           <w:u w:val="none"/>
         </w:rPr>
-        <w:t xml:space="preserve">а) В случае задержания неприкосновенного лица за совершение им преступления, связанного с посягательством на чью-либо жизнь, оно должно быть незамедлительно доставлено в ближайший участок LSPD, участок LSCSD или штаб-квартиру FIB для дальнейшего разбирательства; о задержании немедленно уведомляется ОГП в порядке </w:t>
-      </w:r>
+        <w:t>а) В случае задержания неприкосновенного лица за совершение им преступления, связанного с посягательством на чью-либо жизнь, оно должно быть незамедлительно доставлено в ближайший участок LSPD, участок LSCSD или штаб-квартиру FIB для дальнейшего разбирательства; о задержании немедленно уведомляется ОГП в порядке, установленном действующим законодательством штата San-Andreas;</w:t>
+      </w:r>
+    </w:p>
+    <w:p>
+      <w:pPr>
+        <w:spacing w:after="40"/>
+      </w:pPr>
       <w:r>
         <w:rPr>
           <w:b w:val="0"/>
           <w:i w:val="0"/>
-          <w:color w:val="1F3A93"/>
-          <w:u w:val="single"/>
-        </w:rPr>
-        <w:t>статьи 19 Процессуального кодекса штата San-Andreas</w:t>
-      </w:r>
+          <w:u w:val="none"/>
+        </w:rPr>
+        <w:t>б) По прибытии в правоохранительный орган о факте задержания лица, обладающего статусом неприкосновенности, любым доступным способом должны быть уведомлены лица, которые уполномочены на выдачу ордеров SI и AS в отношении задержанного лица в соответствии с действующим законодательством штата San-Andreas;</w:t>
+      </w:r>
+    </w:p>
+    <w:p>
+      <w:pPr>
+        <w:spacing w:after="40"/>
+      </w:pPr>
       <w:r>
         <w:rPr>
           <w:b w:val="0"/>
           <w:i w:val="0"/>
           <w:u w:val="none"/>
         </w:rPr>
-        <w:t>;</w:t>
+        <w:t>в) Указанные лица, ознакомившись с материалами, доказывающими совершение преступления, принимают решение о выдаче ордера SI и (или) ордера AS и о проведении дальнейшей процедуры в соответствии с действующим законодательством штата San-Andreas. Если в течение 1 часа с момента задержания ордер не выдан, задержанное лицо подлежит освобождению, а материалы передаются в ОГП;</w:t>
       </w:r>
     </w:p>
     <w:p>
       <w:pPr>
-        <w:spacing w:after="0" w:before="0"/>
-        <w:ind w:left="567"/>
-        <w:shd w:val="clear" w:color="auto" w:fill="F2F2F2"/>
-        <w:pBdr>
-          <w:left w:val="single" w:sz="18" w:space="4" w:color="7F7F7F"/>
-        </w:pBdr>
-      </w:pPr>
-      <w:r>
-        <w:rPr>
-          <w:b/>
-          <w:i/>
-          <w:color w:val="404040"/>
-          <w:sz w:val="20"/>
-          <w:u w:val="none"/>
-        </w:rPr>
-        <w:t>▸ Ссылка «статьи 19 Процессуального кодекса штата San-Andreas» → ст. 19 — Процессуальный кодекс штата San-Andreas (145.txt), в редакции ACT. 001</w:t>
-      </w:r>
-      <w:r>
-        <w:rPr>
-          <w:b/>
-          <w:i/>
-          <w:color w:val="404040"/>
-          <w:sz w:val="20"/>
-          <w:u w:val="none"/>
-        </w:rPr>
-        <w:t>:</w:t>
-      </w:r>
+        <w:spacing w:after="40"/>
+      </w:pPr>
     </w:p>
     <w:p>
       <w:pPr>
-        <w:spacing w:after="0" w:before="0"/>
-        <w:ind w:left="567"/>
-        <w:shd w:val="clear" w:color="auto" w:fill="F2F2F2"/>
-        <w:pBdr>
-          <w:left w:val="single" w:sz="18" w:space="4" w:color="7F7F7F"/>
-        </w:pBdr>
+        <w:spacing w:after="40"/>
       </w:pPr>
       <w:r>
         <w:rPr>
           <w:b w:val="0"/>
           <w:i w:val="0"/>
-          <w:sz w:val="20"/>
-          <w:u w:val="none"/>
-        </w:rPr>
-        <w:t>Статья 19. Уведомление о задержании</w:t>
-      </w:r>
-    </w:p>
-    <w:p>
-      <w:pPr>
-        <w:spacing w:after="0" w:before="0"/>
-        <w:ind w:left="567"/>
-        <w:shd w:val="clear" w:color="auto" w:fill="F2F2F2"/>
-        <w:pBdr>
-          <w:left w:val="single" w:sz="18" w:space="4" w:color="7F7F7F"/>
-        </w:pBdr>
-      </w:pPr>
-      <w:r>
-        <w:rPr>
-          <w:b w:val="0"/>
-          <w:i w:val="0"/>
-          <w:sz w:val="20"/>
-          <w:u w:val="none"/>
-        </w:rPr>
-        <w:t>ч. 1. В случае если в процессе задержания установлено, что задержанный является государственным служащим, сотрудником WN или адвокатом (государственным либо частным с действительной лицензией), сотрудник, проводивший задержание, обязан вызвать руководство задержанного (в случае с адвокатом — Главу Коллегии Адвокатов или его заместителей) и сотрудника ОГП. На время ожидания ответа указанных лиц, время задержания замораживается, но не более, чем на 15 минут. В случае ответа прокурора, время задержания замораживается до его приезда.</w:t>
-      </w:r>
-    </w:p>
-    <w:p>
-      <w:pPr>
-        <w:spacing w:after="0" w:before="0"/>
-        <w:ind w:left="567"/>
-        <w:shd w:val="clear" w:color="auto" w:fill="F2F2F2"/>
-        <w:pBdr>
-          <w:left w:val="single" w:sz="18" w:space="4" w:color="7F7F7F"/>
-        </w:pBdr>
-      </w:pPr>
-      <w:r>
-        <w:rPr>
-          <w:b w:val="0"/>
-          <w:i w:val="0"/>
-          <w:sz w:val="20"/>
-          <w:u w:val="none"/>
-        </w:rPr>
-        <w:t>Примечание 1: в случае если сотрудник Офиса Генерального прокурора не ответил на вызов в течение 15 минут с момента его направления, равно как и в случае невозможности прибытия, задержанный государственный служащий или сотрудником WN, или частный адвокат с действительной лицензией частного адвоката, подлежит освобождению, а сотрудники, проводящие задержание обязаны обратиться в Офис Генерального прокурора в отношении задержанного лица в течении часа.</w:t>
-      </w:r>
-    </w:p>
-    <w:p>
-      <w:pPr>
-        <w:spacing w:after="0" w:before="0"/>
-        <w:ind w:left="567"/>
-        <w:shd w:val="clear" w:color="auto" w:fill="F2F2F2"/>
-        <w:pBdr>
-          <w:left w:val="single" w:sz="18" w:space="4" w:color="7F7F7F"/>
-        </w:pBdr>
-      </w:pPr>
-      <w:r>
-        <w:rPr>
-          <w:b w:val="0"/>
-          <w:i w:val="0"/>
-          <w:sz w:val="20"/>
-          <w:u w:val="none"/>
-        </w:rPr>
-        <w:t>Примечание 2: в случае невозможности прибытия руководителя задержанного, прокурор или лицо, производящее задержание, обязано в кратчайшее сроки уведомить руководство задержанного (в случае с частным адвокатом Главу Коллегии Адвокатов или его заместителей) о задержании подчинённого . В случае подтверждения вины подчинённого, руководство по первому требованию обязуется прекратить с ним трудовые отношения.</w:t>
-      </w:r>
-    </w:p>
-    <w:p>
-      <w:pPr>
-        <w:spacing w:after="0" w:before="0"/>
-        <w:ind w:left="567"/>
-        <w:shd w:val="clear" w:color="auto" w:fill="F2F2F2"/>
-        <w:pBdr>
-          <w:left w:val="single" w:sz="18" w:space="4" w:color="7F7F7F"/>
-        </w:pBdr>
-      </w:pPr>
-      <w:r>
-        <w:rPr>
-          <w:b w:val="0"/>
-          <w:i w:val="0"/>
-          <w:sz w:val="20"/>
-          <w:u w:val="none"/>
-        </w:rPr>
-        <w:t>Примечание 3: признание факта принадлежности задержанного к государственным органам может быть только путем идентификация его отношения к государственным органам через наличие бейджика, удостоверения, иного идентификационного знака, подтверждающего принадлежность к государственным органам, или подтверждения его личности через базу данных штата San-Andreas.</w:t>
-      </w:r>
-    </w:p>
-    <w:p>
-      <w:pPr>
-        <w:spacing w:after="0" w:before="0"/>
-        <w:ind w:left="567"/>
-        <w:shd w:val="clear" w:color="auto" w:fill="F2F2F2"/>
-        <w:pBdr>
-          <w:left w:val="single" w:sz="18" w:space="4" w:color="7F7F7F"/>
-        </w:pBdr>
-      </w:pPr>
-      <w:r>
-        <w:rPr>
-          <w:b w:val="0"/>
-          <w:i w:val="0"/>
-          <w:sz w:val="20"/>
-          <w:u w:val="none"/>
-        </w:rPr>
-        <w:t>Примечание 4: В случае, если у сотрудника, который проводит задержание нет доступа к рации департамента, он обязан запросить начальство, используя служебную рацию, и дождаться подтверждения запроса от сотрудников, имеющих доступ к рации департамента. На время ожидания ответа от сотрудников время ожидания замораживается, но не более, чем на 15 минут, включая время на ответ от сотрудника Офиса Генерального Прокурора.</w:t>
-      </w:r>
-    </w:p>
-    <w:p>
-      <w:pPr>
-        <w:spacing w:after="0" w:before="0"/>
-        <w:ind w:left="567"/>
-        <w:shd w:val="clear" w:color="auto" w:fill="F2F2F2"/>
-        <w:pBdr>
-          <w:left w:val="single" w:sz="18" w:space="4" w:color="7F7F7F"/>
-        </w:pBdr>
-      </w:pPr>
-      <w:r>
-        <w:rPr>
-          <w:b w:val="0"/>
-          <w:i w:val="0"/>
-          <w:sz w:val="20"/>
-          <w:u w:val="none"/>
-        </w:rPr>
-      </w:r>
-    </w:p>
-    <w:p>
-      <w:pPr>
-        <w:spacing w:after="0" w:before="0"/>
-        <w:ind w:left="567"/>
-        <w:shd w:val="clear" w:color="auto" w:fill="F2F2F2"/>
-        <w:pBdr>
-          <w:left w:val="single" w:sz="18" w:space="4" w:color="7F7F7F"/>
-        </w:pBdr>
-      </w:pPr>
-      <w:r>
-        <w:rPr>
-          <w:b w:val="0"/>
-          <w:i w:val="0"/>
-          <w:sz w:val="20"/>
-          <w:u w:val="none"/>
-        </w:rPr>
-        <w:t>ч. 2. По приезде руководства задержанного и сотрудника Офиса Генерального прокурора Штата San-Andreas, сотрудником, осуществившим задержание, должны быть представлены доказательства совершения правонарушения задержанным сотруднику Офиса Генерального прокурора и руководству задержанного. Сотрудник Офиса Генерального прокурора дает оценку правомерности задержания, устанавливает наличие противоправного деяния в действии (или противоправного бездействия) задержанного, а также избирает меру наказания по отношению к действиям задержанного. В случае, если сотрудник Офиса Генерального прокурора не признает наличия противоправного деяния в действии (или противоправного бездействии) задержанного или не согласен с решением сотрудника, осуществляющего задержание, задержанный сотрудник подлежит освобождению. Сотрудник, проводивший задержание, имеет право подать обращение в Офис Генерального прокурора.</w:t>
-      </w:r>
-    </w:p>
-    <w:p>
-      <w:pPr>
-        <w:spacing w:after="0" w:before="0"/>
-        <w:ind w:left="567"/>
-        <w:shd w:val="clear" w:color="auto" w:fill="F2F2F2"/>
-        <w:pBdr>
-          <w:left w:val="single" w:sz="18" w:space="4" w:color="7F7F7F"/>
-        </w:pBdr>
-      </w:pPr>
-      <w:r>
-        <w:rPr>
-          <w:b w:val="0"/>
-          <w:i w:val="0"/>
-          <w:sz w:val="20"/>
-          <w:u w:val="none"/>
-        </w:rPr>
-        <w:t>ч. 3. В случае, если сотрудник Офиса Генерального прокурора признает наличие преступного деяния в действии (или преступном бездействии) задержанного и если в качестве наказания определено лишение свободы, руководство задержанного обязано прекратить с задержанным трудовые отношения. В случае назначения наказания в виде штрафа, прекращение трудовых отношений с задержанным не является обязательным, и решение об увольнении остается на усмотрение работодателя или сотрудника ОГП.</w:t>
-      </w:r>
-    </w:p>
-    <w:p>
-      <w:pPr>
-        <w:spacing w:after="0" w:before="0"/>
-        <w:ind w:left="567"/>
-        <w:shd w:val="clear" w:color="auto" w:fill="F2F2F2"/>
-        <w:pBdr>
-          <w:left w:val="single" w:sz="18" w:space="4" w:color="7F7F7F"/>
-        </w:pBdr>
-      </w:pPr>
-      <w:r>
-        <w:rPr>
-          <w:b w:val="0"/>
-          <w:i w:val="0"/>
-          <w:sz w:val="20"/>
-          <w:u w:val="none"/>
-        </w:rPr>
-      </w:r>
-    </w:p>
-    <w:p>
-      <w:pPr>
-        <w:spacing w:after="0" w:before="0"/>
-        <w:ind w:left="567"/>
-        <w:shd w:val="clear" w:color="auto" w:fill="F2F2F2"/>
-        <w:pBdr>
-          <w:left w:val="single" w:sz="18" w:space="4" w:color="7F7F7F"/>
-        </w:pBdr>
-      </w:pPr>
-      <w:r>
-        <w:rPr>
-          <w:b w:val="0"/>
-          <w:i w:val="0"/>
-          <w:sz w:val="20"/>
-          <w:u w:val="none"/>
-        </w:rPr>
-        <w:t>ч. 4. Задержание государственного служащего (в том числе сотрудника правоохранительного органа, военнослужащего SANG, сотрудника EMS, сотрудника WN, служащего ОГП) при исполнении им служебных обязанностей, а равно адвоката при осуществлении им адвокатской деятельности, равно как их привод, личный обыск и обыск используемого ими транспорта, допускаются только в следующих случаях:</w:t>
-      </w:r>
-    </w:p>
-    <w:p>
-      <w:pPr>
-        <w:spacing w:after="0" w:before="0"/>
-        <w:ind w:left="567"/>
-        <w:shd w:val="clear" w:color="auto" w:fill="F2F2F2"/>
-        <w:pBdr>
-          <w:left w:val="single" w:sz="18" w:space="4" w:color="7F7F7F"/>
-        </w:pBdr>
-      </w:pPr>
-      <w:r>
-        <w:rPr>
-          <w:b w:val="0"/>
-          <w:i w:val="0"/>
-          <w:sz w:val="20"/>
-          <w:u w:val="none"/>
-        </w:rPr>
-        <w:t>а) при наличии ордера или судебного акта;</w:t>
-      </w:r>
-    </w:p>
-    <w:p>
-      <w:pPr>
-        <w:spacing w:after="0" w:before="0"/>
-        <w:ind w:left="567"/>
-        <w:shd w:val="clear" w:color="auto" w:fill="F2F2F2"/>
-        <w:pBdr>
-          <w:left w:val="single" w:sz="18" w:space="4" w:color="7F7F7F"/>
-        </w:pBdr>
-      </w:pPr>
-      <w:r>
-        <w:rPr>
-          <w:b w:val="0"/>
-          <w:i w:val="0"/>
-          <w:sz w:val="20"/>
-          <w:u w:val="none"/>
-        </w:rPr>
-        <w:t>б) когда лицо застигнуто при совершении преступления или непосредственно после его совершения;</w:t>
-      </w:r>
-    </w:p>
-    <w:p>
-      <w:pPr>
-        <w:spacing w:after="0" w:before="0"/>
-        <w:ind w:left="567"/>
-        <w:shd w:val="clear" w:color="auto" w:fill="F2F2F2"/>
-        <w:pBdr>
-          <w:left w:val="single" w:sz="18" w:space="4" w:color="7F7F7F"/>
-        </w:pBdr>
-      </w:pPr>
-      <w:r>
-        <w:rPr>
-          <w:b w:val="0"/>
-          <w:i w:val="0"/>
-          <w:sz w:val="20"/>
-          <w:u w:val="none"/>
-        </w:rPr>
-        <w:t>в) когда действия лица создают непосредственную угрозу жизни или здоровью окружающих;</w:t>
-      </w:r>
-    </w:p>
-    <w:p>
-      <w:pPr>
-        <w:spacing w:after="0" w:before="0"/>
-        <w:ind w:left="567"/>
-        <w:shd w:val="clear" w:color="auto" w:fill="F2F2F2"/>
-        <w:pBdr>
-          <w:left w:val="single" w:sz="18" w:space="4" w:color="7F7F7F"/>
-        </w:pBdr>
-      </w:pPr>
-      <w:r>
-        <w:rPr>
-          <w:b w:val="0"/>
-          <w:i w:val="0"/>
-          <w:sz w:val="20"/>
-          <w:u w:val="none"/>
-        </w:rPr>
-        <w:t>г) по требованию лиц, указанных в пунктах «д» и «е» части 2 статьи 16 настоящего Кодекса.</w:t>
-      </w:r>
-    </w:p>
-    <w:p>
-      <w:pPr>
-        <w:spacing w:after="0" w:before="0"/>
-        <w:ind w:left="567"/>
-        <w:shd w:val="clear" w:color="auto" w:fill="F2F2F2"/>
-        <w:pBdr>
-          <w:left w:val="single" w:sz="18" w:space="4" w:color="7F7F7F"/>
-        </w:pBdr>
-      </w:pPr>
-      <w:r>
-        <w:rPr>
-          <w:b w:val="0"/>
-          <w:i w:val="0"/>
-          <w:sz w:val="20"/>
-          <w:u w:val="none"/>
-        </w:rPr>
-        <w:t>В остальных случаях сведения о правонарушении передаются в ОГП и руководству указанного лица без его задержания. Гарантии правовой защиты, установленные законами о деятельности отдельных государственных органов и об адвокатуре, применяются в части, не противоречащей настоящей части.</w:t>
-      </w:r>
-    </w:p>
-    <w:p>
-      <w:pPr>
-        <w:spacing w:after="0" w:before="0"/>
-        <w:ind w:left="567"/>
-        <w:shd w:val="clear" w:color="auto" w:fill="F2F2F2"/>
-        <w:pBdr>
-          <w:left w:val="single" w:sz="18" w:space="4" w:color="7F7F7F"/>
-        </w:pBdr>
-      </w:pPr>
-      <w:r>
-        <w:rPr>
-          <w:b w:val="0"/>
-          <w:i w:val="0"/>
-          <w:sz w:val="20"/>
-          <w:u w:val="none"/>
-        </w:rPr>
-        <w:t>Примечание: При задержании государственного служащего или адвоката на основании ордера или вступившего в законную силу судебного акта вызов сотрудника ОГП не требуется, если прямое указание на участие прокурора не содержится в самом ордере или судебном акте; в этом случае вызывается исключительно руководство указанного лица для прекращения трудовых отношений (лишения статуса).</w:t>
-      </w:r>
-    </w:p>
-    <w:p>
-      <w:pPr>
-        <w:spacing w:after="0" w:before="0"/>
-        <w:ind w:left="567"/>
-        <w:shd w:val="clear" w:color="auto" w:fill="F2F2F2"/>
-        <w:pBdr>
-          <w:left w:val="single" w:sz="18" w:space="4" w:color="7F7F7F"/>
-        </w:pBdr>
-      </w:pPr>
-      <w:r>
-        <w:rPr>
-          <w:b w:val="0"/>
-          <w:i w:val="0"/>
-          <w:sz w:val="20"/>
-          <w:u w:val="none"/>
-        </w:rPr>
-        <w:t>ч. 5. Не допускается задержание сотрудника, осуществляющего задержание другого лица либо иные неотложные процессуальные действия, до их завершения, за исключением случаев, предусмотренных пунктами «а» и «в» части 4 настоящей статьи, а также по решению прокурора, являющегося субъектом данного задержания.</w:t>
-      </w:r>
-    </w:p>
-    <w:p>
-      <w:pPr>
-        <w:spacing w:after="0" w:before="0"/>
-        <w:ind w:left="567"/>
-        <w:shd w:val="clear" w:color="auto" w:fill="F2F2F2"/>
-        <w:pBdr>
-          <w:left w:val="single" w:sz="18" w:space="4" w:color="7F7F7F"/>
-        </w:pBdr>
-      </w:pPr>
-      <w:r>
-        <w:rPr>
-          <w:b w:val="0"/>
-          <w:i w:val="0"/>
-          <w:sz w:val="20"/>
-          <w:u w:val="none"/>
-        </w:rPr>
-        <w:t>ч. 6. Лицо, обладающее статусом неприкосновенности, может быть задержано исключительно при непосредственной угрозе жизни граждан, застигнутое на месте преступления против жизни, либо при наличии вступившего в законную силу судебного акта или ордера на приостановление (SI) или снятие (RI, AS) неприкосновенности. О факте задержания немедленно уведомляется ОГП, а предельный срок ожидания решения уполномоченных лиц о выдаче ордера не может превышать 1 часа с момента доставления, после чего задержанное лицо подлежит немедленному освобождению.</w:t>
-      </w:r>
-    </w:p>
-    <w:p>
-      <w:pPr>
-        <w:spacing w:after="40"/>
-      </w:pPr>
-      <w:r>
-        <w:rPr>
-          <w:b w:val="0"/>
-          <w:i w:val="0"/>
-          <w:u w:val="none"/>
-        </w:rPr>
-        <w:t xml:space="preserve">б) По прибытии в правоохранительный орган о факте задержания лица, обладающего статусом неприкосновенности, любым доступным способом должны быть уведомлены лица, которые уполномочены на выдачу ордеров SI и AS в отношении задержанного лица в соответствии со </w:t>
-      </w:r>
-      <w:r>
-        <w:rPr>
-          <w:b w:val="0"/>
-          <w:i w:val="0"/>
-          <w:color w:val="1F3A93"/>
-          <w:u w:val="single"/>
-        </w:rPr>
-        <w:t>статьями 6 и 7 закона «О системе ордеров штата San-Andreas»</w:t>
-      </w:r>
-      <w:r>
-        <w:rPr>
-          <w:b w:val="0"/>
-          <w:i w:val="0"/>
-          <w:u w:val="none"/>
-        </w:rPr>
-        <w:t>;</w:t>
-      </w:r>
-    </w:p>
-    <w:p>
-      <w:pPr>
-        <w:spacing w:after="0" w:before="0"/>
-        <w:ind w:left="567"/>
-        <w:shd w:val="clear" w:color="auto" w:fill="F2F2F2"/>
-        <w:pBdr>
-          <w:left w:val="single" w:sz="18" w:space="4" w:color="7F7F7F"/>
-        </w:pBdr>
-      </w:pPr>
-      <w:r>
-        <w:rPr>
-          <w:b/>
-          <w:i/>
-          <w:color w:val="404040"/>
-          <w:sz w:val="20"/>
-          <w:u w:val="none"/>
-        </w:rPr>
-        <w:t>▸ Ссылка «статьями 6 и 7 закона «О системе ордеров штата San-Andreas»» → ст. 6 — Закон «О системе ордеров штата San-Andreas» (172.txt), в редакции настоящего законопроекта (ACT. 002)</w:t>
-      </w:r>
-      <w:r>
-        <w:rPr>
-          <w:b/>
-          <w:i/>
-          <w:color w:val="404040"/>
-          <w:sz w:val="20"/>
-          <w:u w:val="none"/>
-        </w:rPr>
-        <w:t>:</w:t>
-      </w:r>
-    </w:p>
-    <w:p>
-      <w:pPr>
-        <w:spacing w:after="0" w:before="0"/>
-        <w:ind w:left="567"/>
-        <w:shd w:val="clear" w:color="auto" w:fill="F2F2F2"/>
-        <w:pBdr>
-          <w:left w:val="single" w:sz="18" w:space="4" w:color="7F7F7F"/>
-        </w:pBdr>
-      </w:pPr>
-      <w:r>
-        <w:rPr>
-          <w:b w:val="0"/>
-          <w:i w:val="0"/>
-          <w:sz w:val="20"/>
-          <w:u w:val="none"/>
-        </w:rPr>
-        <w:t>Статья 6. Виды ордеров и лица, уполномоченные на их авторизацию.</w:t>
-      </w:r>
-    </w:p>
-    <w:p>
-      <w:pPr>
-        <w:spacing w:after="0" w:before="0"/>
-        <w:ind w:left="567"/>
-        <w:shd w:val="clear" w:color="auto" w:fill="F2F2F2"/>
-        <w:pBdr>
-          <w:left w:val="single" w:sz="18" w:space="4" w:color="7F7F7F"/>
-        </w:pBdr>
-      </w:pPr>
-      <w:r>
-        <w:rPr>
-          <w:b w:val="0"/>
-          <w:i w:val="0"/>
-          <w:sz w:val="20"/>
-          <w:u w:val="none"/>
-        </w:rPr>
-        <w:t>ч. 1 Ордер Access to Raid</w:t>
-      </w:r>
-    </w:p>
-    <w:p>
-      <w:pPr>
-        <w:spacing w:after="0" w:before="0"/>
-        <w:ind w:left="567"/>
-        <w:shd w:val="clear" w:color="auto" w:fill="F2F2F2"/>
-        <w:pBdr>
-          <w:left w:val="single" w:sz="18" w:space="4" w:color="7F7F7F"/>
-        </w:pBdr>
-      </w:pPr>
-      <w:r>
-        <w:rPr>
-          <w:b w:val="0"/>
-          <w:i w:val="0"/>
-          <w:sz w:val="20"/>
-          <w:u w:val="none"/>
-        </w:rPr>
-        <w:t>а) Access to Raid (далее AR) - ордер предписывает провести рейдовое мероприятие, в т. ч. оцепить территорию, указанную в ордере, задержание и обыск лиц и объектов (в том числе жилых и нежилых помещений), находящихся на территории рейда и в близлежащей местности, радиус которой определяется правоприменителем, авторизующим ордер, а также выемку и изъятие предметов, хранение которых нарушает действующее законодательство;</w:t>
-      </w:r>
-    </w:p>
-    <w:p>
-      <w:pPr>
-        <w:spacing w:after="0" w:before="0"/>
-        <w:ind w:left="567"/>
-        <w:shd w:val="clear" w:color="auto" w:fill="F2F2F2"/>
-        <w:pBdr>
-          <w:left w:val="single" w:sz="18" w:space="4" w:color="7F7F7F"/>
-        </w:pBdr>
-      </w:pPr>
-      <w:r>
-        <w:rPr>
-          <w:b w:val="0"/>
-          <w:i w:val="0"/>
-          <w:sz w:val="20"/>
-          <w:u w:val="none"/>
-        </w:rPr>
-        <w:t>б) Ордер может быть авторизован Губернатором, Вице-Губернатором, Генеральным прокурором или его заместителями.</w:t>
-      </w:r>
-    </w:p>
-    <w:p>
-      <w:pPr>
-        <w:spacing w:after="0" w:before="0"/>
-        <w:ind w:left="567"/>
-        <w:shd w:val="clear" w:color="auto" w:fill="F2F2F2"/>
-        <w:pBdr>
-          <w:left w:val="single" w:sz="18" w:space="4" w:color="7F7F7F"/>
-        </w:pBdr>
-      </w:pPr>
-      <w:r>
-        <w:rPr>
-          <w:b w:val="0"/>
-          <w:i w:val="0"/>
-          <w:sz w:val="20"/>
-          <w:u w:val="none"/>
-        </w:rPr>
-        <w:t>в) Органы, являющиеся исполнителями такого ордера: все силовые органы государственной власти.</w:t>
-      </w:r>
-    </w:p>
-    <w:p>
-      <w:pPr>
-        <w:spacing w:after="0" w:before="0"/>
-        <w:ind w:left="567"/>
-        <w:shd w:val="clear" w:color="auto" w:fill="F2F2F2"/>
-        <w:pBdr>
-          <w:left w:val="single" w:sz="18" w:space="4" w:color="7F7F7F"/>
-        </w:pBdr>
-      </w:pPr>
-      <w:r>
-        <w:rPr>
-          <w:b w:val="0"/>
-          <w:i w:val="0"/>
-          <w:sz w:val="20"/>
-          <w:u w:val="none"/>
-        </w:rPr>
-      </w:r>
-    </w:p>
-    <w:p>
-      <w:pPr>
-        <w:spacing w:after="0" w:before="0"/>
-        <w:ind w:left="567"/>
-        <w:shd w:val="clear" w:color="auto" w:fill="F2F2F2"/>
-        <w:pBdr>
-          <w:left w:val="single" w:sz="18" w:space="4" w:color="7F7F7F"/>
-        </w:pBdr>
-      </w:pPr>
-      <w:r>
-        <w:rPr>
-          <w:b w:val="0"/>
-          <w:i w:val="0"/>
-          <w:sz w:val="20"/>
-          <w:u w:val="none"/>
-        </w:rPr>
-        <w:t>ч. 2 Ордер Access to Cordon</w:t>
-      </w:r>
-    </w:p>
-    <w:p>
-      <w:pPr>
-        <w:spacing w:after="0" w:before="0"/>
-        <w:ind w:left="567"/>
-        <w:shd w:val="clear" w:color="auto" w:fill="F2F2F2"/>
-        <w:pBdr>
-          <w:left w:val="single" w:sz="18" w:space="4" w:color="7F7F7F"/>
-        </w:pBdr>
-      </w:pPr>
-      <w:r>
-        <w:rPr>
-          <w:b w:val="0"/>
-          <w:i w:val="0"/>
-          <w:sz w:val="20"/>
-          <w:u w:val="none"/>
-        </w:rPr>
-        <w:t>а) Access to Cordon (далее AC) - ордер, предписывающий оцепить какую-либо территорию, государственную или частную (в том числе жилое или нежилое помещение), и произвести на таковой те или иные законные действия (в том числе обыск), перечень которых определяет правоприменитель, авторизующий ордер;</w:t>
-      </w:r>
-    </w:p>
-    <w:p>
-      <w:pPr>
-        <w:spacing w:after="0" w:before="0"/>
-        <w:ind w:left="567"/>
-        <w:shd w:val="clear" w:color="auto" w:fill="F2F2F2"/>
-        <w:pBdr>
-          <w:left w:val="single" w:sz="18" w:space="4" w:color="7F7F7F"/>
-        </w:pBdr>
-      </w:pPr>
-      <w:r>
-        <w:rPr>
-          <w:b w:val="0"/>
-          <w:i w:val="0"/>
-          <w:sz w:val="20"/>
-          <w:u w:val="none"/>
-        </w:rPr>
-        <w:t>б) Ордер может быть авторизован Генеральным прокурором, его заместителями, а также судом.</w:t>
-      </w:r>
-    </w:p>
-    <w:p>
-      <w:pPr>
-        <w:spacing w:after="0" w:before="0"/>
-        <w:ind w:left="567"/>
-        <w:shd w:val="clear" w:color="auto" w:fill="F2F2F2"/>
-        <w:pBdr>
-          <w:left w:val="single" w:sz="18" w:space="4" w:color="7F7F7F"/>
-        </w:pBdr>
-      </w:pPr>
-      <w:r>
-        <w:rPr>
-          <w:b w:val="0"/>
-          <w:i w:val="0"/>
-          <w:sz w:val="20"/>
-          <w:u w:val="none"/>
-        </w:rPr>
-        <w:t>в) Органы, являющиеся исполнителями такого ордера: все силовые органы государственной власти.</w:t>
-      </w:r>
-    </w:p>
-    <w:p>
-      <w:pPr>
-        <w:spacing w:after="0" w:before="0"/>
-        <w:ind w:left="567"/>
-        <w:shd w:val="clear" w:color="auto" w:fill="F2F2F2"/>
-        <w:pBdr>
-          <w:left w:val="single" w:sz="18" w:space="4" w:color="7F7F7F"/>
-        </w:pBdr>
-      </w:pPr>
-      <w:r>
-        <w:rPr>
-          <w:b w:val="0"/>
-          <w:i w:val="0"/>
-          <w:sz w:val="20"/>
-          <w:u w:val="none"/>
-        </w:rPr>
-      </w:r>
-    </w:p>
-    <w:p>
-      <w:pPr>
-        <w:spacing w:after="0" w:before="0"/>
-        <w:ind w:left="567"/>
-        <w:shd w:val="clear" w:color="auto" w:fill="F2F2F2"/>
-        <w:pBdr>
-          <w:left w:val="single" w:sz="18" w:space="4" w:color="7F7F7F"/>
-        </w:pBdr>
-      </w:pPr>
-      <w:r>
-        <w:rPr>
-          <w:b w:val="0"/>
-          <w:i w:val="0"/>
-          <w:sz w:val="20"/>
-          <w:u w:val="none"/>
-        </w:rPr>
-        <w:t>ч. 3 Ордер Detention and Transfer</w:t>
-      </w:r>
-    </w:p>
-    <w:p>
-      <w:pPr>
-        <w:spacing w:after="0" w:before="0"/>
-        <w:ind w:left="567"/>
-        <w:shd w:val="clear" w:color="auto" w:fill="F2F2F2"/>
-        <w:pBdr>
-          <w:left w:val="single" w:sz="18" w:space="4" w:color="7F7F7F"/>
-        </w:pBdr>
-      </w:pPr>
-      <w:r>
-        <w:rPr>
-          <w:b w:val="0"/>
-          <w:i w:val="0"/>
-          <w:sz w:val="20"/>
-          <w:u w:val="none"/>
-        </w:rPr>
-        <w:t>а) Detention and Transfer (далее DT) - ордер, предписывающий осуществить привод лица. Основанием для привода может служить неявка лица по вызову уполномоченного лица и/или органов, в случае наличия у таковых оснований для его вызова в то или иное место;</w:t>
-      </w:r>
-    </w:p>
-    <w:p>
-      <w:pPr>
-        <w:spacing w:after="0" w:before="0"/>
-        <w:ind w:left="567"/>
-        <w:shd w:val="clear" w:color="auto" w:fill="F2F2F2"/>
-        <w:pBdr>
-          <w:left w:val="single" w:sz="18" w:space="4" w:color="7F7F7F"/>
-        </w:pBdr>
-      </w:pPr>
-      <w:r>
-        <w:rPr>
-          <w:b w:val="0"/>
-          <w:i w:val="0"/>
-          <w:sz w:val="20"/>
-          <w:u w:val="none"/>
-        </w:rPr>
-        <w:t>б) Ордер может быть авторизован Генеральным прокурором, его заместителями, старшими прокурорами, а также судом;</w:t>
-      </w:r>
-    </w:p>
-    <w:p>
-      <w:pPr>
-        <w:spacing w:after="0" w:before="0"/>
-        <w:ind w:left="567"/>
-        <w:shd w:val="clear" w:color="auto" w:fill="F2F2F2"/>
-        <w:pBdr>
-          <w:left w:val="single" w:sz="18" w:space="4" w:color="7F7F7F"/>
-        </w:pBdr>
-      </w:pPr>
-      <w:r>
-        <w:rPr>
-          <w:b w:val="0"/>
-          <w:i w:val="0"/>
-          <w:sz w:val="20"/>
-          <w:u w:val="none"/>
-        </w:rPr>
-        <w:t>в) Органы, являющиеся исполнителями такого ордера: все силовые органы государственной власти.</w:t>
-      </w:r>
-    </w:p>
-    <w:p>
-      <w:pPr>
-        <w:spacing w:after="0" w:before="0"/>
-        <w:ind w:left="567"/>
-        <w:shd w:val="clear" w:color="auto" w:fill="F2F2F2"/>
-        <w:pBdr>
-          <w:left w:val="single" w:sz="18" w:space="4" w:color="7F7F7F"/>
-        </w:pBdr>
-      </w:pPr>
-      <w:r>
-        <w:rPr>
-          <w:b w:val="0"/>
-          <w:i w:val="0"/>
-          <w:sz w:val="20"/>
-          <w:u w:val="none"/>
-        </w:rPr>
-      </w:r>
-    </w:p>
-    <w:p>
-      <w:pPr>
-        <w:spacing w:after="0" w:before="0"/>
-        <w:ind w:left="567"/>
-        <w:shd w:val="clear" w:color="auto" w:fill="F2F2F2"/>
-        <w:pBdr>
-          <w:left w:val="single" w:sz="18" w:space="4" w:color="7F7F7F"/>
-        </w:pBdr>
-      </w:pPr>
-      <w:r>
-        <w:rPr>
-          <w:b w:val="0"/>
-          <w:i w:val="0"/>
-          <w:sz w:val="20"/>
-          <w:u w:val="none"/>
-        </w:rPr>
-        <w:t>ч. 4 Ордер Arrest and Search</w:t>
-      </w:r>
-    </w:p>
-    <w:p>
-      <w:pPr>
-        <w:spacing w:after="0" w:before="0"/>
-        <w:ind w:left="567"/>
-        <w:shd w:val="clear" w:color="auto" w:fill="F2F2F2"/>
-        <w:pBdr>
-          <w:left w:val="single" w:sz="18" w:space="4" w:color="7F7F7F"/>
-        </w:pBdr>
-      </w:pPr>
-      <w:r>
-        <w:rPr>
-          <w:b w:val="0"/>
-          <w:i w:val="0"/>
-          <w:sz w:val="20"/>
-          <w:u w:val="none"/>
-        </w:rPr>
-        <w:t>а) Arrest and Search (далее AS) - ордер, дающий право провести законное задержание с последующим арестом лица, либо же группы лиц в любой точке штата, с предусмотренным правом обыска данных лиц и их личных ТС, находящихся на месте задержания.</w:t>
-      </w:r>
-    </w:p>
-    <w:p>
-      <w:pPr>
-        <w:spacing w:after="0" w:before="0"/>
-        <w:ind w:left="567"/>
-        <w:shd w:val="clear" w:color="auto" w:fill="F2F2F2"/>
-        <w:pBdr>
-          <w:left w:val="single" w:sz="18" w:space="4" w:color="7F7F7F"/>
-        </w:pBdr>
-      </w:pPr>
-      <w:r>
-        <w:rPr>
-          <w:b w:val="0"/>
-          <w:i w:val="0"/>
-          <w:sz w:val="20"/>
-          <w:u w:val="none"/>
-        </w:rPr>
-        <w:t>б) Ордер может быть авторизован Губернатором штата San-Andreas, Вице-Губернатором штата San-Andreas, Генеральным прокурором штата San-Andreas, заместителями Генерального прокурора штата San-Andreas, старшими прокурорами, а также судом.</w:t>
-      </w:r>
-    </w:p>
-    <w:p>
-      <w:pPr>
-        <w:spacing w:after="0" w:before="0"/>
-        <w:ind w:left="567"/>
-        <w:shd w:val="clear" w:color="auto" w:fill="F2F2F2"/>
-        <w:pBdr>
-          <w:left w:val="single" w:sz="18" w:space="4" w:color="7F7F7F"/>
-        </w:pBdr>
-      </w:pPr>
-      <w:r>
-        <w:rPr>
-          <w:b w:val="0"/>
-          <w:i w:val="0"/>
-          <w:sz w:val="20"/>
-          <w:u w:val="none"/>
-        </w:rPr>
-        <w:t>в) Органы, являющиеся исполнителями такого ордера: все силовые органы государственной власти;</w:t>
-      </w:r>
-    </w:p>
-    <w:p>
-      <w:pPr>
-        <w:spacing w:after="0" w:before="0"/>
-        <w:ind w:left="567"/>
-        <w:shd w:val="clear" w:color="auto" w:fill="F2F2F2"/>
-        <w:pBdr>
-          <w:left w:val="single" w:sz="18" w:space="4" w:color="7F7F7F"/>
-        </w:pBdr>
-      </w:pPr>
-      <w:r>
-        <w:rPr>
-          <w:b w:val="0"/>
-          <w:i w:val="0"/>
-          <w:sz w:val="20"/>
-          <w:u w:val="none"/>
-        </w:rPr>
-      </w:r>
-    </w:p>
-    <w:p>
-      <w:pPr>
-        <w:spacing w:after="0" w:before="0"/>
-        <w:ind w:left="567"/>
-        <w:shd w:val="clear" w:color="auto" w:fill="F2F2F2"/>
-        <w:pBdr>
-          <w:left w:val="single" w:sz="18" w:space="4" w:color="7F7F7F"/>
-        </w:pBdr>
-      </w:pPr>
-      <w:r>
-        <w:rPr>
-          <w:b w:val="0"/>
-          <w:i w:val="0"/>
-          <w:sz w:val="20"/>
-          <w:u w:val="none"/>
-        </w:rPr>
-        <w:t>ч. 5 Ордер Access to Investigation</w:t>
-      </w:r>
-    </w:p>
-    <w:p>
-      <w:pPr>
-        <w:spacing w:after="0" w:before="0"/>
-        <w:ind w:left="567"/>
-        <w:shd w:val="clear" w:color="auto" w:fill="F2F2F2"/>
-        <w:pBdr>
-          <w:left w:val="single" w:sz="18" w:space="4" w:color="7F7F7F"/>
-        </w:pBdr>
-      </w:pPr>
-      <w:r>
-        <w:rPr>
-          <w:b w:val="0"/>
-          <w:i w:val="0"/>
-          <w:sz w:val="20"/>
-          <w:u w:val="none"/>
-        </w:rPr>
-        <w:t>а) Access to Investigation (далее AI) - ордер, дающий право вести расследование в отношении лица, обладающего статусом неприкосновенности, без снятия такого статуса, согласно закону "Об обеспечении неприкосновенности государственных служащих штата San-Andreas";</w:t>
-      </w:r>
-    </w:p>
-    <w:p>
-      <w:pPr>
-        <w:spacing w:after="0" w:before="0"/>
-        <w:ind w:left="567"/>
-        <w:shd w:val="clear" w:color="auto" w:fill="F2F2F2"/>
-        <w:pBdr>
-          <w:left w:val="single" w:sz="18" w:space="4" w:color="7F7F7F"/>
-        </w:pBdr>
-      </w:pPr>
-      <w:r>
-        <w:rPr>
-          <w:b w:val="0"/>
-          <w:i w:val="0"/>
-          <w:sz w:val="20"/>
-          <w:u w:val="none"/>
-        </w:rPr>
-        <w:t>б) Ордер AI может быть выдан следующими уполномоченными органами:</w:t>
-      </w:r>
-    </w:p>
-    <w:p>
-      <w:pPr>
-        <w:spacing w:after="0" w:before="0"/>
-        <w:ind w:left="567"/>
-        <w:shd w:val="clear" w:color="auto" w:fill="F2F2F2"/>
-        <w:pBdr>
-          <w:left w:val="single" w:sz="18" w:space="4" w:color="7F7F7F"/>
-        </w:pBdr>
-      </w:pPr>
-      <w:r>
-        <w:rPr>
-          <w:b w:val="0"/>
-          <w:i w:val="0"/>
-          <w:sz w:val="20"/>
-          <w:u w:val="none"/>
-        </w:rPr>
-        <w:t>– Губернатором, Вице-Губернатором</w:t>
-      </w:r>
-    </w:p>
-    <w:p>
-      <w:pPr>
-        <w:spacing w:after="0" w:before="0"/>
-        <w:ind w:left="567"/>
-        <w:shd w:val="clear" w:color="auto" w:fill="F2F2F2"/>
-        <w:pBdr>
-          <w:left w:val="single" w:sz="18" w:space="4" w:color="7F7F7F"/>
-        </w:pBdr>
-      </w:pPr>
-      <w:r>
-        <w:rPr>
-          <w:b w:val="0"/>
-          <w:i w:val="0"/>
-          <w:sz w:val="20"/>
-          <w:u w:val="none"/>
-        </w:rPr>
-        <w:t>– Генеральным прокурором штата Сан-Андреас, его заместителями или судом;</w:t>
-      </w:r>
-    </w:p>
-    <w:p>
-      <w:pPr>
-        <w:spacing w:after="0" w:before="0"/>
-        <w:ind w:left="567"/>
-        <w:shd w:val="clear" w:color="auto" w:fill="F2F2F2"/>
-        <w:pBdr>
-          <w:left w:val="single" w:sz="18" w:space="4" w:color="7F7F7F"/>
-        </w:pBdr>
-      </w:pPr>
-      <w:r>
-        <w:rPr>
-          <w:b w:val="0"/>
-          <w:i w:val="0"/>
-          <w:sz w:val="20"/>
-          <w:u w:val="none"/>
-        </w:rPr>
-        <w:t>– Сенатом штата Сан-Андреас или комитетом Сената по этике – для расследований в отношении сенаторов;</w:t>
-      </w:r>
-    </w:p>
-    <w:p>
-      <w:pPr>
-        <w:spacing w:after="0" w:before="0"/>
-        <w:ind w:left="567"/>
-        <w:shd w:val="clear" w:color="auto" w:fill="F2F2F2"/>
-        <w:pBdr>
-          <w:left w:val="single" w:sz="18" w:space="4" w:color="7F7F7F"/>
-        </w:pBdr>
-      </w:pPr>
-      <w:r>
-        <w:rPr>
-          <w:b w:val="0"/>
-          <w:i w:val="0"/>
-          <w:sz w:val="20"/>
-          <w:u w:val="none"/>
-        </w:rPr>
-        <w:t>– Старшими прокурорами.</w:t>
-      </w:r>
-    </w:p>
-    <w:p>
-      <w:pPr>
-        <w:spacing w:after="0" w:before="0"/>
-        <w:ind w:left="567"/>
-        <w:shd w:val="clear" w:color="auto" w:fill="F2F2F2"/>
-        <w:pBdr>
-          <w:left w:val="single" w:sz="18" w:space="4" w:color="7F7F7F"/>
-        </w:pBdr>
-      </w:pPr>
-      <w:r>
-        <w:rPr>
-          <w:b w:val="0"/>
-          <w:i w:val="0"/>
-          <w:sz w:val="20"/>
-          <w:u w:val="none"/>
-        </w:rPr>
-        <w:t>в) Настоящий ордер не может быть авторизован лицом, ведущим расследование по отношению к субъекту, в отношении которого авторизуется ордер. Ордер Access to Investigation может быть авторизован лицом, которое не имеет отношения к предмету расследования/разбирательства.</w:t>
-      </w:r>
-    </w:p>
-    <w:p>
-      <w:pPr>
-        <w:spacing w:after="0" w:before="0"/>
-        <w:ind w:left="567"/>
-        <w:shd w:val="clear" w:color="auto" w:fill="F2F2F2"/>
-        <w:pBdr>
-          <w:left w:val="single" w:sz="18" w:space="4" w:color="7F7F7F"/>
-        </w:pBdr>
-      </w:pPr>
-      <w:r>
-        <w:rPr>
-          <w:b w:val="0"/>
-          <w:i w:val="0"/>
-          <w:sz w:val="20"/>
-          <w:u w:val="none"/>
-        </w:rPr>
-        <w:t>г) Органы, являющиеся исполнителями такого ордера: все правоохранительные органы штата Сан-Андреас;</w:t>
-      </w:r>
-    </w:p>
-    <w:p>
-      <w:pPr>
-        <w:spacing w:after="0" w:before="0"/>
-        <w:ind w:left="567"/>
-        <w:shd w:val="clear" w:color="auto" w:fill="F2F2F2"/>
-        <w:pBdr>
-          <w:left w:val="single" w:sz="18" w:space="4" w:color="7F7F7F"/>
-        </w:pBdr>
-      </w:pPr>
-      <w:r>
-        <w:rPr>
-          <w:b w:val="0"/>
-          <w:i w:val="0"/>
-          <w:sz w:val="20"/>
-          <w:u w:val="none"/>
-        </w:rPr>
-      </w:r>
-    </w:p>
-    <w:p>
-      <w:pPr>
-        <w:spacing w:after="0" w:before="0"/>
-        <w:ind w:left="567"/>
-        <w:shd w:val="clear" w:color="auto" w:fill="F2F2F2"/>
-        <w:pBdr>
-          <w:left w:val="single" w:sz="18" w:space="4" w:color="7F7F7F"/>
-        </w:pBdr>
-      </w:pPr>
-      <w:r>
-        <w:rPr>
-          <w:b w:val="0"/>
-          <w:i w:val="0"/>
-          <w:sz w:val="20"/>
-          <w:u w:val="none"/>
-        </w:rPr>
-        <w:t>ч. 6 Ордер Martial Law</w:t>
-      </w:r>
-    </w:p>
-    <w:p>
-      <w:pPr>
-        <w:spacing w:after="0" w:before="0"/>
-        <w:ind w:left="567"/>
-        <w:shd w:val="clear" w:color="auto" w:fill="F2F2F2"/>
-        <w:pBdr>
-          <w:left w:val="single" w:sz="18" w:space="4" w:color="7F7F7F"/>
-        </w:pBdr>
-      </w:pPr>
-      <w:r>
-        <w:rPr>
-          <w:b w:val="0"/>
-          <w:i w:val="0"/>
-          <w:sz w:val="20"/>
-          <w:u w:val="none"/>
-        </w:rPr>
-        <w:t>а) Martial Law (далее ML) - ордер, при авторизации которого в штате вводится военное положение.</w:t>
-      </w:r>
-    </w:p>
-    <w:p>
-      <w:pPr>
-        <w:spacing w:after="0" w:before="0"/>
-        <w:ind w:left="567"/>
-        <w:shd w:val="clear" w:color="auto" w:fill="F2F2F2"/>
-        <w:pBdr>
-          <w:left w:val="single" w:sz="18" w:space="4" w:color="7F7F7F"/>
-        </w:pBdr>
-      </w:pPr>
-      <w:r>
-        <w:rPr>
-          <w:b w:val="0"/>
-          <w:i w:val="0"/>
-          <w:sz w:val="20"/>
-          <w:u w:val="none"/>
-        </w:rPr>
-        <w:t>б) ML ордер может быть выдан: Губернатором штата Сан-Андреас.</w:t>
-      </w:r>
-    </w:p>
-    <w:p>
-      <w:pPr>
-        <w:spacing w:after="0" w:before="0"/>
-        <w:ind w:left="567"/>
-        <w:shd w:val="clear" w:color="auto" w:fill="F2F2F2"/>
-        <w:pBdr>
-          <w:left w:val="single" w:sz="18" w:space="4" w:color="7F7F7F"/>
-        </w:pBdr>
-      </w:pPr>
-      <w:r>
-        <w:rPr>
-          <w:b w:val="0"/>
-          <w:i w:val="0"/>
-          <w:sz w:val="20"/>
-          <w:u w:val="none"/>
-        </w:rPr>
-        <w:t>в) Органы, предусмотренный для его исполнения: все правоохранительные органы штата Сан-Андреас;</w:t>
-      </w:r>
-    </w:p>
-    <w:p>
-      <w:pPr>
-        <w:spacing w:after="0" w:before="0"/>
-        <w:ind w:left="567"/>
-        <w:shd w:val="clear" w:color="auto" w:fill="F2F2F2"/>
-        <w:pBdr>
-          <w:left w:val="single" w:sz="18" w:space="4" w:color="7F7F7F"/>
-        </w:pBdr>
-      </w:pPr>
-      <w:r>
-        <w:rPr>
-          <w:b w:val="0"/>
-          <w:i w:val="0"/>
-          <w:sz w:val="20"/>
-          <w:u w:val="none"/>
-        </w:rPr>
-      </w:r>
-    </w:p>
-    <w:p>
-      <w:pPr>
-        <w:spacing w:after="0" w:before="0"/>
-        <w:ind w:left="567"/>
-        <w:shd w:val="clear" w:color="auto" w:fill="F2F2F2"/>
-        <w:pBdr>
-          <w:left w:val="single" w:sz="18" w:space="4" w:color="7F7F7F"/>
-        </w:pBdr>
-      </w:pPr>
-      <w:r>
-        <w:rPr>
-          <w:b w:val="0"/>
-          <w:i w:val="0"/>
-          <w:sz w:val="20"/>
-          <w:u w:val="none"/>
-        </w:rPr>
-        <w:t>ч. 7 Ордер State of Emergency</w:t>
-      </w:r>
-    </w:p>
-    <w:p>
-      <w:pPr>
-        <w:spacing w:after="0" w:before="0"/>
-        <w:ind w:left="567"/>
-        <w:shd w:val="clear" w:color="auto" w:fill="F2F2F2"/>
-        <w:pBdr>
-          <w:left w:val="single" w:sz="18" w:space="4" w:color="7F7F7F"/>
-        </w:pBdr>
-      </w:pPr>
-      <w:r>
-        <w:rPr>
-          <w:b w:val="0"/>
-          <w:i w:val="0"/>
-          <w:sz w:val="20"/>
-          <w:u w:val="none"/>
-        </w:rPr>
-        <w:t>а) State of Emergency (далее SE) - ордер, при авторизации которого в штате вводится чрезвычайное положение.</w:t>
-      </w:r>
-    </w:p>
-    <w:p>
-      <w:pPr>
-        <w:spacing w:after="0" w:before="0"/>
-        <w:ind w:left="567"/>
-        <w:shd w:val="clear" w:color="auto" w:fill="F2F2F2"/>
-        <w:pBdr>
-          <w:left w:val="single" w:sz="18" w:space="4" w:color="7F7F7F"/>
-        </w:pBdr>
-      </w:pPr>
-      <w:r>
-        <w:rPr>
-          <w:b w:val="0"/>
-          <w:i w:val="0"/>
-          <w:sz w:val="20"/>
-          <w:u w:val="none"/>
-        </w:rPr>
-        <w:t>б) SE ордер может быть выдан: Губернатором штата Сан-Андреас.</w:t>
-      </w:r>
-    </w:p>
-    <w:p>
-      <w:pPr>
-        <w:spacing w:after="0" w:before="0"/>
-        <w:ind w:left="567"/>
-        <w:shd w:val="clear" w:color="auto" w:fill="F2F2F2"/>
-        <w:pBdr>
-          <w:left w:val="single" w:sz="18" w:space="4" w:color="7F7F7F"/>
-        </w:pBdr>
-      </w:pPr>
-      <w:r>
-        <w:rPr>
-          <w:b w:val="0"/>
-          <w:i w:val="0"/>
-          <w:sz w:val="20"/>
-          <w:u w:val="none"/>
-        </w:rPr>
-        <w:t>в) Органы, предусмотренные для его выполнения: FIB, LSCSD, LSPD, SANG, USSS.</w:t>
-      </w:r>
-    </w:p>
-    <w:p>
-      <w:pPr>
-        <w:spacing w:after="0" w:before="0"/>
-        <w:ind w:left="567"/>
-        <w:shd w:val="clear" w:color="auto" w:fill="F2F2F2"/>
-        <w:pBdr>
-          <w:left w:val="single" w:sz="18" w:space="4" w:color="7F7F7F"/>
-        </w:pBdr>
-      </w:pPr>
-      <w:r>
-        <w:rPr>
-          <w:b w:val="0"/>
-          <w:i w:val="0"/>
-          <w:sz w:val="20"/>
-          <w:u w:val="none"/>
-        </w:rPr>
-      </w:r>
-    </w:p>
-    <w:p>
-      <w:pPr>
-        <w:spacing w:after="0" w:before="0"/>
-        <w:ind w:left="567"/>
-        <w:shd w:val="clear" w:color="auto" w:fill="F2F2F2"/>
-        <w:pBdr>
-          <w:left w:val="single" w:sz="18" w:space="4" w:color="7F7F7F"/>
-        </w:pBdr>
-      </w:pPr>
-      <w:r>
-        <w:rPr>
-          <w:b w:val="0"/>
-          <w:i w:val="0"/>
-          <w:sz w:val="20"/>
-          <w:u w:val="none"/>
-        </w:rPr>
-        <w:t>ч. 8 Ордер Suspension of Immunity</w:t>
-      </w:r>
-    </w:p>
-    <w:p>
-      <w:pPr>
-        <w:spacing w:after="0" w:before="0"/>
-        <w:ind w:left="567"/>
-        <w:shd w:val="clear" w:color="auto" w:fill="F2F2F2"/>
-        <w:pBdr>
-          <w:left w:val="single" w:sz="18" w:space="4" w:color="7F7F7F"/>
-        </w:pBdr>
-      </w:pPr>
-      <w:r>
-        <w:rPr>
-          <w:b w:val="0"/>
-          <w:i w:val="0"/>
-          <w:sz w:val="20"/>
-          <w:u w:val="none"/>
-        </w:rPr>
-        <w:t>а) Suspension of Immunity (Далее SI) - ордер, позволяющий приостановить статус неприкосновенности у лица, обладающего таковым. Ордер может быть авторизован только в случае, если лицо, в отношении которого он авторизуется, было задержано сотрудником правоохранительного органа за совершение неприкосновенным лицом преступления, связанного с посягательством на чью-либо жизнь;</w:t>
-      </w:r>
-    </w:p>
-    <w:p>
-      <w:pPr>
-        <w:spacing w:after="0" w:before="0"/>
-        <w:ind w:left="567"/>
-        <w:shd w:val="clear" w:color="auto" w:fill="F2F2F2"/>
-        <w:pBdr>
-          <w:left w:val="single" w:sz="18" w:space="4" w:color="7F7F7F"/>
-        </w:pBdr>
-      </w:pPr>
-      <w:r>
-        <w:rPr>
-          <w:b w:val="0"/>
-          <w:i w:val="0"/>
-          <w:sz w:val="20"/>
-          <w:u w:val="none"/>
-        </w:rPr>
-        <w:t>б) SI ордер не может быть авторизован в отношении Губернатора, Генерального прокурора, Председателя Верховного суда, Руководителей государственных организаций.</w:t>
-      </w:r>
-    </w:p>
-    <w:p>
-      <w:pPr>
-        <w:spacing w:after="0" w:before="0"/>
-        <w:ind w:left="567"/>
-        <w:shd w:val="clear" w:color="auto" w:fill="F2F2F2"/>
-        <w:pBdr>
-          <w:left w:val="single" w:sz="18" w:space="4" w:color="7F7F7F"/>
-        </w:pBdr>
-      </w:pPr>
-      <w:r>
-        <w:rPr>
-          <w:b w:val="0"/>
-          <w:i w:val="0"/>
-          <w:sz w:val="20"/>
-          <w:u w:val="none"/>
-        </w:rPr>
-        <w:t>в) SI ордер может быть выдан: Губернатором штата San-Andreas, Вице-Губернатором штата San-Andreas, Генеральным прокурором штата San-Andreas и его заместителями, Верховным судом.</w:t>
-      </w:r>
-    </w:p>
-    <w:p>
-      <w:pPr>
-        <w:spacing w:after="0" w:before="0"/>
-        <w:ind w:left="567"/>
-        <w:shd w:val="clear" w:color="auto" w:fill="F2F2F2"/>
-        <w:pBdr>
-          <w:left w:val="single" w:sz="18" w:space="4" w:color="7F7F7F"/>
-        </w:pBdr>
-      </w:pPr>
-      <w:r>
-        <w:rPr>
-          <w:b w:val="0"/>
-          <w:i w:val="0"/>
-          <w:sz w:val="20"/>
-          <w:u w:val="none"/>
-        </w:rPr>
-        <w:t>г) Решения Генерального прокурора и его заместителей о выдаче SI оформляются письменным мотивированным распоряжением с указанием оснований, срока и мер процессуального принуждения.</w:t>
-      </w:r>
-    </w:p>
-    <w:p>
-      <w:pPr>
-        <w:spacing w:after="0" w:before="0"/>
-        <w:ind w:left="567"/>
-        <w:shd w:val="clear" w:color="auto" w:fill="F2F2F2"/>
-        <w:pBdr>
-          <w:left w:val="single" w:sz="18" w:space="4" w:color="7F7F7F"/>
-        </w:pBdr>
-      </w:pPr>
-      <w:r>
-        <w:rPr>
-          <w:b w:val="0"/>
-          <w:i w:val="0"/>
-          <w:sz w:val="20"/>
-          <w:u w:val="none"/>
-        </w:rPr>
-      </w:r>
-    </w:p>
-    <w:p>
-      <w:pPr>
-        <w:spacing w:after="0" w:before="0"/>
-        <w:ind w:left="567"/>
-        <w:shd w:val="clear" w:color="auto" w:fill="F2F2F2"/>
-        <w:pBdr>
-          <w:left w:val="single" w:sz="18" w:space="4" w:color="7F7F7F"/>
-        </w:pBdr>
-      </w:pPr>
-      <w:r>
-        <w:rPr>
-          <w:b w:val="0"/>
-          <w:i w:val="0"/>
-          <w:sz w:val="20"/>
-          <w:u w:val="none"/>
-        </w:rPr>
-        <w:t>ч. 9 Ордер: Removal of Immunity</w:t>
-      </w:r>
-    </w:p>
-    <w:p>
-      <w:pPr>
-        <w:spacing w:after="0" w:before="0"/>
-        <w:ind w:left="567"/>
-        <w:shd w:val="clear" w:color="auto" w:fill="F2F2F2"/>
-        <w:pBdr>
-          <w:left w:val="single" w:sz="18" w:space="4" w:color="7F7F7F"/>
-        </w:pBdr>
-      </w:pPr>
-      <w:r>
-        <w:rPr>
-          <w:b w:val="0"/>
-          <w:i w:val="0"/>
-          <w:sz w:val="20"/>
-          <w:u w:val="none"/>
-        </w:rPr>
-        <w:t>а) Removal of Immunity (Далее RI) - ордер, позволяющий снять статус неприкосновенности у лица, обладающего таковым.</w:t>
-      </w:r>
-    </w:p>
-    <w:p>
-      <w:pPr>
-        <w:spacing w:after="0" w:before="0"/>
-        <w:ind w:left="567"/>
-        <w:shd w:val="clear" w:color="auto" w:fill="F2F2F2"/>
-        <w:pBdr>
-          <w:left w:val="single" w:sz="18" w:space="4" w:color="7F7F7F"/>
-        </w:pBdr>
-      </w:pPr>
-      <w:r>
-        <w:rPr>
-          <w:b w:val="0"/>
-          <w:i w:val="0"/>
-          <w:sz w:val="20"/>
-          <w:u w:val="none"/>
-        </w:rPr>
-        <w:t>б) RI ордер может быть выдан: Губернатором штата San-Andreas, Вице-Губернатором штата San-Andreas, Генеральным прокурором штата San-Andreas и его заместителями, а также судом.</w:t>
-      </w:r>
-    </w:p>
-    <w:p>
-      <w:pPr>
-        <w:spacing w:after="0" w:before="0"/>
-        <w:ind w:left="567"/>
-        <w:shd w:val="clear" w:color="auto" w:fill="F2F2F2"/>
-        <w:pBdr>
-          <w:left w:val="single" w:sz="18" w:space="4" w:color="7F7F7F"/>
-        </w:pBdr>
-      </w:pPr>
-      <w:r>
-        <w:rPr>
-          <w:b/>
-          <w:i/>
-          <w:color w:val="404040"/>
-          <w:sz w:val="20"/>
-          <w:u w:val="none"/>
-        </w:rPr>
-        <w:t>▸ Ссылка «статьями 6 и 7 закона «О системе ордеров штата San-Andreas»» → ст. 7 — Закон «О системе ордеров штата San-Andreas» (172.txt), в редакции настоящего законопроекта (ACT. 002)</w:t>
-      </w:r>
-      <w:r>
-        <w:rPr>
-          <w:b/>
-          <w:i/>
-          <w:color w:val="404040"/>
-          <w:sz w:val="20"/>
-          <w:u w:val="none"/>
-        </w:rPr>
-        <w:t>:</w:t>
-      </w:r>
-    </w:p>
-    <w:p>
-      <w:pPr>
-        <w:spacing w:after="0" w:before="0"/>
-        <w:ind w:left="567"/>
-        <w:shd w:val="clear" w:color="auto" w:fill="F2F2F2"/>
-        <w:pBdr>
-          <w:left w:val="single" w:sz="18" w:space="4" w:color="7F7F7F"/>
-        </w:pBdr>
-      </w:pPr>
-      <w:r>
-        <w:rPr>
-          <w:b w:val="0"/>
-          <w:i w:val="0"/>
-          <w:sz w:val="20"/>
-          <w:u w:val="none"/>
-        </w:rPr>
-        <w:t>Статья 7. Особый порядок авторизации ордеров Access to Investigation и Arrest and Search в отношении отдельных должностных лиц.</w:t>
-      </w:r>
-    </w:p>
-    <w:p>
-      <w:pPr>
-        <w:spacing w:after="0" w:before="0"/>
-        <w:ind w:left="567"/>
-        <w:shd w:val="clear" w:color="auto" w:fill="F2F2F2"/>
-        <w:pBdr>
-          <w:left w:val="single" w:sz="18" w:space="4" w:color="7F7F7F"/>
-        </w:pBdr>
-      </w:pPr>
-      <w:r>
-        <w:rPr>
-          <w:b w:val="0"/>
-          <w:i w:val="0"/>
-          <w:sz w:val="20"/>
-          <w:u w:val="none"/>
-        </w:rPr>
-        <w:t>ч. 1 Порядок авторизации ордера Access to Investigation (AI).</w:t>
-      </w:r>
-    </w:p>
-    <w:p>
-      <w:pPr>
-        <w:spacing w:after="0" w:before="0"/>
-        <w:ind w:left="567"/>
-        <w:shd w:val="clear" w:color="auto" w:fill="F2F2F2"/>
-        <w:pBdr>
-          <w:left w:val="single" w:sz="18" w:space="4" w:color="7F7F7F"/>
-        </w:pBdr>
-      </w:pPr>
-      <w:r>
-        <w:rPr>
-          <w:b w:val="0"/>
-          <w:i w:val="0"/>
-          <w:sz w:val="20"/>
-          <w:u w:val="none"/>
-        </w:rPr>
-        <w:t>а) Для проведения расследования в отношении Генерального Прокурора, требуется ордер Access to Investigation (AI), выданный Губернатором, Вице-Губернатором или Верховным Судом;</w:t>
-      </w:r>
-    </w:p>
-    <w:p>
-      <w:pPr>
-        <w:spacing w:after="0" w:before="0"/>
-        <w:ind w:left="567"/>
-        <w:shd w:val="clear" w:color="auto" w:fill="F2F2F2"/>
-        <w:pBdr>
-          <w:left w:val="single" w:sz="18" w:space="4" w:color="7F7F7F"/>
-        </w:pBdr>
-      </w:pPr>
-      <w:r>
-        <w:rPr>
-          <w:b w:val="0"/>
-          <w:i w:val="0"/>
-          <w:sz w:val="20"/>
-          <w:u w:val="none"/>
-        </w:rPr>
-        <w:t>б) Для проведения расследования в отношении судьи, требуется ордер Access to Investigation (AI), выданный Губернатором, Генеральным Прокурором или Верховным Судом;</w:t>
-      </w:r>
-    </w:p>
-    <w:p>
-      <w:pPr>
-        <w:spacing w:after="0" w:before="0"/>
-        <w:ind w:left="567"/>
-        <w:shd w:val="clear" w:color="auto" w:fill="F2F2F2"/>
-        <w:pBdr>
-          <w:left w:val="single" w:sz="18" w:space="4" w:color="7F7F7F"/>
-        </w:pBdr>
-      </w:pPr>
-      <w:r>
-        <w:rPr>
-          <w:b w:val="0"/>
-          <w:i w:val="0"/>
-          <w:sz w:val="20"/>
-          <w:u w:val="none"/>
-        </w:rPr>
-        <w:t>в) Для проведения расследования в отношении Губернатора требуется ордер Access to Investigation (AI) выданный Вице-Губернатором, Генеральным Прокурором или Верховным судом;</w:t>
-      </w:r>
-    </w:p>
-    <w:p>
-      <w:pPr>
-        <w:spacing w:after="0" w:before="0"/>
-        <w:ind w:left="567"/>
-        <w:shd w:val="clear" w:color="auto" w:fill="F2F2F2"/>
-        <w:pBdr>
-          <w:left w:val="single" w:sz="18" w:space="4" w:color="7F7F7F"/>
-        </w:pBdr>
-      </w:pPr>
-      <w:r>
-        <w:rPr>
-          <w:b w:val="0"/>
-          <w:i w:val="0"/>
-          <w:sz w:val="20"/>
-          <w:u w:val="none"/>
-        </w:rPr>
-        <w:t>г) Для проведения расследования в отношении Вице-Губернатора требуется ордер Access to Investigation (AI) выданный Губернатором, Генеральным Прокурором или судьей Верховного суда;</w:t>
-      </w:r>
-    </w:p>
-    <w:p>
-      <w:pPr>
-        <w:spacing w:after="0" w:before="0"/>
-        <w:ind w:left="567"/>
-        <w:shd w:val="clear" w:color="auto" w:fill="F2F2F2"/>
-        <w:pBdr>
-          <w:left w:val="single" w:sz="18" w:space="4" w:color="7F7F7F"/>
-        </w:pBdr>
-      </w:pPr>
-      <w:r>
-        <w:rPr>
-          <w:b w:val="0"/>
-          <w:i w:val="0"/>
-          <w:sz w:val="20"/>
-          <w:u w:val="none"/>
-        </w:rPr>
-        <w:t>д) Для проведения расследования в отношении Председателя Верховного суда требуется ордер Access to Investigation (AI) выданный Губернатором.</w:t>
-      </w:r>
-    </w:p>
-    <w:p>
-      <w:pPr>
-        <w:spacing w:after="0" w:before="0"/>
-        <w:ind w:left="567"/>
-        <w:shd w:val="clear" w:color="auto" w:fill="F2F2F2"/>
-        <w:pBdr>
-          <w:left w:val="single" w:sz="18" w:space="4" w:color="7F7F7F"/>
-        </w:pBdr>
-      </w:pPr>
-      <w:r>
-        <w:rPr>
-          <w:b w:val="0"/>
-          <w:i w:val="0"/>
-          <w:sz w:val="20"/>
-          <w:u w:val="none"/>
-        </w:rPr>
-        <w:t>е) Для проведения расследования в отношении спикера Сената штата Сан-Андреас требуется ордер Access to Investigation (AI), выданный Генеральным Прокурором, Губернатором или Верховным судом;</w:t>
-      </w:r>
-    </w:p>
-    <w:p>
-      <w:pPr>
-        <w:spacing w:after="0" w:before="0"/>
-        <w:ind w:left="567"/>
-        <w:shd w:val="clear" w:color="auto" w:fill="F2F2F2"/>
-        <w:pBdr>
-          <w:left w:val="single" w:sz="18" w:space="4" w:color="7F7F7F"/>
-        </w:pBdr>
-      </w:pPr>
-      <w:r>
-        <w:rPr>
-          <w:b w:val="0"/>
-          <w:i w:val="0"/>
-          <w:sz w:val="20"/>
-          <w:u w:val="none"/>
-        </w:rPr>
-      </w:r>
-    </w:p>
-    <w:p>
-      <w:pPr>
-        <w:spacing w:after="0" w:before="0"/>
-        <w:ind w:left="567"/>
-        <w:shd w:val="clear" w:color="auto" w:fill="F2F2F2"/>
-        <w:pBdr>
-          <w:left w:val="single" w:sz="18" w:space="4" w:color="7F7F7F"/>
-        </w:pBdr>
-      </w:pPr>
-      <w:r>
-        <w:rPr>
-          <w:b w:val="0"/>
-          <w:i w:val="0"/>
-          <w:sz w:val="20"/>
-          <w:u w:val="none"/>
-        </w:rPr>
-        <w:t>ч. 2 После получения соответствующего ордера Access to Investigation (AI), уполномоченные сотрудники следственных органов возбуждают уголовное дело или дело об административном правонарушении, в рамках которого должно быть доказано наличие нарушений Уголовного или Административного кодекса штата Сан-Андреас.</w:t>
-      </w:r>
-    </w:p>
-    <w:p>
-      <w:pPr>
-        <w:spacing w:after="0" w:before="0"/>
-        <w:ind w:left="567"/>
-        <w:shd w:val="clear" w:color="auto" w:fill="F2F2F2"/>
-        <w:pBdr>
-          <w:left w:val="single" w:sz="18" w:space="4" w:color="7F7F7F"/>
-        </w:pBdr>
-      </w:pPr>
-      <w:r>
-        <w:rPr>
-          <w:b w:val="0"/>
-          <w:i w:val="0"/>
-          <w:sz w:val="20"/>
-          <w:u w:val="none"/>
-        </w:rPr>
-        <w:t>ч. 3 В случае, если ордер на проведение расследования в отношении лица, обладающего статусом неприкосновенности, был получен от Верховного суда, то уголовное дело или дело об административном правонарушении по факту проведенного расследования передается в Верховный суд в порядке, предусмотренном законами штата, в ходе которого судом разрешается вопрос о виновности лица и привлечения его к ответственности.</w:t>
-      </w:r>
-    </w:p>
-    <w:p>
-      <w:pPr>
-        <w:spacing w:after="0" w:before="0"/>
-        <w:ind w:left="567"/>
-        <w:shd w:val="clear" w:color="auto" w:fill="F2F2F2"/>
-        <w:pBdr>
-          <w:left w:val="single" w:sz="18" w:space="4" w:color="7F7F7F"/>
-        </w:pBdr>
-      </w:pPr>
-      <w:r>
-        <w:rPr>
-          <w:b w:val="0"/>
-          <w:i w:val="0"/>
-          <w:sz w:val="20"/>
-          <w:u w:val="none"/>
-        </w:rPr>
-        <w:t>ч. 4 В случае если вина лица, обладающего статусом неприкосновенности, доказана материалами дела, ордер на арест (ордер типа Arrest and Search, AS) выдаётся в следующем порядке:</w:t>
-      </w:r>
-    </w:p>
-    <w:p>
-      <w:pPr>
-        <w:spacing w:after="0" w:before="0"/>
-        <w:ind w:left="567"/>
-        <w:shd w:val="clear" w:color="auto" w:fill="F2F2F2"/>
-        <w:pBdr>
-          <w:left w:val="single" w:sz="18" w:space="4" w:color="7F7F7F"/>
-        </w:pBdr>
-      </w:pPr>
-      <w:r>
-        <w:rPr>
-          <w:b w:val="0"/>
-          <w:i w:val="0"/>
-          <w:sz w:val="20"/>
-          <w:u w:val="none"/>
-        </w:rPr>
-        <w:t>а) Ордер на арест Генерального прокурора выдает Вице-Губернатор, Губернатор, Суд;</w:t>
-      </w:r>
-    </w:p>
-    <w:p>
-      <w:pPr>
-        <w:spacing w:after="0" w:before="0"/>
-        <w:ind w:left="567"/>
-        <w:shd w:val="clear" w:color="auto" w:fill="F2F2F2"/>
-        <w:pBdr>
-          <w:left w:val="single" w:sz="18" w:space="4" w:color="7F7F7F"/>
-        </w:pBdr>
-      </w:pPr>
-      <w:r>
-        <w:rPr>
-          <w:b w:val="0"/>
-          <w:i w:val="0"/>
-          <w:sz w:val="20"/>
-          <w:u w:val="none"/>
-        </w:rPr>
-        <w:t>б) Ордер на арест Вице-Губернатора выдает Губернатор, Генеральный прокурор, Суд;</w:t>
-      </w:r>
-    </w:p>
-    <w:p>
-      <w:pPr>
-        <w:spacing w:after="0" w:before="0"/>
-        <w:ind w:left="567"/>
-        <w:shd w:val="clear" w:color="auto" w:fill="F2F2F2"/>
-        <w:pBdr>
-          <w:left w:val="single" w:sz="18" w:space="4" w:color="7F7F7F"/>
-        </w:pBdr>
-      </w:pPr>
-      <w:r>
-        <w:rPr>
-          <w:b w:val="0"/>
-          <w:i w:val="0"/>
-          <w:sz w:val="20"/>
-          <w:u w:val="none"/>
-        </w:rPr>
-        <w:t>в) Ордер на арест судьи Губернатор или верховный суд;</w:t>
-      </w:r>
-    </w:p>
-    <w:p>
-      <w:pPr>
-        <w:spacing w:after="0" w:before="0"/>
-        <w:ind w:left="567"/>
-        <w:shd w:val="clear" w:color="auto" w:fill="F2F2F2"/>
-        <w:pBdr>
-          <w:left w:val="single" w:sz="18" w:space="4" w:color="7F7F7F"/>
-        </w:pBdr>
-      </w:pPr>
-      <w:r>
-        <w:rPr>
-          <w:b w:val="0"/>
-          <w:i w:val="0"/>
-          <w:sz w:val="20"/>
-          <w:u w:val="none"/>
-        </w:rPr>
-        <w:t>г) Ордер на арест спикера Сената выдает Верховный суд;</w:t>
-      </w:r>
-    </w:p>
-    <w:p>
-      <w:pPr>
-        <w:spacing w:after="0" w:before="0"/>
-        <w:ind w:left="567"/>
-        <w:shd w:val="clear" w:color="auto" w:fill="F2F2F2"/>
-        <w:pBdr>
-          <w:left w:val="single" w:sz="18" w:space="4" w:color="7F7F7F"/>
-        </w:pBdr>
-      </w:pPr>
-      <w:r>
-        <w:rPr>
-          <w:b w:val="0"/>
-          <w:i w:val="0"/>
-          <w:sz w:val="20"/>
-          <w:u w:val="none"/>
-        </w:rPr>
-        <w:t>д) Ордер на арест Губернатора, Шефа LSPD, Шерифа LSCSD, Директора FIB, Генерала SANG, Главного врача EMS, Директора USSS, Директора WN и Главы Коллегии Адвокатов выдаёт Верховный суд;</w:t>
-      </w:r>
-    </w:p>
-    <w:p>
-      <w:pPr>
-        <w:spacing w:after="0" w:before="0"/>
-        <w:ind w:left="567"/>
-        <w:shd w:val="clear" w:color="auto" w:fill="F2F2F2"/>
-        <w:pBdr>
-          <w:left w:val="single" w:sz="18" w:space="4" w:color="7F7F7F"/>
-        </w:pBdr>
-      </w:pPr>
-      <w:r>
-        <w:rPr>
-          <w:b w:val="0"/>
-          <w:i w:val="0"/>
-          <w:sz w:val="20"/>
-          <w:u w:val="none"/>
-        </w:rPr>
-        <w:t>е) Ордер на арест остальных лиц, обладающих статусом неприкосновенности выдает Генеральный Прокурор и его заместители, Губернатор, Вице-Губернатор, Суд.</w:t>
-      </w:r>
-    </w:p>
-    <w:p>
-      <w:pPr>
-        <w:spacing w:after="40"/>
-      </w:pPr>
-      <w:r>
-        <w:rPr>
-          <w:b w:val="0"/>
-          <w:i w:val="0"/>
-          <w:u w:val="none"/>
-        </w:rPr>
-        <w:t>в) Указанные лица, ознакомившись с материалами, доказывающими совершение преступления, принимают решение о выдаче ордера SI и (или) ордера AS и о проведении дальнейшей процедуры в соответствии с Процессуальным кодексом штата San-Andreas. Если в течение 1 часа с момента задержания ордер не выдан, задержанное лицо подлежит освобождению, а материалы передаются в ОГП;</w:t>
-      </w:r>
-    </w:p>
-    <w:p>
-      <w:pPr>
-        <w:spacing w:after="40"/>
-      </w:pPr>
-    </w:p>
-    <w:p>
-      <w:pPr>
-        <w:spacing w:after="40"/>
-      </w:pPr>
-      <w:r>
-        <w:rPr>
-          <w:b w:val="0"/>
-          <w:i w:val="0"/>
-          <w:u w:val="none"/>
-        </w:rPr>
-        <w:t>Примечание: Обыск неприкосновенного лица и его транспортного средства до выдачи ордера AS ограничивается первичным обыском в целях обнаружения оружия и предметов опасности, который производится сотрудником LSPD, LSCSD или FIB; сотрудники USSS и военнослужащие SANG изъятие не производят (</w:t>
-      </w:r>
-      <w:r>
-        <w:rPr>
-          <w:b w:val="0"/>
-          <w:i w:val="0"/>
-          <w:color w:val="1F3A93"/>
-          <w:u w:val="single"/>
-        </w:rPr>
-        <w:t>часть 8 статьи 17.3 Процессуального кодекса штата San-Andreas</w:t>
-      </w:r>
-      <w:r>
-        <w:rPr>
-          <w:b w:val="0"/>
-          <w:i w:val="0"/>
-          <w:u w:val="none"/>
-        </w:rPr>
-        <w:t>).</w:t>
-      </w:r>
-    </w:p>
-    <w:p>
-      <w:pPr>
-        <w:spacing w:after="0" w:before="0"/>
-        <w:ind w:left="567"/>
-        <w:shd w:val="clear" w:color="auto" w:fill="F2F2F2"/>
-        <w:pBdr>
-          <w:left w:val="single" w:sz="18" w:space="4" w:color="7F7F7F"/>
-        </w:pBdr>
-      </w:pPr>
-      <w:r>
-        <w:rPr>
-          <w:b/>
-          <w:i/>
-          <w:color w:val="404040"/>
-          <w:sz w:val="20"/>
-          <w:u w:val="none"/>
-        </w:rPr>
-        <w:t>▸ Ссылка «часть 8 статьи 17.3 Процессуального кодекса штата San-Andreas» → ч. 8 ст. 17.3 — Процессуальный кодекс штата San-Andreas (145.txt), новая статья, в редакции ACT. 001</w:t>
-      </w:r>
-      <w:r>
-        <w:rPr>
-          <w:b/>
-          <w:i/>
-          <w:color w:val="404040"/>
-          <w:sz w:val="20"/>
-          <w:u w:val="none"/>
-        </w:rPr>
-        <w:t>:</w:t>
-      </w:r>
-    </w:p>
-    <w:p>
-      <w:pPr>
-        <w:spacing w:after="0" w:before="0"/>
-        <w:ind w:left="567"/>
-        <w:shd w:val="clear" w:color="auto" w:fill="F2F2F2"/>
-        <w:pBdr>
-          <w:left w:val="single" w:sz="18" w:space="4" w:color="7F7F7F"/>
-        </w:pBdr>
-      </w:pPr>
-      <w:r>
-        <w:rPr>
-          <w:b w:val="0"/>
-          <w:i w:val="0"/>
-          <w:sz w:val="20"/>
-          <w:u w:val="none"/>
-        </w:rPr>
-        <w:t>Статья 17.3. Задержание с передачей задержанного (военнослужащими SANG, сотрудниками USSS и WN)</w:t>
-      </w:r>
-    </w:p>
-    <w:p>
-      <w:pPr>
-        <w:spacing w:after="0" w:before="0"/>
-        <w:ind w:left="567"/>
-        <w:shd w:val="clear" w:color="auto" w:fill="F2F2F2"/>
-        <w:pBdr>
-          <w:left w:val="single" w:sz="18" w:space="4" w:color="7F7F7F"/>
-        </w:pBdr>
-      </w:pPr>
-      <w:r>
-        <w:rPr>
-          <w:b w:val="0"/>
-          <w:i w:val="0"/>
-          <w:sz w:val="20"/>
-          <w:u w:val="none"/>
-        </w:rPr>
-        <w:t>ч. 8. Военнослужащие SANG, сотрудники USSS и сотрудники WN процессуальное изъятие оружия, боеприпасов, спецсредств и иных предметов у задержанных лиц не производят. Право на процессуальное изъятие оружия, боеприпасов, спецсредств и нелегальных предметов принадлежит исключительно сотрудникам LSPD, LSCSD и FIB и реализуется на стадии ареста при проведении вторичного обыска перед водворением в КПЗ или Федеральную Тюрьму в порядке статей 25 и 27 настоящего Кодекса.</w:t>
+          <w:u w:val="none"/>
+        </w:rPr>
+        <w:t>Примечание: Обыск неприкосновенного лица и его транспортного средства до выдачи ордера AS ограничивается первичным обыском в целях обнаружения оружия и предметов опасности, который производится сотрудником LSPD, LSCSD или FIB; сотрудники USSS и военнослужащие SANG изъятие не производят в соответствии с действующим законодательством штата San-Andreas.</w:t>
       </w:r>
     </w:p>
     <w:p>

--- a/Законы/Законопроекты/ACT. 002 — Развёрнутая редакция для чтения.docx
+++ b/Законы/Законопроекты/ACT. 002 — Развёрнутая редакция для чтения.docx
@@ -4619,168 +4619,7 @@
           <w:i w:val="0"/>
           <w:u w:val="none"/>
         </w:rPr>
-        <w:t xml:space="preserve">ч. 5 Исполнение ордера, действие которого приостановлено или отозвано, влечет признание полученных доказательств недопустимыми в порядке </w:t>
-      </w:r>
-      <w:r>
-        <w:rPr>
-          <w:b w:val="0"/>
-          <w:i w:val="0"/>
-          <w:color w:val="1F3A93"/>
-          <w:u w:val="single"/>
-        </w:rPr>
-        <w:t>статьи 12 Процессуального кодекса штата Сан-Андреас</w:t>
-      </w:r>
-      <w:r>
-        <w:rPr>
-          <w:b w:val="0"/>
-          <w:i w:val="0"/>
-          <w:u w:val="none"/>
-        </w:rPr>
-        <w:t>, а также ответственность, предусмотренную законодательством штата Сан-Андреас.</w:t>
-      </w:r>
-    </w:p>
-    <w:p>
-      <w:pPr>
-        <w:spacing w:after="0" w:before="0"/>
-        <w:ind w:left="567"/>
-        <w:shd w:val="clear" w:color="auto" w:fill="F2F2F2"/>
-        <w:pBdr>
-          <w:left w:val="single" w:sz="18" w:space="4" w:color="7F7F7F"/>
-        </w:pBdr>
-      </w:pPr>
-      <w:r>
-        <w:rPr>
-          <w:b/>
-          <w:i/>
-          <w:color w:val="404040"/>
-          <w:sz w:val="20"/>
-          <w:u w:val="none"/>
-        </w:rPr>
-        <w:t>▸ Ссылка «статьи 12 Процессуального кодекса штата Сан-Андреас» → ст. 12 — Процессуальный кодекс штата San-Andreas (145.txt), действующая редакция</w:t>
-      </w:r>
-      <w:r>
-        <w:rPr>
-          <w:b/>
-          <w:i/>
-          <w:color w:val="404040"/>
-          <w:sz w:val="20"/>
-          <w:u w:val="none"/>
-        </w:rPr>
-        <w:t>:</w:t>
-      </w:r>
-    </w:p>
-    <w:p>
-      <w:pPr>
-        <w:spacing w:after="0" w:before="0"/>
-        <w:ind w:left="567"/>
-        <w:shd w:val="clear" w:color="auto" w:fill="F2F2F2"/>
-        <w:pBdr>
-          <w:left w:val="single" w:sz="18" w:space="4" w:color="7F7F7F"/>
-        </w:pBdr>
-      </w:pPr>
-      <w:r>
-        <w:rPr>
-          <w:b w:val="0"/>
-          <w:i w:val="0"/>
-          <w:sz w:val="20"/>
-          <w:u w:val="none"/>
-        </w:rPr>
-        <w:t>Статья 12. Недопустимые доказательства</w:t>
-      </w:r>
-    </w:p>
-    <w:p>
-      <w:pPr>
-        <w:spacing w:after="0" w:before="0"/>
-        <w:ind w:left="567"/>
-        <w:shd w:val="clear" w:color="auto" w:fill="F2F2F2"/>
-        <w:pBdr>
-          <w:left w:val="single" w:sz="18" w:space="4" w:color="7F7F7F"/>
-        </w:pBdr>
-      </w:pPr>
-      <w:r>
-        <w:rPr>
-          <w:b w:val="0"/>
-          <w:i w:val="0"/>
-          <w:sz w:val="20"/>
-          <w:u w:val="none"/>
-        </w:rPr>
-        <w:t>ч. 1. Доказательства, полученные с нарушением требований настоящего Кодекса, являются недопустимыми. Недопустимые доказательства не имеют юридической силы и не могут быть положены в основу обвинения, а также использоваться для доказывания любого из обстоятельств.</w:t>
-      </w:r>
-    </w:p>
-    <w:p>
-      <w:pPr>
-        <w:spacing w:after="0" w:before="0"/>
-        <w:ind w:left="567"/>
-        <w:shd w:val="clear" w:color="auto" w:fill="F2F2F2"/>
-        <w:pBdr>
-          <w:left w:val="single" w:sz="18" w:space="4" w:color="7F7F7F"/>
-        </w:pBdr>
-      </w:pPr>
-      <w:r>
-        <w:rPr>
-          <w:b w:val="0"/>
-          <w:i w:val="0"/>
-          <w:sz w:val="20"/>
-          <w:u w:val="none"/>
-        </w:rPr>
-        <w:t>ч. 2. К недопустимым доказательствам относятся:</w:t>
-      </w:r>
-    </w:p>
-    <w:p>
-      <w:pPr>
-        <w:spacing w:after="0" w:before="0"/>
-        <w:ind w:left="567"/>
-        <w:shd w:val="clear" w:color="auto" w:fill="F2F2F2"/>
-        <w:pBdr>
-          <w:left w:val="single" w:sz="18" w:space="4" w:color="7F7F7F"/>
-        </w:pBdr>
-      </w:pPr>
-      <w:r>
-        <w:rPr>
-          <w:b w:val="0"/>
-          <w:i w:val="0"/>
-          <w:sz w:val="20"/>
-          <w:u w:val="none"/>
-        </w:rPr>
-        <w:t>а) любая информация, полученная от задержанного в ходе допроса до того, как ему были зачитаны его права, даже если есть звуко или видеозапись где обвиняемый дает показания против себя.</w:t>
-      </w:r>
-    </w:p>
-    <w:p>
-      <w:pPr>
-        <w:spacing w:after="0" w:before="0"/>
-        <w:ind w:left="567"/>
-        <w:shd w:val="clear" w:color="auto" w:fill="F2F2F2"/>
-        <w:pBdr>
-          <w:left w:val="single" w:sz="18" w:space="4" w:color="7F7F7F"/>
-        </w:pBdr>
-      </w:pPr>
-      <w:r>
-        <w:rPr>
-          <w:b w:val="0"/>
-          <w:i w:val="0"/>
-          <w:sz w:val="20"/>
-          <w:u w:val="none"/>
-        </w:rPr>
-        <w:t>б) показания потерпевшего, свидетеля, основанные на догадке, предположении, слухе, а также показания свидетеля, который не может указать источник своей осведомленности;</w:t>
-      </w:r>
-    </w:p>
-    <w:p>
-      <w:pPr>
-        <w:spacing w:after="0" w:before="0"/>
-        <w:ind w:left="567"/>
-        <w:shd w:val="clear" w:color="auto" w:fill="F2F2F2"/>
-        <w:pBdr>
-          <w:left w:val="single" w:sz="18" w:space="4" w:color="7F7F7F"/>
-        </w:pBdr>
-      </w:pPr>
-      <w:r>
-        <w:rPr>
-          <w:b w:val="0"/>
-          <w:i w:val="0"/>
-          <w:sz w:val="20"/>
-          <w:u w:val="none"/>
-        </w:rPr>
-        <w:t>в) улики добытые незаконным путем, когда были нарушены положения действующих нормативно-правовых актов (изъятие орудия без ордера на обыск личного транспорта, изъятие незаконных вещей у лица с неприкосновенностью без судебного решения или ордера Генерального Прокурора о снятии неприкосновенности, информация, которая получена с нарушением порядка проведения конфиденциальной встречи и т.д.)</w:t>
+        <w:t>ч. 5 Исполнение ордера, действие которого приостановлено или отозвано, влечет признание полученных доказательств недопустимыми в порядке, установленном действующим законодательством штата San-Andreas, а также ответственность, предусмотренную законодательством штата Сан-Андреас.</w:t>
       </w:r>
     </w:p>
     <w:p>
